--- a/JavaDoces_Ch5.docx
+++ b/JavaDoces_Ch5.docx
@@ -557,38 +557,7 @@
           <w:sz w:val="24"/>
           <w:szCs w:val="24"/>
         </w:rPr>
-        <w:t xml:space="preserve">public double </w:t>
-      </w:r>
-      <w:proofErr w:type="spellStart"/>
-      <w:proofErr w:type="gramStart"/>
-      <w:r>
-        <w:rPr>
-          <w:rFonts w:ascii="Segoe UI" w:hAnsi="Segoe UI" w:cs="Segoe UI"/>
-          <w:color w:val="000000"/>
-          <w:sz w:val="24"/>
-          <w:szCs w:val="24"/>
-        </w:rPr>
-        <w:t>getSalary</w:t>
-      </w:r>
-      <w:proofErr w:type="spellEnd"/>
-      <w:r>
-        <w:rPr>
-          <w:rFonts w:ascii="Segoe UI" w:hAnsi="Segoe UI" w:cs="Segoe UI"/>
-          <w:color w:val="000000"/>
-          <w:sz w:val="24"/>
-          <w:szCs w:val="24"/>
-        </w:rPr>
-        <w:t>(</w:t>
-      </w:r>
-      <w:proofErr w:type="gramEnd"/>
-      <w:r>
-        <w:rPr>
-          <w:rFonts w:ascii="Segoe UI" w:hAnsi="Segoe UI" w:cs="Segoe UI"/>
-          <w:color w:val="000000"/>
-          <w:sz w:val="24"/>
-          <w:szCs w:val="24"/>
-        </w:rPr>
-        <w:t>)</w:t>
+        <w:t>public double getSalary()</w:t>
       </w:r>
     </w:p>
     <w:p>
@@ -632,30 +601,8 @@
           <w:sz w:val="24"/>
           <w:szCs w:val="24"/>
         </w:rPr>
-        <w:t xml:space="preserve">   double </w:t>
-      </w:r>
-      <w:proofErr w:type="spellStart"/>
-      <w:r>
-        <w:rPr>
-          <w:rFonts w:ascii="Segoe UI" w:hAnsi="Segoe UI" w:cs="Segoe UI"/>
-          <w:color w:val="000000"/>
-          <w:sz w:val="24"/>
-          <w:szCs w:val="24"/>
-        </w:rPr>
-        <w:t>baseSalary</w:t>
-      </w:r>
-      <w:proofErr w:type="spellEnd"/>
-      <w:r>
-        <w:rPr>
-          <w:rFonts w:ascii="Segoe UI" w:hAnsi="Segoe UI" w:cs="Segoe UI"/>
-          <w:color w:val="000000"/>
-          <w:sz w:val="24"/>
-          <w:szCs w:val="24"/>
-        </w:rPr>
-        <w:t xml:space="preserve"> = </w:t>
-      </w:r>
-      <w:proofErr w:type="spellStart"/>
-      <w:proofErr w:type="gramStart"/>
+        <w:t xml:space="preserve">   double baseSalary = </w:t>
+      </w:r>
       <w:r>
         <w:rPr>
           <w:rStyle w:val="Strong"/>
@@ -673,18 +620,7 @@
           <w:sz w:val="24"/>
           <w:szCs w:val="24"/>
         </w:rPr>
-        <w:t>.getSalary</w:t>
-      </w:r>
-      <w:proofErr w:type="spellEnd"/>
-      <w:proofErr w:type="gramEnd"/>
-      <w:r>
-        <w:rPr>
-          <w:rFonts w:ascii="Segoe UI" w:hAnsi="Segoe UI" w:cs="Segoe UI"/>
-          <w:color w:val="000000"/>
-          <w:sz w:val="24"/>
-          <w:szCs w:val="24"/>
-        </w:rPr>
-        <w:t>();</w:t>
+        <w:t>.getSalary();</w:t>
       </w:r>
       <w:r>
         <w:rPr>
@@ -715,27 +651,7 @@
           <w:sz w:val="24"/>
           <w:szCs w:val="24"/>
         </w:rPr>
-        <w:t xml:space="preserve">   return </w:t>
-      </w:r>
-      <w:proofErr w:type="spellStart"/>
-      <w:r>
-        <w:rPr>
-          <w:rFonts w:ascii="Segoe UI" w:hAnsi="Segoe UI" w:cs="Segoe UI"/>
-          <w:color w:val="000000"/>
-          <w:sz w:val="24"/>
-          <w:szCs w:val="24"/>
-        </w:rPr>
-        <w:t>baseSalary</w:t>
-      </w:r>
-      <w:proofErr w:type="spellEnd"/>
-      <w:r>
-        <w:rPr>
-          <w:rFonts w:ascii="Segoe UI" w:hAnsi="Segoe UI" w:cs="Segoe UI"/>
-          <w:color w:val="000000"/>
-          <w:sz w:val="24"/>
-          <w:szCs w:val="24"/>
-        </w:rPr>
-        <w:t xml:space="preserve"> + bonus;</w:t>
+        <w:t>   return baseSalary + bonus;</w:t>
       </w:r>
     </w:p>
     <w:p>
@@ -828,29 +744,7 @@
           <w:szCs w:val="24"/>
           <w:lang w:eastAsia="en-ID"/>
         </w:rPr>
-        <w:t xml:space="preserve">Manager boss = new </w:t>
-      </w:r>
-      <w:proofErr w:type="gramStart"/>
-      <w:r>
-        <w:rPr>
-          <w:rFonts w:ascii="Segoe UI" w:eastAsia="Times New Roman" w:hAnsi="Segoe UI" w:cs="Segoe UI"/>
-          <w:color w:val="000000"/>
-          <w:sz w:val="24"/>
-          <w:szCs w:val="24"/>
-          <w:lang w:eastAsia="en-ID"/>
-        </w:rPr>
-        <w:t>Manager(</w:t>
-      </w:r>
-      <w:proofErr w:type="gramEnd"/>
-      <w:r>
-        <w:rPr>
-          <w:rFonts w:ascii="Segoe UI" w:eastAsia="Times New Roman" w:hAnsi="Segoe UI" w:cs="Segoe UI"/>
-          <w:color w:val="000000"/>
-          <w:sz w:val="24"/>
-          <w:szCs w:val="24"/>
-          <w:lang w:eastAsia="en-ID"/>
-        </w:rPr>
-        <w:t>'Carl Cracker', 80000, 1987, 12, 15);</w:t>
+        <w:t>Manager boss = new Manager('Carl Cracker', 80000, 1987, 12, 15);</w:t>
       </w:r>
     </w:p>
     <w:p>
@@ -892,8 +786,6 @@
         </w:rPr>
         <w:t xml:space="preserve">           </w:t>
       </w:r>
-      <w:proofErr w:type="spellStart"/>
-      <w:proofErr w:type="gramStart"/>
       <w:r>
         <w:rPr>
           <w:rFonts w:ascii="Segoe UI" w:eastAsia="Times New Roman" w:hAnsi="Segoe UI" w:cs="Segoe UI"/>
@@ -902,19 +794,7 @@
           <w:szCs w:val="24"/>
           <w:lang w:eastAsia="en-ID"/>
         </w:rPr>
-        <w:t>boss.setBonus</w:t>
-      </w:r>
-      <w:proofErr w:type="spellEnd"/>
-      <w:proofErr w:type="gramEnd"/>
-      <w:r>
-        <w:rPr>
-          <w:rFonts w:ascii="Segoe UI" w:eastAsia="Times New Roman" w:hAnsi="Segoe UI" w:cs="Segoe UI"/>
-          <w:color w:val="000000"/>
-          <w:sz w:val="24"/>
-          <w:szCs w:val="24"/>
-          <w:lang w:eastAsia="en-ID"/>
-        </w:rPr>
-        <w:t>(5000);</w:t>
+        <w:t>boss.setBonus(5000);</w:t>
       </w:r>
     </w:p>
     <w:p>
@@ -994,38 +874,7 @@
           <w:sz w:val="24"/>
           <w:szCs w:val="24"/>
         </w:rPr>
-        <w:t xml:space="preserve">calls superclass constructor as </w:t>
-      </w:r>
-      <w:proofErr w:type="spellStart"/>
-      <w:proofErr w:type="gramStart"/>
-      <w:r>
-        <w:rPr>
-          <w:rFonts w:ascii="Segoe UI" w:hAnsi="Segoe UI" w:cs="Segoe UI"/>
-          <w:color w:val="000000"/>
-          <w:sz w:val="24"/>
-          <w:szCs w:val="24"/>
-        </w:rPr>
-        <w:t>n,s</w:t>
-      </w:r>
-      <w:proofErr w:type="gramEnd"/>
-      <w:r>
-        <w:rPr>
-          <w:rFonts w:ascii="Segoe UI" w:hAnsi="Segoe UI" w:cs="Segoe UI"/>
-          <w:color w:val="000000"/>
-          <w:sz w:val="24"/>
-          <w:szCs w:val="24"/>
-        </w:rPr>
-        <w:t>,year,month</w:t>
-      </w:r>
-      <w:proofErr w:type="spellEnd"/>
-      <w:r>
-        <w:rPr>
-          <w:rFonts w:ascii="Segoe UI" w:hAnsi="Segoe UI" w:cs="Segoe UI"/>
-          <w:color w:val="000000"/>
-          <w:sz w:val="24"/>
-          <w:szCs w:val="24"/>
-        </w:rPr>
-        <w:t xml:space="preserve"> as parameter</w:t>
+        <w:t>calls superclass constructor as n,s,year,month as parameter</w:t>
       </w:r>
     </w:p>
     <w:p>
@@ -1050,27 +899,7 @@
           <w:sz w:val="24"/>
           <w:szCs w:val="24"/>
         </w:rPr>
-        <w:t xml:space="preserve">public </w:t>
-      </w:r>
-      <w:proofErr w:type="gramStart"/>
-      <w:r>
-        <w:rPr>
-          <w:rFonts w:ascii="Segoe UI" w:hAnsi="Segoe UI" w:cs="Segoe UI"/>
-          <w:color w:val="000000"/>
-          <w:sz w:val="24"/>
-          <w:szCs w:val="24"/>
-        </w:rPr>
-        <w:t>Manager(</w:t>
-      </w:r>
-      <w:proofErr w:type="gramEnd"/>
-      <w:r>
-        <w:rPr>
-          <w:rFonts w:ascii="Segoe UI" w:hAnsi="Segoe UI" w:cs="Segoe UI"/>
-          <w:color w:val="000000"/>
-          <w:sz w:val="24"/>
-          <w:szCs w:val="24"/>
-        </w:rPr>
-        <w:t>String name, double salary, int year, int month, int day)</w:t>
+        <w:t>public Manager(String name, double salary, int year, int month, int day)</w:t>
       </w:r>
     </w:p>
     <w:p>
@@ -1134,7 +963,6 @@
         </w:rPr>
         <w:t>   </w:t>
       </w:r>
-      <w:proofErr w:type="gramStart"/>
       <w:r>
         <w:rPr>
           <w:rStyle w:val="Strong"/>
@@ -1152,17 +980,7 @@
           <w:sz w:val="24"/>
           <w:szCs w:val="24"/>
         </w:rPr>
-        <w:t>(</w:t>
-      </w:r>
-      <w:proofErr w:type="gramEnd"/>
-      <w:r>
-        <w:rPr>
-          <w:rFonts w:ascii="Segoe UI" w:hAnsi="Segoe UI" w:cs="Segoe UI"/>
-          <w:color w:val="000000"/>
-          <w:sz w:val="24"/>
-          <w:szCs w:val="24"/>
-        </w:rPr>
-        <w:t>name, salary, year, month, day);</w:t>
+        <w:t>(name, salary, year, month, day);</w:t>
       </w:r>
     </w:p>
     <w:p>
@@ -1495,27 +1313,7 @@
           <w:sz w:val="24"/>
           <w:szCs w:val="24"/>
         </w:rPr>
-        <w:t xml:space="preserve">e = new </w:t>
-      </w:r>
-      <w:proofErr w:type="gramStart"/>
-      <w:r>
-        <w:rPr>
-          <w:rFonts w:ascii="Segoe UI" w:hAnsi="Segoe UI" w:cs="Segoe UI"/>
-          <w:color w:val="000000"/>
-          <w:sz w:val="24"/>
-          <w:szCs w:val="24"/>
-        </w:rPr>
-        <w:t>Employee(</w:t>
-      </w:r>
-      <w:proofErr w:type="gramEnd"/>
-      <w:r>
-        <w:rPr>
-          <w:rFonts w:ascii="Segoe UI" w:hAnsi="Segoe UI" w:cs="Segoe UI"/>
-          <w:color w:val="000000"/>
-          <w:sz w:val="24"/>
-          <w:szCs w:val="24"/>
-        </w:rPr>
-        <w:t>. . .);  //Employee object expected</w:t>
+        <w:t>e = new Employee(. . .);  //Employee object expected</w:t>
       </w:r>
     </w:p>
     <w:p>
@@ -1537,27 +1335,7 @@
           <w:sz w:val="24"/>
           <w:szCs w:val="24"/>
         </w:rPr>
-        <w:t xml:space="preserve">e = new </w:t>
-      </w:r>
-      <w:proofErr w:type="gramStart"/>
-      <w:r>
-        <w:rPr>
-          <w:rFonts w:ascii="Segoe UI" w:hAnsi="Segoe UI" w:cs="Segoe UI"/>
-          <w:color w:val="000000"/>
-          <w:sz w:val="24"/>
-          <w:szCs w:val="24"/>
-        </w:rPr>
-        <w:t>Manager(</w:t>
-      </w:r>
-      <w:proofErr w:type="gramEnd"/>
-      <w:r>
-        <w:rPr>
-          <w:rFonts w:ascii="Segoe UI" w:hAnsi="Segoe UI" w:cs="Segoe UI"/>
-          <w:color w:val="000000"/>
-          <w:sz w:val="24"/>
-          <w:szCs w:val="24"/>
-        </w:rPr>
-        <w:t>. . .); //OK, Manager can be used as well</w:t>
+        <w:t>e = new Manager(. . .); //OK, Manager can be used as well</w:t>
       </w:r>
     </w:p>
     <w:p>
@@ -1690,27 +1468,7 @@
           <w:sz w:val="24"/>
           <w:szCs w:val="24"/>
         </w:rPr>
-        <w:t xml:space="preserve">Manager boss = new </w:t>
-      </w:r>
-      <w:proofErr w:type="gramStart"/>
-      <w:r>
-        <w:rPr>
-          <w:rFonts w:ascii="Segoe UI" w:hAnsi="Segoe UI" w:cs="Segoe UI"/>
-          <w:color w:val="000000"/>
-          <w:sz w:val="24"/>
-          <w:szCs w:val="24"/>
-        </w:rPr>
-        <w:t>Manager(</w:t>
-      </w:r>
-      <w:proofErr w:type="gramEnd"/>
-      <w:r>
-        <w:rPr>
-          <w:rFonts w:ascii="Segoe UI" w:hAnsi="Segoe UI" w:cs="Segoe UI"/>
-          <w:color w:val="000000"/>
-          <w:sz w:val="24"/>
-          <w:szCs w:val="24"/>
-        </w:rPr>
-        <w:t>. . .);</w:t>
+        <w:t>Manager boss = new Manager(. . .);</w:t>
       </w:r>
     </w:p>
     <w:p>
@@ -1725,25 +1483,14 @@
           <w:szCs w:val="24"/>
         </w:rPr>
       </w:pPr>
-      <w:proofErr w:type="gramStart"/>
-      <w:r>
-        <w:rPr>
-          <w:rFonts w:ascii="Segoe UI" w:hAnsi="Segoe UI" w:cs="Segoe UI"/>
-          <w:color w:val="000000"/>
-          <w:sz w:val="24"/>
-          <w:szCs w:val="24"/>
-        </w:rPr>
-        <w:t>Employee[</w:t>
-      </w:r>
-      <w:proofErr w:type="gramEnd"/>
-      <w:r>
-        <w:rPr>
-          <w:rFonts w:ascii="Segoe UI" w:hAnsi="Segoe UI" w:cs="Segoe UI"/>
-          <w:color w:val="000000"/>
-          <w:sz w:val="24"/>
-          <w:szCs w:val="24"/>
-        </w:rPr>
-        <w:t>] staff = new Employee[3];</w:t>
+      <w:r>
+        <w:rPr>
+          <w:rFonts w:ascii="Segoe UI" w:hAnsi="Segoe UI" w:cs="Segoe UI"/>
+          <w:color w:val="000000"/>
+          <w:sz w:val="24"/>
+          <w:szCs w:val="24"/>
+        </w:rPr>
+        <w:t>Employee[] staff = new Employee[3];</w:t>
       </w:r>
     </w:p>
     <w:p>
@@ -1758,7 +1505,6 @@
           <w:szCs w:val="24"/>
         </w:rPr>
       </w:pPr>
-      <w:proofErr w:type="gramStart"/>
       <w:r>
         <w:rPr>
           <w:rStyle w:val="Strong"/>
@@ -1767,18 +1513,7 @@
           <w:sz w:val="24"/>
           <w:szCs w:val="24"/>
         </w:rPr>
-        <w:t>staff[</w:t>
-      </w:r>
-      <w:proofErr w:type="gramEnd"/>
-      <w:r>
-        <w:rPr>
-          <w:rStyle w:val="Strong"/>
-          <w:rFonts w:ascii="Segoe UI" w:hAnsi="Segoe UI" w:cs="Segoe UI"/>
-          <w:color w:val="000000"/>
-          <w:sz w:val="24"/>
-          <w:szCs w:val="24"/>
-        </w:rPr>
-        <w:t>0] = boss;</w:t>
+        <w:t>staff[0] = boss;</w:t>
       </w:r>
     </w:p>
     <w:p>
@@ -1801,7 +1536,6 @@
         </w:rPr>
         <w:t>In this case, the variables </w:t>
       </w:r>
-      <w:proofErr w:type="gramStart"/>
       <w:r>
         <w:rPr>
           <w:rStyle w:val="HTMLCode"/>
@@ -1810,9 +1544,15 @@
           <w:sz w:val="24"/>
           <w:szCs w:val="24"/>
         </w:rPr>
-        <w:t>staff[</w:t>
-      </w:r>
-      <w:proofErr w:type="gramEnd"/>
+        <w:t>staff[0]</w:t>
+      </w:r>
+      <w:r>
+        <w:rPr>
+          <w:rFonts w:ascii="Segoe UI" w:hAnsi="Segoe UI" w:cs="Segoe UI"/>
+          <w:color w:val="000000"/>
+        </w:rPr>
+        <w:t> and </w:t>
+      </w:r>
       <w:r>
         <w:rPr>
           <w:rStyle w:val="HTMLCode"/>
@@ -1821,14 +1561,14 @@
           <w:sz w:val="24"/>
           <w:szCs w:val="24"/>
         </w:rPr>
-        <w:t>0]</w:t>
-      </w:r>
-      <w:r>
-        <w:rPr>
-          <w:rFonts w:ascii="Segoe UI" w:hAnsi="Segoe UI" w:cs="Segoe UI"/>
-          <w:color w:val="000000"/>
-        </w:rPr>
-        <w:t> and </w:t>
+        <w:t>boss</w:t>
+      </w:r>
+      <w:r>
+        <w:rPr>
+          <w:rFonts w:ascii="Segoe UI" w:hAnsi="Segoe UI" w:cs="Segoe UI"/>
+          <w:color w:val="000000"/>
+        </w:rPr>
+        <w:t> refer to the same object. However, </w:t>
       </w:r>
       <w:r>
         <w:rPr>
@@ -1838,36 +1578,7 @@
           <w:sz w:val="24"/>
           <w:szCs w:val="24"/>
         </w:rPr>
-        <w:t>boss</w:t>
-      </w:r>
-      <w:r>
-        <w:rPr>
-          <w:rFonts w:ascii="Segoe UI" w:hAnsi="Segoe UI" w:cs="Segoe UI"/>
-          <w:color w:val="000000"/>
-        </w:rPr>
-        <w:t> refer to the same object. However, </w:t>
-      </w:r>
-      <w:proofErr w:type="gramStart"/>
-      <w:r>
-        <w:rPr>
-          <w:rStyle w:val="HTMLCode"/>
-          <w:rFonts w:ascii="Segoe UI" w:hAnsi="Segoe UI" w:cs="Segoe UI"/>
-          <w:color w:val="000000"/>
-          <w:sz w:val="24"/>
-          <w:szCs w:val="24"/>
-        </w:rPr>
-        <w:t>staff[</w:t>
-      </w:r>
-      <w:proofErr w:type="gramEnd"/>
-      <w:r>
-        <w:rPr>
-          <w:rStyle w:val="HTMLCode"/>
-          <w:rFonts w:ascii="Segoe UI" w:hAnsi="Segoe UI" w:cs="Segoe UI"/>
-          <w:color w:val="000000"/>
-          <w:sz w:val="24"/>
-          <w:szCs w:val="24"/>
-        </w:rPr>
-        <w:t>0]</w:t>
+        <w:t>staff[0]</w:t>
       </w:r>
       <w:r>
         <w:rPr>
@@ -1927,27 +1638,14 @@
           <w:szCs w:val="24"/>
         </w:rPr>
       </w:pPr>
-      <w:proofErr w:type="spellStart"/>
-      <w:proofErr w:type="gramStart"/>
-      <w:r>
-        <w:rPr>
-          <w:rFonts w:ascii="Segoe UI" w:hAnsi="Segoe UI" w:cs="Segoe UI"/>
-          <w:color w:val="000000"/>
-          <w:sz w:val="24"/>
-          <w:szCs w:val="24"/>
-        </w:rPr>
-        <w:t>boss.setBonus</w:t>
-      </w:r>
-      <w:proofErr w:type="spellEnd"/>
-      <w:proofErr w:type="gramEnd"/>
-      <w:r>
-        <w:rPr>
-          <w:rFonts w:ascii="Segoe UI" w:hAnsi="Segoe UI" w:cs="Segoe UI"/>
-          <w:color w:val="000000"/>
-          <w:sz w:val="24"/>
-          <w:szCs w:val="24"/>
-        </w:rPr>
-        <w:t>(5000); // OK</w:t>
+      <w:r>
+        <w:rPr>
+          <w:rFonts w:ascii="Segoe UI" w:hAnsi="Segoe UI" w:cs="Segoe UI"/>
+          <w:color w:val="000000"/>
+          <w:sz w:val="24"/>
+          <w:szCs w:val="24"/>
+        </w:rPr>
+        <w:t>boss.setBonus(5000); // OK</w:t>
       </w:r>
     </w:p>
     <w:p>
@@ -1990,38 +1688,7 @@
           <w:sz w:val="24"/>
           <w:szCs w:val="24"/>
         </w:rPr>
-        <w:t>staff[0</w:t>
-      </w:r>
-      <w:proofErr w:type="gramStart"/>
-      <w:r>
-        <w:rPr>
-          <w:rFonts w:ascii="Segoe UI" w:hAnsi="Segoe UI" w:cs="Segoe UI"/>
-          <w:color w:val="000000"/>
-          <w:sz w:val="24"/>
-          <w:szCs w:val="24"/>
-        </w:rPr>
-        <w:t>].</w:t>
-      </w:r>
-      <w:proofErr w:type="spellStart"/>
-      <w:r>
-        <w:rPr>
-          <w:rFonts w:ascii="Segoe UI" w:hAnsi="Segoe UI" w:cs="Segoe UI"/>
-          <w:color w:val="000000"/>
-          <w:sz w:val="24"/>
-          <w:szCs w:val="24"/>
-        </w:rPr>
-        <w:t>setBonus</w:t>
-      </w:r>
-      <w:proofErr w:type="spellEnd"/>
-      <w:proofErr w:type="gramEnd"/>
-      <w:r>
-        <w:rPr>
-          <w:rFonts w:ascii="Segoe UI" w:hAnsi="Segoe UI" w:cs="Segoe UI"/>
-          <w:color w:val="000000"/>
-          <w:sz w:val="24"/>
-          <w:szCs w:val="24"/>
-        </w:rPr>
-        <w:t>(5000); // ERROR</w:t>
+        <w:t>staff[0].setBonus(5000); // ERROR</w:t>
       </w:r>
     </w:p>
     <w:p>
@@ -2049,7 +1716,6 @@
         <w:lastRenderedPageBreak/>
         <w:t>The declared type of </w:t>
       </w:r>
-      <w:proofErr w:type="gramStart"/>
       <w:r>
         <w:rPr>
           <w:rStyle w:val="HTMLCode"/>
@@ -2058,9 +1724,17 @@
           <w:sz w:val="24"/>
           <w:szCs w:val="24"/>
         </w:rPr>
-        <w:t>staff[</w:t>
-      </w:r>
-      <w:proofErr w:type="gramEnd"/>
+        <w:t>staff[0]</w:t>
+      </w:r>
+      <w:r>
+        <w:rPr>
+          <w:rFonts w:ascii="Segoe UI" w:hAnsi="Segoe UI" w:cs="Segoe UI"/>
+          <w:color w:val="000000"/>
+          <w:sz w:val="24"/>
+          <w:szCs w:val="24"/>
+        </w:rPr>
+        <w:t> is </w:t>
+      </w:r>
       <w:r>
         <w:rPr>
           <w:rStyle w:val="HTMLCode"/>
@@ -2069,16 +1743,16 @@
           <w:sz w:val="24"/>
           <w:szCs w:val="24"/>
         </w:rPr>
-        <w:t>0]</w:t>
-      </w:r>
-      <w:r>
-        <w:rPr>
-          <w:rFonts w:ascii="Segoe UI" w:hAnsi="Segoe UI" w:cs="Segoe UI"/>
-          <w:color w:val="000000"/>
-          <w:sz w:val="24"/>
-          <w:szCs w:val="24"/>
-        </w:rPr>
-        <w:t> is </w:t>
+        <w:t>Employee</w:t>
+      </w:r>
+      <w:r>
+        <w:rPr>
+          <w:rFonts w:ascii="Segoe UI" w:hAnsi="Segoe UI" w:cs="Segoe UI"/>
+          <w:color w:val="000000"/>
+          <w:sz w:val="24"/>
+          <w:szCs w:val="24"/>
+        </w:rPr>
+        <w:t>, and the </w:t>
       </w:r>
       <w:r>
         <w:rPr>
@@ -2088,29 +1762,8 @@
           <w:sz w:val="24"/>
           <w:szCs w:val="24"/>
         </w:rPr>
-        <w:t>Employee</w:t>
-      </w:r>
-      <w:r>
-        <w:rPr>
-          <w:rFonts w:ascii="Segoe UI" w:hAnsi="Segoe UI" w:cs="Segoe UI"/>
-          <w:color w:val="000000"/>
-          <w:sz w:val="24"/>
-          <w:szCs w:val="24"/>
-        </w:rPr>
-        <w:t>, and the </w:t>
-      </w:r>
-      <w:proofErr w:type="spellStart"/>
-      <w:r>
-        <w:rPr>
-          <w:rStyle w:val="HTMLCode"/>
-          <w:rFonts w:ascii="Segoe UI" w:hAnsi="Segoe UI" w:cs="Segoe UI"/>
-          <w:color w:val="000000"/>
-          <w:sz w:val="24"/>
-          <w:szCs w:val="24"/>
-        </w:rPr>
         <w:t>setBonus</w:t>
       </w:r>
-      <w:proofErr w:type="spellEnd"/>
       <w:r>
         <w:rPr>
           <w:rFonts w:ascii="Segoe UI" w:hAnsi="Segoe UI" w:cs="Segoe UI"/>
@@ -2183,27 +1836,7 @@
           <w:sz w:val="24"/>
           <w:szCs w:val="24"/>
         </w:rPr>
-        <w:t>Manager m = staff[</w:t>
-      </w:r>
-      <w:proofErr w:type="spellStart"/>
-      <w:r>
-        <w:rPr>
-          <w:rFonts w:ascii="Segoe UI" w:hAnsi="Segoe UI" w:cs="Segoe UI"/>
-          <w:color w:val="000000"/>
-          <w:sz w:val="24"/>
-          <w:szCs w:val="24"/>
-        </w:rPr>
-        <w:t>i</w:t>
-      </w:r>
-      <w:proofErr w:type="spellEnd"/>
-      <w:r>
-        <w:rPr>
-          <w:rFonts w:ascii="Segoe UI" w:hAnsi="Segoe UI" w:cs="Segoe UI"/>
-          <w:color w:val="000000"/>
-          <w:sz w:val="24"/>
-          <w:szCs w:val="24"/>
-        </w:rPr>
-        <w:t>]; // ERROR</w:t>
+        <w:t>Manager m = staff[i]; // ERROR</w:t>
       </w:r>
     </w:p>
     <w:p>
@@ -2516,38 +2149,7 @@
           <w:sz w:val="24"/>
           <w:szCs w:val="24"/>
         </w:rPr>
-        <w:t xml:space="preserve"> String </w:t>
-      </w:r>
-      <w:proofErr w:type="spellStart"/>
-      <w:proofErr w:type="gramStart"/>
-      <w:r>
-        <w:rPr>
-          <w:rFonts w:ascii="Segoe UI" w:hAnsi="Segoe UI" w:cs="Segoe UI"/>
-          <w:color w:val="000000"/>
-          <w:sz w:val="24"/>
-          <w:szCs w:val="24"/>
-        </w:rPr>
-        <w:t>getName</w:t>
-      </w:r>
-      <w:proofErr w:type="spellEnd"/>
-      <w:r>
-        <w:rPr>
-          <w:rFonts w:ascii="Segoe UI" w:hAnsi="Segoe UI" w:cs="Segoe UI"/>
-          <w:color w:val="000000"/>
-          <w:sz w:val="24"/>
-          <w:szCs w:val="24"/>
-        </w:rPr>
-        <w:t>(</w:t>
-      </w:r>
-      <w:proofErr w:type="gramEnd"/>
-      <w:r>
-        <w:rPr>
-          <w:rFonts w:ascii="Segoe UI" w:hAnsi="Segoe UI" w:cs="Segoe UI"/>
-          <w:color w:val="000000"/>
-          <w:sz w:val="24"/>
-          <w:szCs w:val="24"/>
-        </w:rPr>
-        <w:t>)</w:t>
+        <w:t xml:space="preserve"> String getName()</w:t>
       </w:r>
     </w:p>
     <w:p>
@@ -2703,7 +2305,6 @@
         </w:rPr>
         <w:t>: to make sure its semantics cannot be changed in a subclass. For example, the </w:t>
       </w:r>
-      <w:proofErr w:type="spellStart"/>
       <w:r>
         <w:rPr>
           <w:rStyle w:val="HTMLCode"/>
@@ -2714,7 +2315,6 @@
         </w:rPr>
         <w:t>getTime</w:t>
       </w:r>
-      <w:proofErr w:type="spellEnd"/>
       <w:r>
         <w:rPr>
           <w:rFonts w:ascii="Segoe UI" w:hAnsi="Segoe UI" w:cs="Segoe UI"/>
@@ -2724,7 +2324,6 @@
         </w:rPr>
         <w:t> and </w:t>
       </w:r>
-      <w:proofErr w:type="spellStart"/>
       <w:r>
         <w:rPr>
           <w:rStyle w:val="HTMLCode"/>
@@ -2735,7 +2334,6 @@
         </w:rPr>
         <w:t>setTime</w:t>
       </w:r>
-      <w:proofErr w:type="spellEnd"/>
       <w:r>
         <w:rPr>
           <w:rFonts w:ascii="Segoe UI" w:hAnsi="Segoe UI" w:cs="Segoe UI"/>
@@ -2979,27 +2577,7 @@
           <w:sz w:val="24"/>
           <w:szCs w:val="24"/>
         </w:rPr>
-        <w:t xml:space="preserve">var staff = new </w:t>
-      </w:r>
-      <w:proofErr w:type="gramStart"/>
-      <w:r>
-        <w:rPr>
-          <w:rFonts w:ascii="Segoe UI" w:hAnsi="Segoe UI" w:cs="Segoe UI"/>
-          <w:color w:val="000000"/>
-          <w:sz w:val="24"/>
-          <w:szCs w:val="24"/>
-        </w:rPr>
-        <w:t>Employee[</w:t>
-      </w:r>
-      <w:proofErr w:type="gramEnd"/>
-      <w:r>
-        <w:rPr>
-          <w:rFonts w:ascii="Segoe UI" w:hAnsi="Segoe UI" w:cs="Segoe UI"/>
-          <w:color w:val="000000"/>
-          <w:sz w:val="24"/>
-          <w:szCs w:val="24"/>
-        </w:rPr>
-        <w:t>3];</w:t>
+        <w:t>var staff = new Employee[3];</w:t>
       </w:r>
     </w:p>
     <w:p>
@@ -3014,25 +2592,14 @@
           <w:szCs w:val="24"/>
         </w:rPr>
       </w:pPr>
-      <w:proofErr w:type="gramStart"/>
-      <w:r>
-        <w:rPr>
-          <w:rFonts w:ascii="Segoe UI" w:hAnsi="Segoe UI" w:cs="Segoe UI"/>
-          <w:color w:val="000000"/>
-          <w:sz w:val="24"/>
-          <w:szCs w:val="24"/>
-        </w:rPr>
-        <w:t>staff[</w:t>
-      </w:r>
-      <w:proofErr w:type="gramEnd"/>
-      <w:r>
-        <w:rPr>
-          <w:rFonts w:ascii="Segoe UI" w:hAnsi="Segoe UI" w:cs="Segoe UI"/>
-          <w:color w:val="000000"/>
-          <w:sz w:val="24"/>
-          <w:szCs w:val="24"/>
-        </w:rPr>
-        <w:t>0] = new Manager('Carl Cracker', 80000, 1987, 12, 15);</w:t>
+      <w:r>
+        <w:rPr>
+          <w:rFonts w:ascii="Segoe UI" w:hAnsi="Segoe UI" w:cs="Segoe UI"/>
+          <w:color w:val="000000"/>
+          <w:sz w:val="24"/>
+          <w:szCs w:val="24"/>
+        </w:rPr>
+        <w:t>staff[0] = new Manager('Carl Cracker', 80000, 1987, 12, 15);</w:t>
       </w:r>
     </w:p>
     <w:p>
@@ -3047,25 +2614,14 @@
           <w:szCs w:val="24"/>
         </w:rPr>
       </w:pPr>
-      <w:proofErr w:type="gramStart"/>
-      <w:r>
-        <w:rPr>
-          <w:rFonts w:ascii="Segoe UI" w:hAnsi="Segoe UI" w:cs="Segoe UI"/>
-          <w:color w:val="000000"/>
-          <w:sz w:val="24"/>
-          <w:szCs w:val="24"/>
-        </w:rPr>
-        <w:t>staff[</w:t>
-      </w:r>
-      <w:proofErr w:type="gramEnd"/>
-      <w:r>
-        <w:rPr>
-          <w:rFonts w:ascii="Segoe UI" w:hAnsi="Segoe UI" w:cs="Segoe UI"/>
-          <w:color w:val="000000"/>
-          <w:sz w:val="24"/>
-          <w:szCs w:val="24"/>
-        </w:rPr>
-        <w:t>1] = new Employee('Harry Hacker', 50000, 1989, 10, 1);</w:t>
+      <w:r>
+        <w:rPr>
+          <w:rFonts w:ascii="Segoe UI" w:hAnsi="Segoe UI" w:cs="Segoe UI"/>
+          <w:color w:val="000000"/>
+          <w:sz w:val="24"/>
+          <w:szCs w:val="24"/>
+        </w:rPr>
+        <w:t>staff[1] = new Employee('Harry Hacker', 50000, 1989, 10, 1);</w:t>
       </w:r>
     </w:p>
     <w:p>
@@ -3080,25 +2636,14 @@
           <w:szCs w:val="24"/>
         </w:rPr>
       </w:pPr>
-      <w:proofErr w:type="gramStart"/>
-      <w:r>
-        <w:rPr>
-          <w:rFonts w:ascii="Segoe UI" w:hAnsi="Segoe UI" w:cs="Segoe UI"/>
-          <w:color w:val="000000"/>
-          <w:sz w:val="24"/>
-          <w:szCs w:val="24"/>
-        </w:rPr>
-        <w:t>staff[</w:t>
-      </w:r>
-      <w:proofErr w:type="gramEnd"/>
-      <w:r>
-        <w:rPr>
-          <w:rFonts w:ascii="Segoe UI" w:hAnsi="Segoe UI" w:cs="Segoe UI"/>
-          <w:color w:val="000000"/>
-          <w:sz w:val="24"/>
-          <w:szCs w:val="24"/>
-        </w:rPr>
-        <w:t>2] = new Employee('Tony Tester', 40000, 1990, 3, 15);</w:t>
+      <w:r>
+        <w:rPr>
+          <w:rFonts w:ascii="Segoe UI" w:hAnsi="Segoe UI" w:cs="Segoe UI"/>
+          <w:color w:val="000000"/>
+          <w:sz w:val="24"/>
+          <w:szCs w:val="24"/>
+        </w:rPr>
+        <w:t>staff[2] = new Employee('Tony Tester', 40000, 1990, 3, 15);</w:t>
       </w:r>
     </w:p>
     <w:p>
@@ -3124,27 +2669,7 @@
           <w:szCs w:val="24"/>
         </w:rPr>
         <w:lastRenderedPageBreak/>
-        <w:t xml:space="preserve">Manager boss = (Manager) </w:t>
-      </w:r>
-      <w:proofErr w:type="gramStart"/>
-      <w:r>
-        <w:rPr>
-          <w:rFonts w:ascii="Segoe UI" w:hAnsi="Segoe UI" w:cs="Segoe UI"/>
-          <w:color w:val="000000"/>
-          <w:sz w:val="24"/>
-          <w:szCs w:val="24"/>
-        </w:rPr>
-        <w:t>staff[</w:t>
-      </w:r>
-      <w:proofErr w:type="gramEnd"/>
-      <w:r>
-        <w:rPr>
-          <w:rFonts w:ascii="Segoe UI" w:hAnsi="Segoe UI" w:cs="Segoe UI"/>
-          <w:color w:val="000000"/>
-          <w:sz w:val="24"/>
-          <w:szCs w:val="24"/>
-        </w:rPr>
-        <w:t>0];</w:t>
+        <w:t>Manager boss = (Manager) staff[0];</w:t>
       </w:r>
     </w:p>
     <w:p>
@@ -3171,7 +2696,6 @@
         </w:rPr>
         <w:t>There is only one reason why you would want to make a cast—to use an object in its full capacity after its actual type has been temporarily forgotten. For example, in the </w:t>
       </w:r>
-      <w:proofErr w:type="spellStart"/>
       <w:r>
         <w:rPr>
           <w:rStyle w:val="HTMLCode"/>
@@ -3182,7 +2706,6 @@
         </w:rPr>
         <w:t>ManagerTest</w:t>
       </w:r>
-      <w:proofErr w:type="spellEnd"/>
       <w:r>
         <w:rPr>
           <w:rFonts w:ascii="Segoe UI" w:hAnsi="Segoe UI" w:cs="Segoe UI"/>
@@ -3363,7 +2886,6 @@
         </w:rPr>
         <w:t>Use </w:t>
       </w:r>
-      <w:proofErr w:type="spellStart"/>
       <w:r>
         <w:rPr>
           <w:rStyle w:val="HTMLCode"/>
@@ -3374,7 +2896,6 @@
         </w:rPr>
         <w:t>instanceof</w:t>
       </w:r>
-      <w:proofErr w:type="spellEnd"/>
       <w:r>
         <w:rPr>
           <w:rFonts w:ascii="Segoe UI" w:hAnsi="Segoe UI" w:cs="Segoe UI"/>
@@ -3392,7 +2913,6 @@
           <w:color w:val="000000"/>
         </w:rPr>
       </w:pPr>
-      <w:proofErr w:type="spellStart"/>
       <w:r>
         <w:rPr>
           <w:rFonts w:ascii="Segoe UI" w:hAnsi="Segoe UI" w:cs="Segoe UI"/>
@@ -3407,7 +2927,6 @@
         </w:rPr>
         <w:t>of</w:t>
       </w:r>
-      <w:proofErr w:type="spellEnd"/>
     </w:p>
     <w:p>
       <w:pPr>
@@ -3431,29 +2950,8 @@
           <w:sz w:val="24"/>
           <w:szCs w:val="24"/>
         </w:rPr>
-        <w:t>if (staff[</w:t>
-      </w:r>
-      <w:proofErr w:type="spellStart"/>
-      <w:r>
-        <w:rPr>
-          <w:rFonts w:ascii="Segoe UI" w:hAnsi="Segoe UI" w:cs="Segoe UI"/>
-          <w:color w:val="000000"/>
-          <w:sz w:val="24"/>
-          <w:szCs w:val="24"/>
-        </w:rPr>
-        <w:t>i</w:t>
-      </w:r>
-      <w:proofErr w:type="spellEnd"/>
-      <w:r>
-        <w:rPr>
-          <w:rFonts w:ascii="Segoe UI" w:hAnsi="Segoe UI" w:cs="Segoe UI"/>
-          <w:color w:val="000000"/>
-          <w:sz w:val="24"/>
-          <w:szCs w:val="24"/>
-        </w:rPr>
-        <w:t xml:space="preserve">] </w:t>
-      </w:r>
-      <w:proofErr w:type="spellStart"/>
+        <w:t xml:space="preserve">if (staff[i] </w:t>
+      </w:r>
       <w:r>
         <w:rPr>
           <w:rStyle w:val="Strong"/>
@@ -3464,7 +2962,6 @@
         </w:rPr>
         <w:t>instanceof</w:t>
       </w:r>
-      <w:proofErr w:type="spellEnd"/>
       <w:r>
         <w:rPr>
           <w:rFonts w:ascii="Segoe UI" w:hAnsi="Segoe UI" w:cs="Segoe UI"/>
@@ -3516,27 +3013,7 @@
           <w:sz w:val="24"/>
           <w:szCs w:val="24"/>
         </w:rPr>
-        <w:t>   Manager boss = (Manager) staff[</w:t>
-      </w:r>
-      <w:proofErr w:type="spellStart"/>
-      <w:r>
-        <w:rPr>
-          <w:rFonts w:ascii="Segoe UI" w:hAnsi="Segoe UI" w:cs="Segoe UI"/>
-          <w:color w:val="000000"/>
-          <w:sz w:val="24"/>
-          <w:szCs w:val="24"/>
-        </w:rPr>
-        <w:t>i</w:t>
-      </w:r>
-      <w:proofErr w:type="spellEnd"/>
-      <w:r>
-        <w:rPr>
-          <w:rFonts w:ascii="Segoe UI" w:hAnsi="Segoe UI" w:cs="Segoe UI"/>
-          <w:color w:val="000000"/>
-          <w:sz w:val="24"/>
-          <w:szCs w:val="24"/>
-        </w:rPr>
-        <w:t>];</w:t>
+        <w:t>   Manager boss = (Manager) staff[i];</w:t>
       </w:r>
     </w:p>
     <w:p>
@@ -3558,29 +3035,7 @@
           <w:sz w:val="24"/>
           <w:szCs w:val="24"/>
         </w:rPr>
-        <w:t>   </w:t>
-      </w:r>
-      <w:proofErr w:type="spellStart"/>
-      <w:proofErr w:type="gramStart"/>
-      <w:r>
-        <w:rPr>
-          <w:rFonts w:ascii="Segoe UI" w:hAnsi="Segoe UI" w:cs="Segoe UI"/>
-          <w:color w:val="000000"/>
-          <w:sz w:val="24"/>
-          <w:szCs w:val="24"/>
-        </w:rPr>
-        <w:t>boss.setBonus</w:t>
-      </w:r>
-      <w:proofErr w:type="spellEnd"/>
-      <w:proofErr w:type="gramEnd"/>
-      <w:r>
-        <w:rPr>
-          <w:rFonts w:ascii="Segoe UI" w:hAnsi="Segoe UI" w:cs="Segoe UI"/>
-          <w:color w:val="000000"/>
-          <w:sz w:val="24"/>
-          <w:szCs w:val="24"/>
-        </w:rPr>
-        <w:t>(5000);</w:t>
+        <w:t>   boss.setBonus(5000);</w:t>
       </w:r>
     </w:p>
     <w:p>
@@ -3613,20 +3068,19 @@
           <w:numId w:val="1"/>
         </w:numPr>
         <w:spacing w:before="20" w:after="20" w:line="360" w:lineRule="atLeast"/>
-        <w:jc w:val="both"/>
-        <w:rPr>
-          <w:rFonts w:ascii="Courier" w:hAnsi="Courier"/>
-          <w:color w:val="000000"/>
-          <w:sz w:val="28"/>
-          <w:szCs w:val="28"/>
-        </w:rPr>
-      </w:pPr>
-      <w:r>
-        <w:rPr>
-          <w:rFonts w:ascii="Courier" w:hAnsi="Courier"/>
-          <w:color w:val="000000"/>
-          <w:sz w:val="28"/>
-          <w:szCs w:val="28"/>
+        <w:rPr>
+          <w:rFonts w:ascii="Segoe UI" w:hAnsi="Segoe UI" w:cs="Segoe UI"/>
+          <w:color w:val="000000"/>
+          <w:sz w:val="24"/>
+          <w:szCs w:val="24"/>
+        </w:rPr>
+      </w:pPr>
+      <w:r>
+        <w:rPr>
+          <w:rFonts w:ascii="Segoe UI" w:hAnsi="Segoe UI" w:cs="Segoe UI"/>
+          <w:color w:val="000000"/>
+          <w:sz w:val="24"/>
+          <w:szCs w:val="24"/>
         </w:rPr>
         <w:t>Employee e;</w:t>
       </w:r>
@@ -3636,84 +3090,40 @@
         <w:pStyle w:val="HTMLPreformatted"/>
         <w:spacing w:before="20" w:after="20" w:line="360" w:lineRule="atLeast"/>
         <w:ind w:left="720"/>
-        <w:jc w:val="both"/>
-        <w:rPr>
-          <w:rFonts w:ascii="Courier" w:hAnsi="Courier"/>
-          <w:color w:val="000000"/>
-          <w:sz w:val="28"/>
-          <w:szCs w:val="28"/>
-        </w:rPr>
-      </w:pPr>
-      <w:r>
-        <w:rPr>
-          <w:rFonts w:ascii="Courier" w:hAnsi="Courier"/>
-          <w:color w:val="000000"/>
-          <w:sz w:val="28"/>
-          <w:szCs w:val="28"/>
-        </w:rPr>
-        <w:t xml:space="preserve">if (e </w:t>
-      </w:r>
-      <w:proofErr w:type="spellStart"/>
-      <w:r>
-        <w:rPr>
-          <w:rFonts w:ascii="Courier" w:hAnsi="Courier"/>
-          <w:color w:val="000000"/>
-          <w:sz w:val="28"/>
-          <w:szCs w:val="28"/>
-        </w:rPr>
-        <w:t>instanceof</w:t>
-      </w:r>
-      <w:proofErr w:type="spellEnd"/>
-      <w:r>
-        <w:rPr>
-          <w:rFonts w:ascii="Courier" w:hAnsi="Courier"/>
-          <w:color w:val="000000"/>
-          <w:sz w:val="28"/>
-          <w:szCs w:val="28"/>
-        </w:rPr>
-        <w:t xml:space="preserve"> Manager m &amp;&amp; </w:t>
-      </w:r>
-      <w:proofErr w:type="spellStart"/>
-      <w:proofErr w:type="gramStart"/>
-      <w:r>
-        <w:rPr>
-          <w:rFonts w:ascii="Courier" w:hAnsi="Courier"/>
-          <w:color w:val="000000"/>
-          <w:sz w:val="28"/>
-          <w:szCs w:val="28"/>
-        </w:rPr>
-        <w:t>m.getBonus</w:t>
-      </w:r>
-      <w:proofErr w:type="spellEnd"/>
-      <w:proofErr w:type="gramEnd"/>
-      <w:r>
-        <w:rPr>
-          <w:rFonts w:ascii="Courier" w:hAnsi="Courier"/>
-          <w:color w:val="000000"/>
-          <w:sz w:val="28"/>
-          <w:szCs w:val="28"/>
-        </w:rPr>
-        <w:t>() &gt; 10000)</w:t>
-      </w:r>
-    </w:p>
-    <w:p>
-      <w:pPr>
-        <w:pStyle w:val="HTMLPreformatted"/>
-        <w:spacing w:before="20" w:after="20" w:line="360" w:lineRule="atLeast"/>
-        <w:jc w:val="both"/>
-        <w:rPr>
-          <w:rFonts w:ascii="Courier" w:hAnsi="Courier"/>
-          <w:color w:val="000000"/>
-          <w:sz w:val="28"/>
-          <w:szCs w:val="28"/>
-        </w:rPr>
-      </w:pPr>
-      <w:r>
-        <w:rPr>
-          <w:rFonts w:ascii="Courier" w:hAnsi="Courier"/>
-          <w:color w:val="000000"/>
-          <w:sz w:val="28"/>
-          <w:szCs w:val="28"/>
+        <w:rPr>
+          <w:rFonts w:ascii="Segoe UI" w:hAnsi="Segoe UI" w:cs="Segoe UI"/>
+          <w:color w:val="000000"/>
+          <w:sz w:val="24"/>
+          <w:szCs w:val="24"/>
+        </w:rPr>
+      </w:pPr>
+      <w:r>
+        <w:rPr>
+          <w:rFonts w:ascii="Segoe UI" w:hAnsi="Segoe UI" w:cs="Segoe UI"/>
+          <w:color w:val="000000"/>
+          <w:sz w:val="24"/>
+          <w:szCs w:val="24"/>
+        </w:rPr>
+        <w:t>if (e instanceof Manager m &amp;&amp; m.getBonus() &gt; 10000)</w:t>
+      </w:r>
+    </w:p>
+    <w:p>
+      <w:pPr>
+        <w:pStyle w:val="HTMLPreformatted"/>
+        <w:spacing w:before="20" w:after="20" w:line="360" w:lineRule="atLeast"/>
+        <w:rPr>
+          <w:rFonts w:ascii="Segoe UI" w:hAnsi="Segoe UI" w:cs="Segoe UI"/>
+          <w:color w:val="000000"/>
+          <w:sz w:val="24"/>
+          <w:szCs w:val="24"/>
+        </w:rPr>
+      </w:pPr>
+      <w:r>
+        <w:rPr>
+          <w:rFonts w:ascii="Segoe UI" w:hAnsi="Segoe UI" w:cs="Segoe UI"/>
+          <w:color w:val="000000"/>
+          <w:sz w:val="24"/>
+          <w:szCs w:val="24"/>
         </w:rPr>
         <w:t>Protected Access</w:t>
       </w:r>
@@ -3726,38 +3136,724 @@
           <w:numId w:val="1"/>
         </w:numPr>
         <w:spacing w:before="20" w:after="20" w:line="360" w:lineRule="atLeast"/>
-        <w:jc w:val="both"/>
-        <w:rPr>
-          <w:rFonts w:ascii="Courier" w:hAnsi="Courier"/>
-          <w:color w:val="000000"/>
-          <w:sz w:val="28"/>
-          <w:szCs w:val="28"/>
-        </w:rPr>
-      </w:pPr>
-    </w:p>
-    <w:p>
-      <w:pPr>
-        <w:pStyle w:val="HTMLPreformatted"/>
-        <w:spacing w:before="20" w:after="20" w:line="360" w:lineRule="atLeast"/>
-        <w:ind w:left="720"/>
-        <w:rPr>
-          <w:rFonts w:ascii="Segoe UI" w:hAnsi="Segoe UI" w:cs="Segoe UI"/>
-          <w:color w:val="000000"/>
-          <w:sz w:val="24"/>
-          <w:szCs w:val="24"/>
-        </w:rPr>
-      </w:pPr>
+        <w:rPr>
+          <w:rFonts w:ascii="Segoe UI" w:hAnsi="Segoe UI" w:cs="Segoe UI"/>
+          <w:color w:val="000000"/>
+          <w:sz w:val="24"/>
+          <w:szCs w:val="24"/>
+        </w:rPr>
+      </w:pPr>
+      <w:r>
+        <w:rPr>
+          <w:rFonts w:ascii="Segoe UI" w:hAnsi="Segoe UI" w:cs="Segoe UI"/>
+          <w:color w:val="000000"/>
+          <w:sz w:val="24"/>
+          <w:szCs w:val="24"/>
+        </w:rPr>
+        <w:t>protected field is accessible by any class in the same package.</w:t>
+      </w:r>
+    </w:p>
+    <w:p>
+      <w:pPr>
+        <w:pStyle w:val="HTMLPreformatted"/>
+        <w:numPr>
+          <w:ilvl w:val="0"/>
+          <w:numId w:val="1"/>
+        </w:numPr>
+        <w:spacing w:before="20" w:after="20" w:line="360" w:lineRule="atLeast"/>
+        <w:rPr>
+          <w:rFonts w:ascii="Segoe UI" w:hAnsi="Segoe UI" w:cs="Segoe UI"/>
+          <w:color w:val="000000"/>
+          <w:sz w:val="24"/>
+          <w:szCs w:val="24"/>
+        </w:rPr>
+      </w:pPr>
+      <w:r>
+        <w:rPr>
+          <w:rFonts w:ascii="Segoe UI" w:hAnsi="Segoe UI" w:cs="Segoe UI"/>
+          <w:color w:val="000000"/>
+          <w:sz w:val="24"/>
+          <w:szCs w:val="24"/>
+        </w:rPr>
+        <w:t>5.1.10</w:t>
+      </w:r>
+    </w:p>
+    <w:p>
+      <w:pPr>
+        <w:pStyle w:val="HTMLPreformatted"/>
+        <w:spacing w:before="20" w:after="20" w:line="360" w:lineRule="atLeast"/>
+        <w:rPr>
+          <w:rFonts w:ascii="Segoe UI" w:hAnsi="Segoe UI" w:cs="Segoe UI"/>
+          <w:color w:val="000000"/>
+          <w:sz w:val="24"/>
+          <w:szCs w:val="24"/>
+        </w:rPr>
+      </w:pPr>
+      <w:r>
+        <w:rPr>
+          <w:rFonts w:ascii="Segoe UI" w:hAnsi="Segoe UI" w:cs="Segoe UI"/>
+          <w:color w:val="000000"/>
+          <w:sz w:val="24"/>
+          <w:szCs w:val="24"/>
+        </w:rPr>
+        <w:t>Variable of type object</w:t>
+      </w:r>
+    </w:p>
+    <w:p>
+      <w:pPr>
+        <w:pStyle w:val="ListParagraph"/>
+        <w:numPr>
+          <w:ilvl w:val="0"/>
+          <w:numId w:val="1"/>
+        </w:numPr>
+        <w:spacing w:after="240" w:line="240" w:lineRule="auto"/>
+        <w:rPr>
+          <w:rFonts w:ascii="Segoe UI" w:eastAsia="Times New Roman" w:hAnsi="Segoe UI" w:cs="Segoe UI"/>
+          <w:color w:val="000000"/>
+          <w:sz w:val="24"/>
+          <w:szCs w:val="24"/>
+          <w:lang w:eastAsia="en-ID"/>
+        </w:rPr>
+      </w:pPr>
+      <w:r>
+        <w:rPr>
+          <w:rFonts w:ascii="Segoe UI" w:eastAsia="Times New Roman" w:hAnsi="Segoe UI" w:cs="Segoe UI"/>
+          <w:color w:val="000000"/>
+          <w:sz w:val="24"/>
+          <w:szCs w:val="24"/>
+          <w:lang w:eastAsia="en-ID"/>
+        </w:rPr>
+        <w:t>You can use a variable of type Object to refer to objects of any type:</w:t>
+      </w:r>
+    </w:p>
+    <w:p>
+      <w:pPr>
+        <w:pStyle w:val="ListParagraph"/>
+        <w:tabs>
+          <w:tab w:val="left" w:pos="916"/>
+          <w:tab w:val="left" w:pos="1832"/>
+          <w:tab w:val="left" w:pos="2748"/>
+          <w:tab w:val="left" w:pos="3664"/>
+          <w:tab w:val="left" w:pos="4580"/>
+          <w:tab w:val="left" w:pos="5496"/>
+          <w:tab w:val="left" w:pos="6412"/>
+          <w:tab w:val="left" w:pos="7328"/>
+          <w:tab w:val="left" w:pos="8244"/>
+          <w:tab w:val="left" w:pos="9160"/>
+          <w:tab w:val="left" w:pos="10076"/>
+          <w:tab w:val="left" w:pos="10992"/>
+          <w:tab w:val="left" w:pos="11908"/>
+          <w:tab w:val="left" w:pos="12824"/>
+          <w:tab w:val="left" w:pos="13740"/>
+          <w:tab w:val="left" w:pos="14656"/>
+        </w:tabs>
+        <w:spacing w:before="20" w:after="20" w:line="360" w:lineRule="atLeast"/>
+        <w:rPr>
+          <w:rFonts w:ascii="Segoe UI" w:eastAsia="Times New Roman" w:hAnsi="Segoe UI" w:cs="Segoe UI"/>
+          <w:color w:val="000000"/>
+          <w:sz w:val="24"/>
+          <w:szCs w:val="24"/>
+          <w:lang w:eastAsia="en-ID"/>
+        </w:rPr>
+      </w:pPr>
+      <w:r>
+        <w:rPr>
+          <w:rFonts w:ascii="Segoe UI" w:eastAsia="Times New Roman" w:hAnsi="Segoe UI" w:cs="Segoe UI"/>
+          <w:color w:val="000000"/>
+          <w:sz w:val="24"/>
+          <w:szCs w:val="24"/>
+          <w:lang w:eastAsia="en-ID"/>
+        </w:rPr>
+        <w:t>Object obj = new Employee('Harry Hacker', 35000);</w:t>
+      </w:r>
+    </w:p>
+    <w:p>
+      <w:pPr>
+        <w:pStyle w:val="HTMLPreformatted"/>
+        <w:spacing w:before="20" w:after="20" w:line="360" w:lineRule="atLeast"/>
+        <w:rPr>
+          <w:rFonts w:ascii="Segoe UI" w:hAnsi="Segoe UI" w:cs="Segoe UI"/>
+          <w:color w:val="000000"/>
+          <w:sz w:val="24"/>
+          <w:szCs w:val="24"/>
+        </w:rPr>
+      </w:pPr>
+      <w:r>
+        <w:rPr>
+          <w:rFonts w:ascii="Segoe UI" w:hAnsi="Segoe UI" w:cs="Segoe UI"/>
+          <w:color w:val="000000"/>
+          <w:sz w:val="24"/>
+          <w:szCs w:val="24"/>
+        </w:rPr>
+        <w:t>The equals method</w:t>
+      </w:r>
+    </w:p>
+    <w:p>
+      <w:pPr>
+        <w:pStyle w:val="HTMLPreformatted"/>
+        <w:spacing w:before="20" w:after="20" w:line="360" w:lineRule="atLeast"/>
+        <w:rPr>
+          <w:rFonts w:ascii="Segoe UI" w:hAnsi="Segoe UI" w:cs="Segoe UI"/>
+          <w:color w:val="000000"/>
+          <w:sz w:val="24"/>
+          <w:szCs w:val="24"/>
+        </w:rPr>
+      </w:pPr>
+      <w:r>
+        <w:rPr>
+          <w:rFonts w:ascii="Segoe UI" w:hAnsi="Segoe UI" w:cs="Segoe UI"/>
+          <w:color w:val="000000"/>
+          <w:sz w:val="24"/>
+          <w:szCs w:val="24"/>
+        </w:rPr>
+        <w:t>Equality Testing and Inheritance</w:t>
+      </w:r>
+    </w:p>
+    <w:p>
+      <w:pPr>
+        <w:pStyle w:val="HTMLPreformatted"/>
+        <w:spacing w:before="20" w:after="20" w:line="360" w:lineRule="atLeast"/>
+        <w:rPr>
+          <w:rFonts w:ascii="Segoe UI" w:hAnsi="Segoe UI" w:cs="Segoe UI"/>
+          <w:color w:val="000000"/>
+          <w:sz w:val="24"/>
+          <w:szCs w:val="24"/>
+        </w:rPr>
+      </w:pPr>
+      <w:r>
+        <w:rPr>
+          <w:rFonts w:ascii="Segoe UI" w:hAnsi="Segoe UI" w:cs="Segoe UI"/>
+          <w:color w:val="000000"/>
+          <w:sz w:val="24"/>
+          <w:szCs w:val="24"/>
+        </w:rPr>
+        <w:t>The hashCode Method</w:t>
+      </w:r>
+    </w:p>
+    <w:p>
+      <w:pPr>
+        <w:pStyle w:val="HTMLPreformatted"/>
+        <w:spacing w:before="20" w:after="20" w:line="360" w:lineRule="atLeast"/>
+        <w:rPr>
+          <w:rFonts w:ascii="Segoe UI" w:hAnsi="Segoe UI" w:cs="Segoe UI"/>
+          <w:color w:val="000000"/>
+          <w:sz w:val="24"/>
+          <w:szCs w:val="24"/>
+        </w:rPr>
+      </w:pPr>
+      <w:r>
+        <w:rPr>
+          <w:rFonts w:ascii="Segoe UI" w:hAnsi="Segoe UI" w:cs="Segoe UI"/>
+          <w:color w:val="000000"/>
+          <w:sz w:val="24"/>
+          <w:szCs w:val="24"/>
+        </w:rPr>
+        <w:t>The toString Method</w:t>
+      </w:r>
+    </w:p>
+    <w:p>
+      <w:pPr>
+        <w:pStyle w:val="HTMLPreformatted"/>
+        <w:numPr>
+          <w:ilvl w:val="0"/>
+          <w:numId w:val="1"/>
+        </w:numPr>
+        <w:spacing w:before="20" w:after="20" w:line="360" w:lineRule="atLeast"/>
+        <w:rPr>
+          <w:rFonts w:ascii="Segoe UI" w:hAnsi="Segoe UI" w:cs="Segoe UI"/>
+          <w:color w:val="000000"/>
+          <w:sz w:val="24"/>
+          <w:szCs w:val="24"/>
+        </w:rPr>
+      </w:pPr>
+      <w:r>
+        <w:rPr>
+          <w:rFonts w:ascii="Segoe UI" w:hAnsi="Segoe UI" w:cs="Segoe UI"/>
+          <w:color w:val="000000"/>
+          <w:sz w:val="24"/>
+          <w:szCs w:val="24"/>
+        </w:rPr>
+        <w:t>returns a string representing the value of this object.</w:t>
+      </w:r>
+    </w:p>
+    <w:p>
+      <w:pPr>
+        <w:pStyle w:val="HTMLPreformatted"/>
+        <w:spacing w:before="20" w:after="20" w:line="360" w:lineRule="atLeast"/>
+        <w:rPr>
+          <w:rFonts w:ascii="Segoe UI" w:hAnsi="Segoe UI" w:cs="Segoe UI"/>
+          <w:color w:val="000000"/>
+          <w:sz w:val="24"/>
+          <w:szCs w:val="24"/>
+        </w:rPr>
+      </w:pPr>
+    </w:p>
+    <w:p>
+      <w:pPr>
+        <w:pStyle w:val="HTMLPreformatted"/>
+        <w:spacing w:before="20" w:after="20" w:line="360" w:lineRule="atLeast"/>
+        <w:rPr>
+          <w:rFonts w:ascii="Segoe UI" w:hAnsi="Segoe UI" w:cs="Segoe UI"/>
+          <w:color w:val="000000"/>
+          <w:sz w:val="24"/>
+          <w:szCs w:val="24"/>
+        </w:rPr>
+      </w:pPr>
+    </w:p>
+    <w:p>
+      <w:pPr>
+        <w:pStyle w:val="HTMLPreformatted"/>
+        <w:spacing w:before="20" w:after="20" w:line="360" w:lineRule="atLeast"/>
+        <w:rPr>
+          <w:rFonts w:ascii="Segoe UI" w:hAnsi="Segoe UI" w:cs="Segoe UI"/>
+          <w:color w:val="000000"/>
+          <w:sz w:val="24"/>
+          <w:szCs w:val="24"/>
+        </w:rPr>
+      </w:pPr>
+      <w:r>
+        <w:rPr>
+          <w:rFonts w:ascii="Segoe UI" w:hAnsi="Segoe UI" w:cs="Segoe UI"/>
+          <w:color w:val="000000"/>
+          <w:sz w:val="24"/>
+          <w:szCs w:val="24"/>
+        </w:rPr>
+        <w:lastRenderedPageBreak/>
+        <w:t>Generic array lists</w:t>
+      </w:r>
+    </w:p>
+    <w:p>
+      <w:pPr>
+        <w:pStyle w:val="ListParagraph"/>
+        <w:numPr>
+          <w:ilvl w:val="0"/>
+          <w:numId w:val="1"/>
+        </w:numPr>
+        <w:tabs>
+          <w:tab w:val="left" w:pos="916"/>
+          <w:tab w:val="left" w:pos="1832"/>
+          <w:tab w:val="left" w:pos="2748"/>
+          <w:tab w:val="left" w:pos="3664"/>
+          <w:tab w:val="left" w:pos="4580"/>
+          <w:tab w:val="left" w:pos="5496"/>
+          <w:tab w:val="left" w:pos="6412"/>
+          <w:tab w:val="left" w:pos="7328"/>
+          <w:tab w:val="left" w:pos="8244"/>
+          <w:tab w:val="left" w:pos="9160"/>
+          <w:tab w:val="left" w:pos="10076"/>
+          <w:tab w:val="left" w:pos="10992"/>
+          <w:tab w:val="left" w:pos="11908"/>
+          <w:tab w:val="left" w:pos="12824"/>
+          <w:tab w:val="left" w:pos="13740"/>
+          <w:tab w:val="left" w:pos="14656"/>
+        </w:tabs>
+        <w:spacing w:before="20" w:after="20" w:line="360" w:lineRule="atLeast"/>
+        <w:rPr>
+          <w:rFonts w:ascii="Segoe UI" w:eastAsia="Times New Roman" w:hAnsi="Segoe UI" w:cs="Segoe UI"/>
+          <w:color w:val="000000"/>
+          <w:sz w:val="24"/>
+          <w:szCs w:val="24"/>
+          <w:lang w:eastAsia="en-ID"/>
+        </w:rPr>
+      </w:pPr>
+      <w:r>
+        <w:rPr>
+          <w:rFonts w:ascii="Segoe UI" w:eastAsia="Times New Roman" w:hAnsi="Segoe UI" w:cs="Segoe UI"/>
+          <w:color w:val="000000"/>
+          <w:sz w:val="24"/>
+          <w:szCs w:val="24"/>
+          <w:lang w:eastAsia="en-ID"/>
+        </w:rPr>
+        <w:t>ArrayList&lt;Employee&gt; staff = new ArrayList&lt;Employee&gt;();</w:t>
+      </w:r>
+    </w:p>
+    <w:p>
+      <w:pPr>
+        <w:pStyle w:val="HTMLPreformatted"/>
+        <w:numPr>
+          <w:ilvl w:val="0"/>
+          <w:numId w:val="1"/>
+        </w:numPr>
+        <w:spacing w:before="20" w:after="20" w:line="360" w:lineRule="atLeast"/>
+        <w:rPr>
+          <w:rFonts w:ascii="Segoe UI" w:hAnsi="Segoe UI" w:cs="Segoe UI"/>
+          <w:color w:val="000000"/>
+          <w:sz w:val="24"/>
+          <w:szCs w:val="24"/>
+        </w:rPr>
+      </w:pPr>
+      <w:r>
+        <w:rPr>
+          <w:rFonts w:ascii="Segoe UI" w:hAnsi="Segoe UI" w:cs="Segoe UI"/>
+          <w:color w:val="000000"/>
+          <w:sz w:val="24"/>
+          <w:szCs w:val="24"/>
+        </w:rPr>
+        <w:t>.add()</w:t>
+      </w:r>
+    </w:p>
+    <w:p>
+      <w:pPr>
+        <w:pStyle w:val="HTMLPreformatted"/>
+        <w:numPr>
+          <w:ilvl w:val="0"/>
+          <w:numId w:val="1"/>
+        </w:numPr>
+        <w:spacing w:before="20" w:after="20" w:line="360" w:lineRule="atLeast"/>
+        <w:rPr>
+          <w:rFonts w:ascii="Segoe UI" w:hAnsi="Segoe UI" w:cs="Segoe UI"/>
+          <w:color w:val="000000"/>
+          <w:sz w:val="24"/>
+          <w:szCs w:val="24"/>
+        </w:rPr>
+      </w:pPr>
+      <w:r>
+        <w:rPr>
+          <w:rFonts w:ascii="Segoe UI" w:hAnsi="Segoe UI" w:cs="Segoe UI"/>
+          <w:color w:val="000000"/>
+          <w:sz w:val="24"/>
+          <w:szCs w:val="24"/>
+        </w:rPr>
+        <w:t>.ensureCapacity(100);</w:t>
+      </w:r>
+    </w:p>
+    <w:p>
+      <w:pPr>
+        <w:pStyle w:val="HTMLPreformatted"/>
+        <w:numPr>
+          <w:ilvl w:val="0"/>
+          <w:numId w:val="1"/>
+        </w:numPr>
+        <w:spacing w:before="20" w:after="20" w:line="360" w:lineRule="atLeast"/>
+        <w:rPr>
+          <w:rFonts w:ascii="Segoe UI" w:hAnsi="Segoe UI" w:cs="Segoe UI"/>
+          <w:color w:val="000000"/>
+          <w:sz w:val="24"/>
+          <w:szCs w:val="24"/>
+        </w:rPr>
+      </w:pPr>
+      <w:r>
+        <w:rPr>
+          <w:rFonts w:ascii="Segoe UI" w:hAnsi="Segoe UI" w:cs="Segoe UI"/>
+          <w:color w:val="000000"/>
+          <w:sz w:val="24"/>
+          <w:szCs w:val="24"/>
+        </w:rPr>
+        <w:t>.size()</w:t>
+      </w:r>
+    </w:p>
+    <w:p>
+      <w:pPr>
+        <w:pStyle w:val="HTMLPreformatted"/>
+        <w:numPr>
+          <w:ilvl w:val="0"/>
+          <w:numId w:val="1"/>
+        </w:numPr>
+        <w:spacing w:before="20" w:after="20" w:line="360" w:lineRule="atLeast"/>
+        <w:rPr>
+          <w:rFonts w:ascii="Segoe UI" w:hAnsi="Segoe UI" w:cs="Segoe UI"/>
+          <w:color w:val="000000"/>
+          <w:sz w:val="24"/>
+          <w:szCs w:val="24"/>
+        </w:rPr>
+      </w:pPr>
+      <w:r>
+        <w:rPr>
+          <w:rFonts w:ascii="Segoe UI" w:hAnsi="Segoe UI" w:cs="Segoe UI"/>
+          <w:color w:val="000000"/>
+          <w:sz w:val="24"/>
+          <w:szCs w:val="24"/>
+        </w:rPr>
+        <w:t>.length</w:t>
+      </w:r>
+    </w:p>
+    <w:p>
+      <w:pPr>
+        <w:pStyle w:val="HTMLPreformatted"/>
+        <w:numPr>
+          <w:ilvl w:val="0"/>
+          <w:numId w:val="1"/>
+        </w:numPr>
+        <w:spacing w:before="20" w:after="20" w:line="360" w:lineRule="atLeast"/>
+        <w:rPr>
+          <w:rFonts w:ascii="Segoe UI" w:hAnsi="Segoe UI" w:cs="Segoe UI"/>
+          <w:color w:val="000000"/>
+          <w:sz w:val="24"/>
+          <w:szCs w:val="24"/>
+        </w:rPr>
+      </w:pPr>
+      <w:r>
+        <w:rPr>
+          <w:rFonts w:ascii="Segoe UI" w:hAnsi="Segoe UI" w:cs="Segoe UI"/>
+          <w:color w:val="000000"/>
+          <w:sz w:val="24"/>
+          <w:szCs w:val="24"/>
+        </w:rPr>
+        <w:t>.set()</w:t>
+      </w:r>
+    </w:p>
+    <w:p>
+      <w:pPr>
+        <w:pStyle w:val="HTMLPreformatted"/>
+        <w:spacing w:before="20" w:after="20" w:line="360" w:lineRule="atLeast"/>
+        <w:rPr>
+          <w:rFonts w:ascii="Segoe UI" w:hAnsi="Segoe UI" w:cs="Segoe UI"/>
+          <w:color w:val="000000"/>
+          <w:sz w:val="24"/>
+          <w:szCs w:val="24"/>
+        </w:rPr>
+      </w:pPr>
+      <w:r>
+        <w:rPr>
+          <w:rFonts w:ascii="Segoe UI" w:hAnsi="Segoe UI" w:cs="Segoe UI"/>
+          <w:color w:val="000000"/>
+          <w:sz w:val="24"/>
+          <w:szCs w:val="24"/>
+        </w:rPr>
+        <w:t>Object wrappers and outboxing</w:t>
+      </w:r>
+    </w:p>
+    <w:p>
+      <w:pPr>
+        <w:pStyle w:val="HTMLPreformatted"/>
+        <w:numPr>
+          <w:ilvl w:val="0"/>
+          <w:numId w:val="1"/>
+        </w:numPr>
+        <w:spacing w:before="20" w:after="20" w:line="360" w:lineRule="atLeast"/>
+        <w:rPr>
+          <w:rFonts w:ascii="Segoe UI" w:hAnsi="Segoe UI" w:cs="Segoe UI"/>
+          <w:color w:val="000000"/>
+          <w:sz w:val="24"/>
+          <w:szCs w:val="24"/>
+        </w:rPr>
+      </w:pPr>
+      <w:r>
+        <w:rPr>
+          <w:rFonts w:ascii="Segoe UI" w:hAnsi="Segoe UI" w:cs="Segoe UI"/>
+          <w:color w:val="000000"/>
+          <w:sz w:val="24"/>
+          <w:szCs w:val="24"/>
+        </w:rPr>
+        <w:t>Occasionally, you need to convert a primitive type like </w:t>
+      </w:r>
+      <w:r>
+        <w:rPr>
+          <w:rStyle w:val="HTMLCode"/>
+          <w:rFonts w:ascii="Segoe UI" w:hAnsi="Segoe UI" w:cs="Segoe UI"/>
+          <w:color w:val="000000"/>
+          <w:sz w:val="24"/>
+          <w:szCs w:val="24"/>
+        </w:rPr>
+        <w:t>int</w:t>
+      </w:r>
+      <w:r>
+        <w:rPr>
+          <w:rFonts w:ascii="Segoe UI" w:hAnsi="Segoe UI" w:cs="Segoe UI"/>
+          <w:color w:val="000000"/>
+          <w:sz w:val="24"/>
+          <w:szCs w:val="24"/>
+        </w:rPr>
+        <w:t> to an object. All primitive types have class counterparts. For example, a class </w:t>
+      </w:r>
+      <w:r>
+        <w:rPr>
+          <w:rStyle w:val="HTMLCode"/>
+          <w:rFonts w:ascii="Segoe UI" w:hAnsi="Segoe UI" w:cs="Segoe UI"/>
+          <w:color w:val="000000"/>
+          <w:sz w:val="24"/>
+          <w:szCs w:val="24"/>
+        </w:rPr>
+        <w:t>Integer</w:t>
+      </w:r>
+      <w:r>
+        <w:rPr>
+          <w:rFonts w:ascii="Segoe UI" w:hAnsi="Segoe UI" w:cs="Segoe UI"/>
+          <w:color w:val="000000"/>
+          <w:sz w:val="24"/>
+          <w:szCs w:val="24"/>
+        </w:rPr>
+        <w:t> corresponds to the primitive type </w:t>
+      </w:r>
+      <w:r>
+        <w:rPr>
+          <w:rStyle w:val="HTMLCode"/>
+          <w:rFonts w:ascii="Segoe UI" w:hAnsi="Segoe UI" w:cs="Segoe UI"/>
+          <w:color w:val="000000"/>
+          <w:sz w:val="24"/>
+          <w:szCs w:val="24"/>
+        </w:rPr>
+        <w:t>int</w:t>
+      </w:r>
+      <w:r>
+        <w:rPr>
+          <w:rFonts w:ascii="Segoe UI" w:hAnsi="Segoe UI" w:cs="Segoe UI"/>
+          <w:color w:val="000000"/>
+          <w:sz w:val="24"/>
+          <w:szCs w:val="24"/>
+        </w:rPr>
+        <w:t>. These kinds of classes are usually called </w:t>
+      </w:r>
+      <w:r>
+        <w:rPr>
+          <w:rStyle w:val="Emphasis"/>
+          <w:rFonts w:ascii="Segoe UI" w:hAnsi="Segoe UI" w:cs="Segoe UI"/>
+          <w:color w:val="000000"/>
+          <w:sz w:val="24"/>
+          <w:szCs w:val="24"/>
+        </w:rPr>
+        <w:t>wrappers</w:t>
+      </w:r>
+      <w:r>
+        <w:rPr>
+          <w:rFonts w:ascii="Segoe UI" w:hAnsi="Segoe UI" w:cs="Segoe UI"/>
+          <w:color w:val="000000"/>
+          <w:sz w:val="24"/>
+          <w:szCs w:val="24"/>
+        </w:rPr>
+        <w:t>. </w:t>
+      </w:r>
+    </w:p>
+    <w:p>
+      <w:pPr>
+        <w:pStyle w:val="HTMLPreformatted"/>
+        <w:numPr>
+          <w:ilvl w:val="0"/>
+          <w:numId w:val="1"/>
+        </w:numPr>
+        <w:spacing w:before="20" w:after="20" w:line="360" w:lineRule="atLeast"/>
+        <w:rPr>
+          <w:rFonts w:ascii="Segoe UI" w:hAnsi="Segoe UI" w:cs="Segoe UI"/>
+          <w:color w:val="000000"/>
+          <w:sz w:val="24"/>
+          <w:szCs w:val="24"/>
+        </w:rPr>
+      </w:pPr>
+      <w:r>
+        <w:rPr>
+          <w:rFonts w:ascii="Segoe UI" w:hAnsi="Segoe UI" w:cs="Segoe UI"/>
+          <w:color w:val="000000"/>
+          <w:sz w:val="24"/>
+          <w:szCs w:val="24"/>
+        </w:rPr>
+        <w:t>The wrapper classes are immutable—you cannot change a wrapped value after the wrapper has been constructed. They are also </w:t>
+      </w:r>
+      <w:r>
+        <w:rPr>
+          <w:rStyle w:val="HTMLCode"/>
+          <w:rFonts w:ascii="Segoe UI" w:hAnsi="Segoe UI" w:cs="Segoe UI"/>
+          <w:color w:val="000000"/>
+          <w:sz w:val="24"/>
+          <w:szCs w:val="24"/>
+        </w:rPr>
+        <w:t>final</w:t>
+      </w:r>
+      <w:r>
+        <w:rPr>
+          <w:rFonts w:ascii="Segoe UI" w:hAnsi="Segoe UI" w:cs="Segoe UI"/>
+          <w:color w:val="000000"/>
+          <w:sz w:val="24"/>
+          <w:szCs w:val="24"/>
+        </w:rPr>
+        <w:t>, so you cannot subclass them.</w:t>
+      </w:r>
+    </w:p>
+    <w:p>
+      <w:pPr>
+        <w:pStyle w:val="HTMLPreformatted"/>
+        <w:spacing w:before="20" w:after="20" w:line="360" w:lineRule="atLeast"/>
+        <w:rPr>
+          <w:rFonts w:ascii="Segoe UI" w:hAnsi="Segoe UI" w:cs="Segoe UI"/>
+          <w:color w:val="000000"/>
+          <w:sz w:val="24"/>
+          <w:szCs w:val="24"/>
+        </w:rPr>
+      </w:pPr>
+      <w:r>
+        <w:rPr>
+          <w:rFonts w:ascii="Segoe UI" w:hAnsi="Segoe UI" w:cs="Segoe UI"/>
+          <w:color w:val="000000"/>
+          <w:sz w:val="24"/>
+          <w:szCs w:val="24"/>
+        </w:rPr>
+        <w:t>Methods with a Variable Number of Parameters</w:t>
+      </w:r>
+    </w:p>
+    <w:p>
+      <w:pPr>
+        <w:pStyle w:val="HTMLPreformatted"/>
+        <w:numPr>
+          <w:ilvl w:val="0"/>
+          <w:numId w:val="1"/>
+        </w:numPr>
+        <w:spacing w:before="20" w:after="20" w:line="360" w:lineRule="atLeast"/>
+        <w:rPr>
+          <w:rFonts w:ascii="Segoe UI" w:hAnsi="Segoe UI" w:cs="Segoe UI"/>
+          <w:color w:val="000000"/>
+          <w:sz w:val="24"/>
+          <w:szCs w:val="24"/>
+        </w:rPr>
+      </w:pPr>
+      <w:r>
+        <w:rPr>
+          <w:rFonts w:ascii="Segoe UI" w:hAnsi="Segoe UI" w:cs="Segoe UI"/>
+          <w:color w:val="000000"/>
+          <w:sz w:val="24"/>
+          <w:szCs w:val="24"/>
+        </w:rPr>
+        <w:t>These are sometimes called “varargs” methods.</w:t>
+      </w:r>
+    </w:p>
+    <w:p>
+      <w:pPr>
+        <w:pStyle w:val="HTMLPreformatted"/>
+        <w:numPr>
+          <w:ilvl w:val="0"/>
+          <w:numId w:val="1"/>
+        </w:numPr>
+        <w:spacing w:before="20" w:after="20" w:line="360" w:lineRule="atLeast"/>
+        <w:rPr>
+          <w:rFonts w:ascii="Segoe UI" w:hAnsi="Segoe UI" w:cs="Segoe UI"/>
+          <w:color w:val="000000"/>
+          <w:sz w:val="24"/>
+          <w:szCs w:val="24"/>
+        </w:rPr>
+      </w:pPr>
+      <w:r>
+        <w:rPr>
+          <w:rFonts w:ascii="Segoe UI" w:hAnsi="Segoe UI" w:cs="Segoe UI"/>
+          <w:color w:val="000000"/>
+          <w:sz w:val="24"/>
+          <w:szCs w:val="24"/>
+        </w:rPr>
+        <w:t>System.out.printf('%d %s', n, 'widgets');</w:t>
+      </w:r>
+      <w:r>
+        <w:rPr>
+          <w:rFonts w:ascii="Segoe UI" w:hAnsi="Segoe UI" w:cs="Segoe UI"/>
+          <w:color w:val="000000"/>
+          <w:sz w:val="24"/>
+          <w:szCs w:val="24"/>
+        </w:rPr>
+        <w:t xml:space="preserve"> //3 parameter</w:t>
+      </w:r>
     </w:p>
     <w:p>
       <w:pPr>
         <w:pStyle w:val="NormalWeb"/>
         <w:spacing w:before="240" w:beforeAutospacing="0" w:after="240" w:afterAutospacing="0"/>
-        <w:ind w:left="720"/>
-        <w:rPr>
-          <w:rFonts w:ascii="Segoe UI" w:hAnsi="Segoe UI" w:cs="Segoe UI"/>
-          <w:color w:val="000000"/>
-        </w:rPr>
-      </w:pPr>
+        <w:rPr>
+          <w:rFonts w:ascii="Segoe UI" w:hAnsi="Segoe UI" w:cs="Segoe UI"/>
+          <w:color w:val="000000"/>
+        </w:rPr>
+      </w:pPr>
+      <w:r>
+        <w:rPr>
+          <w:rFonts w:ascii="Segoe UI" w:hAnsi="Segoe UI" w:cs="Segoe UI"/>
+          <w:color w:val="000000"/>
+        </w:rPr>
+        <w:t>Abstract classes</w:t>
+      </w:r>
     </w:p>
     <w:p>
       <w:pPr>

--- a/JavaDoces_Ch5.docx
+++ b/JavaDoces_Ch5.docx
@@ -557,7 +557,38 @@
           <w:sz w:val="24"/>
           <w:szCs w:val="24"/>
         </w:rPr>
-        <w:t>public double getSalary()</w:t>
+        <w:t xml:space="preserve">public double </w:t>
+      </w:r>
+      <w:proofErr w:type="spellStart"/>
+      <w:proofErr w:type="gramStart"/>
+      <w:r>
+        <w:rPr>
+          <w:rFonts w:ascii="Segoe UI" w:hAnsi="Segoe UI" w:cs="Segoe UI"/>
+          <w:color w:val="000000"/>
+          <w:sz w:val="24"/>
+          <w:szCs w:val="24"/>
+        </w:rPr>
+        <w:t>getSalary</w:t>
+      </w:r>
+      <w:proofErr w:type="spellEnd"/>
+      <w:r>
+        <w:rPr>
+          <w:rFonts w:ascii="Segoe UI" w:hAnsi="Segoe UI" w:cs="Segoe UI"/>
+          <w:color w:val="000000"/>
+          <w:sz w:val="24"/>
+          <w:szCs w:val="24"/>
+        </w:rPr>
+        <w:t>(</w:t>
+      </w:r>
+      <w:proofErr w:type="gramEnd"/>
+      <w:r>
+        <w:rPr>
+          <w:rFonts w:ascii="Segoe UI" w:hAnsi="Segoe UI" w:cs="Segoe UI"/>
+          <w:color w:val="000000"/>
+          <w:sz w:val="24"/>
+          <w:szCs w:val="24"/>
+        </w:rPr>
+        <w:t>)</w:t>
       </w:r>
     </w:p>
     <w:p>
@@ -601,8 +632,30 @@
           <w:sz w:val="24"/>
           <w:szCs w:val="24"/>
         </w:rPr>
-        <w:t xml:space="preserve">   double baseSalary = </w:t>
-      </w:r>
+        <w:t xml:space="preserve">   double </w:t>
+      </w:r>
+      <w:proofErr w:type="spellStart"/>
+      <w:r>
+        <w:rPr>
+          <w:rFonts w:ascii="Segoe UI" w:hAnsi="Segoe UI" w:cs="Segoe UI"/>
+          <w:color w:val="000000"/>
+          <w:sz w:val="24"/>
+          <w:szCs w:val="24"/>
+        </w:rPr>
+        <w:t>baseSalary</w:t>
+      </w:r>
+      <w:proofErr w:type="spellEnd"/>
+      <w:r>
+        <w:rPr>
+          <w:rFonts w:ascii="Segoe UI" w:hAnsi="Segoe UI" w:cs="Segoe UI"/>
+          <w:color w:val="000000"/>
+          <w:sz w:val="24"/>
+          <w:szCs w:val="24"/>
+        </w:rPr>
+        <w:t xml:space="preserve"> = </w:t>
+      </w:r>
+      <w:proofErr w:type="spellStart"/>
+      <w:proofErr w:type="gramStart"/>
       <w:r>
         <w:rPr>
           <w:rStyle w:val="Strong"/>
@@ -620,16 +673,18 @@
           <w:sz w:val="24"/>
           <w:szCs w:val="24"/>
         </w:rPr>
-        <w:t>.getSalary();</w:t>
-      </w:r>
-      <w:r>
-        <w:rPr>
-          <w:rFonts w:ascii="Segoe UI" w:hAnsi="Segoe UI" w:cs="Segoe UI"/>
-          <w:color w:val="000000"/>
-          <w:sz w:val="24"/>
-          <w:szCs w:val="24"/>
-        </w:rPr>
-        <w:t xml:space="preserve"> //call superclass method</w:t>
+        <w:t>.getSalary</w:t>
+      </w:r>
+      <w:proofErr w:type="spellEnd"/>
+      <w:proofErr w:type="gramEnd"/>
+      <w:r>
+        <w:rPr>
+          <w:rFonts w:ascii="Segoe UI" w:hAnsi="Segoe UI" w:cs="Segoe UI"/>
+          <w:color w:val="000000"/>
+          <w:sz w:val="24"/>
+          <w:szCs w:val="24"/>
+        </w:rPr>
+        <w:t>(); //call superclass method</w:t>
       </w:r>
     </w:p>
     <w:p>
@@ -651,7 +706,27 @@
           <w:sz w:val="24"/>
           <w:szCs w:val="24"/>
         </w:rPr>
-        <w:t>   return baseSalary + bonus;</w:t>
+        <w:t xml:space="preserve">   return </w:t>
+      </w:r>
+      <w:proofErr w:type="spellStart"/>
+      <w:r>
+        <w:rPr>
+          <w:rFonts w:ascii="Segoe UI" w:hAnsi="Segoe UI" w:cs="Segoe UI"/>
+          <w:color w:val="000000"/>
+          <w:sz w:val="24"/>
+          <w:szCs w:val="24"/>
+        </w:rPr>
+        <w:t>baseSalary</w:t>
+      </w:r>
+      <w:proofErr w:type="spellEnd"/>
+      <w:r>
+        <w:rPr>
+          <w:rFonts w:ascii="Segoe UI" w:hAnsi="Segoe UI" w:cs="Segoe UI"/>
+          <w:color w:val="000000"/>
+          <w:sz w:val="24"/>
+          <w:szCs w:val="24"/>
+        </w:rPr>
+        <w:t xml:space="preserve"> + bonus;</w:t>
       </w:r>
     </w:p>
     <w:p>
@@ -744,7 +819,29 @@
           <w:szCs w:val="24"/>
           <w:lang w:eastAsia="en-ID"/>
         </w:rPr>
-        <w:t>Manager boss = new Manager('Carl Cracker', 80000, 1987, 12, 15);</w:t>
+        <w:t xml:space="preserve">Manager boss = new </w:t>
+      </w:r>
+      <w:proofErr w:type="gramStart"/>
+      <w:r>
+        <w:rPr>
+          <w:rFonts w:ascii="Segoe UI" w:eastAsia="Times New Roman" w:hAnsi="Segoe UI" w:cs="Segoe UI"/>
+          <w:color w:val="000000"/>
+          <w:sz w:val="24"/>
+          <w:szCs w:val="24"/>
+          <w:lang w:eastAsia="en-ID"/>
+        </w:rPr>
+        <w:t>Manager(</w:t>
+      </w:r>
+      <w:proofErr w:type="gramEnd"/>
+      <w:r>
+        <w:rPr>
+          <w:rFonts w:ascii="Segoe UI" w:eastAsia="Times New Roman" w:hAnsi="Segoe UI" w:cs="Segoe UI"/>
+          <w:color w:val="000000"/>
+          <w:sz w:val="24"/>
+          <w:szCs w:val="24"/>
+          <w:lang w:eastAsia="en-ID"/>
+        </w:rPr>
+        <w:t>'Carl Cracker', 80000, 1987, 12, 15);</w:t>
       </w:r>
     </w:p>
     <w:p>
@@ -786,15 +883,29 @@
         </w:rPr>
         <w:t xml:space="preserve">           </w:t>
       </w:r>
-      <w:r>
-        <w:rPr>
-          <w:rFonts w:ascii="Segoe UI" w:eastAsia="Times New Roman" w:hAnsi="Segoe UI" w:cs="Segoe UI"/>
-          <w:color w:val="000000"/>
-          <w:sz w:val="24"/>
-          <w:szCs w:val="24"/>
-          <w:lang w:eastAsia="en-ID"/>
-        </w:rPr>
-        <w:t>boss.setBonus(5000);</w:t>
+      <w:proofErr w:type="spellStart"/>
+      <w:proofErr w:type="gramStart"/>
+      <w:r>
+        <w:rPr>
+          <w:rFonts w:ascii="Segoe UI" w:eastAsia="Times New Roman" w:hAnsi="Segoe UI" w:cs="Segoe UI"/>
+          <w:color w:val="000000"/>
+          <w:sz w:val="24"/>
+          <w:szCs w:val="24"/>
+          <w:lang w:eastAsia="en-ID"/>
+        </w:rPr>
+        <w:t>boss.setBonus</w:t>
+      </w:r>
+      <w:proofErr w:type="spellEnd"/>
+      <w:proofErr w:type="gramEnd"/>
+      <w:r>
+        <w:rPr>
+          <w:rFonts w:ascii="Segoe UI" w:eastAsia="Times New Roman" w:hAnsi="Segoe UI" w:cs="Segoe UI"/>
+          <w:color w:val="000000"/>
+          <w:sz w:val="24"/>
+          <w:szCs w:val="24"/>
+          <w:lang w:eastAsia="en-ID"/>
+        </w:rPr>
+        <w:t>(5000);</w:t>
       </w:r>
     </w:p>
     <w:p>
@@ -874,7 +985,38 @@
           <w:sz w:val="24"/>
           <w:szCs w:val="24"/>
         </w:rPr>
-        <w:t>calls superclass constructor as n,s,year,month as parameter</w:t>
+        <w:t xml:space="preserve">calls superclass constructor as </w:t>
+      </w:r>
+      <w:proofErr w:type="spellStart"/>
+      <w:proofErr w:type="gramStart"/>
+      <w:r>
+        <w:rPr>
+          <w:rFonts w:ascii="Segoe UI" w:hAnsi="Segoe UI" w:cs="Segoe UI"/>
+          <w:color w:val="000000"/>
+          <w:sz w:val="24"/>
+          <w:szCs w:val="24"/>
+        </w:rPr>
+        <w:t>n,s</w:t>
+      </w:r>
+      <w:proofErr w:type="gramEnd"/>
+      <w:r>
+        <w:rPr>
+          <w:rFonts w:ascii="Segoe UI" w:hAnsi="Segoe UI" w:cs="Segoe UI"/>
+          <w:color w:val="000000"/>
+          <w:sz w:val="24"/>
+          <w:szCs w:val="24"/>
+        </w:rPr>
+        <w:t>,year,month</w:t>
+      </w:r>
+      <w:proofErr w:type="spellEnd"/>
+      <w:r>
+        <w:rPr>
+          <w:rFonts w:ascii="Segoe UI" w:hAnsi="Segoe UI" w:cs="Segoe UI"/>
+          <w:color w:val="000000"/>
+          <w:sz w:val="24"/>
+          <w:szCs w:val="24"/>
+        </w:rPr>
+        <w:t xml:space="preserve"> as parameter</w:t>
       </w:r>
     </w:p>
     <w:p>
@@ -899,7 +1041,27 @@
           <w:sz w:val="24"/>
           <w:szCs w:val="24"/>
         </w:rPr>
-        <w:t>public Manager(String name, double salary, int year, int month, int day)</w:t>
+        <w:t xml:space="preserve">public </w:t>
+      </w:r>
+      <w:proofErr w:type="gramStart"/>
+      <w:r>
+        <w:rPr>
+          <w:rFonts w:ascii="Segoe UI" w:hAnsi="Segoe UI" w:cs="Segoe UI"/>
+          <w:color w:val="000000"/>
+          <w:sz w:val="24"/>
+          <w:szCs w:val="24"/>
+        </w:rPr>
+        <w:t>Manager(</w:t>
+      </w:r>
+      <w:proofErr w:type="gramEnd"/>
+      <w:r>
+        <w:rPr>
+          <w:rFonts w:ascii="Segoe UI" w:hAnsi="Segoe UI" w:cs="Segoe UI"/>
+          <w:color w:val="000000"/>
+          <w:sz w:val="24"/>
+          <w:szCs w:val="24"/>
+        </w:rPr>
+        <w:t>String name, double salary, int year, int month, int day)</w:t>
       </w:r>
     </w:p>
     <w:p>
@@ -963,6 +1125,7 @@
         </w:rPr>
         <w:t>   </w:t>
       </w:r>
+      <w:proofErr w:type="gramStart"/>
       <w:r>
         <w:rPr>
           <w:rStyle w:val="Strong"/>
@@ -980,7 +1143,17 @@
           <w:sz w:val="24"/>
           <w:szCs w:val="24"/>
         </w:rPr>
-        <w:t>(name, salary, year, month, day);</w:t>
+        <w:t>(</w:t>
+      </w:r>
+      <w:proofErr w:type="gramEnd"/>
+      <w:r>
+        <w:rPr>
+          <w:rFonts w:ascii="Segoe UI" w:hAnsi="Segoe UI" w:cs="Segoe UI"/>
+          <w:color w:val="000000"/>
+          <w:sz w:val="24"/>
+          <w:szCs w:val="24"/>
+        </w:rPr>
+        <w:t>name, salary, year, month, day);</w:t>
       </w:r>
     </w:p>
     <w:p>
@@ -1313,7 +1486,27 @@
           <w:sz w:val="24"/>
           <w:szCs w:val="24"/>
         </w:rPr>
-        <w:t>e = new Employee(. . .);  //Employee object expected</w:t>
+        <w:t xml:space="preserve">e = new </w:t>
+      </w:r>
+      <w:proofErr w:type="gramStart"/>
+      <w:r>
+        <w:rPr>
+          <w:rFonts w:ascii="Segoe UI" w:hAnsi="Segoe UI" w:cs="Segoe UI"/>
+          <w:color w:val="000000"/>
+          <w:sz w:val="24"/>
+          <w:szCs w:val="24"/>
+        </w:rPr>
+        <w:t>Employee(</w:t>
+      </w:r>
+      <w:proofErr w:type="gramEnd"/>
+      <w:r>
+        <w:rPr>
+          <w:rFonts w:ascii="Segoe UI" w:hAnsi="Segoe UI" w:cs="Segoe UI"/>
+          <w:color w:val="000000"/>
+          <w:sz w:val="24"/>
+          <w:szCs w:val="24"/>
+        </w:rPr>
+        <w:t>. . .);  //Employee object expected</w:t>
       </w:r>
     </w:p>
     <w:p>
@@ -1335,7 +1528,27 @@
           <w:sz w:val="24"/>
           <w:szCs w:val="24"/>
         </w:rPr>
-        <w:t>e = new Manager(. . .); //OK, Manager can be used as well</w:t>
+        <w:t xml:space="preserve">e = new </w:t>
+      </w:r>
+      <w:proofErr w:type="gramStart"/>
+      <w:r>
+        <w:rPr>
+          <w:rFonts w:ascii="Segoe UI" w:hAnsi="Segoe UI" w:cs="Segoe UI"/>
+          <w:color w:val="000000"/>
+          <w:sz w:val="24"/>
+          <w:szCs w:val="24"/>
+        </w:rPr>
+        <w:t>Manager(</w:t>
+      </w:r>
+      <w:proofErr w:type="gramEnd"/>
+      <w:r>
+        <w:rPr>
+          <w:rFonts w:ascii="Segoe UI" w:hAnsi="Segoe UI" w:cs="Segoe UI"/>
+          <w:color w:val="000000"/>
+          <w:sz w:val="24"/>
+          <w:szCs w:val="24"/>
+        </w:rPr>
+        <w:t>. . .); //OK, Manager can be used as well</w:t>
       </w:r>
     </w:p>
     <w:p>
@@ -1434,16 +1647,7 @@
           <w:sz w:val="24"/>
           <w:szCs w:val="24"/>
         </w:rPr>
-        <w:t> class (such</w:t>
-      </w:r>
-      <w:r>
-        <w:rPr>
-          <w:rFonts w:ascii="Segoe UI" w:hAnsi="Segoe UI" w:cs="Segoe UI"/>
-          <w:color w:val="000000"/>
-          <w:sz w:val="24"/>
-          <w:szCs w:val="24"/>
-        </w:rPr>
-        <w:t xml:space="preserve"> as Manager, Executive, Secretary and so on)</w:t>
+        <w:t> class (such as Manager, Executive, Secretary and so on)</w:t>
       </w:r>
     </w:p>
     <w:p>
@@ -1468,7 +1672,27 @@
           <w:sz w:val="24"/>
           <w:szCs w:val="24"/>
         </w:rPr>
-        <w:t>Manager boss = new Manager(. . .);</w:t>
+        <w:t xml:space="preserve">Manager boss = new </w:t>
+      </w:r>
+      <w:proofErr w:type="gramStart"/>
+      <w:r>
+        <w:rPr>
+          <w:rFonts w:ascii="Segoe UI" w:hAnsi="Segoe UI" w:cs="Segoe UI"/>
+          <w:color w:val="000000"/>
+          <w:sz w:val="24"/>
+          <w:szCs w:val="24"/>
+        </w:rPr>
+        <w:t>Manager(</w:t>
+      </w:r>
+      <w:proofErr w:type="gramEnd"/>
+      <w:r>
+        <w:rPr>
+          <w:rFonts w:ascii="Segoe UI" w:hAnsi="Segoe UI" w:cs="Segoe UI"/>
+          <w:color w:val="000000"/>
+          <w:sz w:val="24"/>
+          <w:szCs w:val="24"/>
+        </w:rPr>
+        <w:t>. . .);</w:t>
       </w:r>
     </w:p>
     <w:p>
@@ -1483,14 +1707,25 @@
           <w:szCs w:val="24"/>
         </w:rPr>
       </w:pPr>
-      <w:r>
-        <w:rPr>
-          <w:rFonts w:ascii="Segoe UI" w:hAnsi="Segoe UI" w:cs="Segoe UI"/>
-          <w:color w:val="000000"/>
-          <w:sz w:val="24"/>
-          <w:szCs w:val="24"/>
-        </w:rPr>
-        <w:t>Employee[] staff = new Employee[3];</w:t>
+      <w:proofErr w:type="gramStart"/>
+      <w:r>
+        <w:rPr>
+          <w:rFonts w:ascii="Segoe UI" w:hAnsi="Segoe UI" w:cs="Segoe UI"/>
+          <w:color w:val="000000"/>
+          <w:sz w:val="24"/>
+          <w:szCs w:val="24"/>
+        </w:rPr>
+        <w:t>Employee[</w:t>
+      </w:r>
+      <w:proofErr w:type="gramEnd"/>
+      <w:r>
+        <w:rPr>
+          <w:rFonts w:ascii="Segoe UI" w:hAnsi="Segoe UI" w:cs="Segoe UI"/>
+          <w:color w:val="000000"/>
+          <w:sz w:val="24"/>
+          <w:szCs w:val="24"/>
+        </w:rPr>
+        <w:t>] staff = new Employee[3];</w:t>
       </w:r>
     </w:p>
     <w:p>
@@ -1505,6 +1740,7 @@
           <w:szCs w:val="24"/>
         </w:rPr>
       </w:pPr>
+      <w:proofErr w:type="gramStart"/>
       <w:r>
         <w:rPr>
           <w:rStyle w:val="Strong"/>
@@ -1513,7 +1749,18 @@
           <w:sz w:val="24"/>
           <w:szCs w:val="24"/>
         </w:rPr>
-        <w:t>staff[0] = boss;</w:t>
+        <w:t>staff[</w:t>
+      </w:r>
+      <w:proofErr w:type="gramEnd"/>
+      <w:r>
+        <w:rPr>
+          <w:rStyle w:val="Strong"/>
+          <w:rFonts w:ascii="Segoe UI" w:hAnsi="Segoe UI" w:cs="Segoe UI"/>
+          <w:color w:val="000000"/>
+          <w:sz w:val="24"/>
+          <w:szCs w:val="24"/>
+        </w:rPr>
+        <w:t>0] = boss;</w:t>
       </w:r>
     </w:p>
     <w:p>
@@ -1536,6 +1783,7 @@
         </w:rPr>
         <w:t>In this case, the variables </w:t>
       </w:r>
+      <w:proofErr w:type="gramStart"/>
       <w:r>
         <w:rPr>
           <w:rStyle w:val="HTMLCode"/>
@@ -1544,7 +1792,18 @@
           <w:sz w:val="24"/>
           <w:szCs w:val="24"/>
         </w:rPr>
-        <w:t>staff[0]</w:t>
+        <w:t>staff[</w:t>
+      </w:r>
+      <w:proofErr w:type="gramEnd"/>
+      <w:r>
+        <w:rPr>
+          <w:rStyle w:val="HTMLCode"/>
+          <w:rFonts w:ascii="Segoe UI" w:hAnsi="Segoe UI" w:cs="Segoe UI"/>
+          <w:color w:val="000000"/>
+          <w:sz w:val="24"/>
+          <w:szCs w:val="24"/>
+        </w:rPr>
+        <w:t>0]</w:t>
       </w:r>
       <w:r>
         <w:rPr>
@@ -1570,6 +1829,7 @@
         </w:rPr>
         <w:t> refer to the same object. However, </w:t>
       </w:r>
+      <w:proofErr w:type="gramStart"/>
       <w:r>
         <w:rPr>
           <w:rStyle w:val="HTMLCode"/>
@@ -1578,7 +1838,18 @@
           <w:sz w:val="24"/>
           <w:szCs w:val="24"/>
         </w:rPr>
-        <w:t>staff[0]</w:t>
+        <w:t>staff[</w:t>
+      </w:r>
+      <w:proofErr w:type="gramEnd"/>
+      <w:r>
+        <w:rPr>
+          <w:rStyle w:val="HTMLCode"/>
+          <w:rFonts w:ascii="Segoe UI" w:hAnsi="Segoe UI" w:cs="Segoe UI"/>
+          <w:color w:val="000000"/>
+          <w:sz w:val="24"/>
+          <w:szCs w:val="24"/>
+        </w:rPr>
+        <w:t>0]</w:t>
       </w:r>
       <w:r>
         <w:rPr>
@@ -1638,14 +1909,27 @@
           <w:szCs w:val="24"/>
         </w:rPr>
       </w:pPr>
-      <w:r>
-        <w:rPr>
-          <w:rFonts w:ascii="Segoe UI" w:hAnsi="Segoe UI" w:cs="Segoe UI"/>
-          <w:color w:val="000000"/>
-          <w:sz w:val="24"/>
-          <w:szCs w:val="24"/>
-        </w:rPr>
-        <w:t>boss.setBonus(5000); // OK</w:t>
+      <w:proofErr w:type="spellStart"/>
+      <w:proofErr w:type="gramStart"/>
+      <w:r>
+        <w:rPr>
+          <w:rFonts w:ascii="Segoe UI" w:hAnsi="Segoe UI" w:cs="Segoe UI"/>
+          <w:color w:val="000000"/>
+          <w:sz w:val="24"/>
+          <w:szCs w:val="24"/>
+        </w:rPr>
+        <w:t>boss.setBonus</w:t>
+      </w:r>
+      <w:proofErr w:type="spellEnd"/>
+      <w:proofErr w:type="gramEnd"/>
+      <w:r>
+        <w:rPr>
+          <w:rFonts w:ascii="Segoe UI" w:hAnsi="Segoe UI" w:cs="Segoe UI"/>
+          <w:color w:val="000000"/>
+          <w:sz w:val="24"/>
+          <w:szCs w:val="24"/>
+        </w:rPr>
+        <w:t>(5000); // OK</w:t>
       </w:r>
     </w:p>
     <w:p>
@@ -1688,7 +1972,38 @@
           <w:sz w:val="24"/>
           <w:szCs w:val="24"/>
         </w:rPr>
-        <w:t>staff[0].setBonus(5000); // ERROR</w:t>
+        <w:t>staff[0</w:t>
+      </w:r>
+      <w:proofErr w:type="gramStart"/>
+      <w:r>
+        <w:rPr>
+          <w:rFonts w:ascii="Segoe UI" w:hAnsi="Segoe UI" w:cs="Segoe UI"/>
+          <w:color w:val="000000"/>
+          <w:sz w:val="24"/>
+          <w:szCs w:val="24"/>
+        </w:rPr>
+        <w:t>].</w:t>
+      </w:r>
+      <w:proofErr w:type="spellStart"/>
+      <w:r>
+        <w:rPr>
+          <w:rFonts w:ascii="Segoe UI" w:hAnsi="Segoe UI" w:cs="Segoe UI"/>
+          <w:color w:val="000000"/>
+          <w:sz w:val="24"/>
+          <w:szCs w:val="24"/>
+        </w:rPr>
+        <w:t>setBonus</w:t>
+      </w:r>
+      <w:proofErr w:type="spellEnd"/>
+      <w:proofErr w:type="gramEnd"/>
+      <w:r>
+        <w:rPr>
+          <w:rFonts w:ascii="Segoe UI" w:hAnsi="Segoe UI" w:cs="Segoe UI"/>
+          <w:color w:val="000000"/>
+          <w:sz w:val="24"/>
+          <w:szCs w:val="24"/>
+        </w:rPr>
+        <w:t>(5000); // ERROR</w:t>
       </w:r>
     </w:p>
     <w:p>
@@ -1716,6 +2031,7 @@
         <w:lastRenderedPageBreak/>
         <w:t>The declared type of </w:t>
       </w:r>
+      <w:proofErr w:type="gramStart"/>
       <w:r>
         <w:rPr>
           <w:rStyle w:val="HTMLCode"/>
@@ -1724,7 +2040,18 @@
           <w:sz w:val="24"/>
           <w:szCs w:val="24"/>
         </w:rPr>
-        <w:t>staff[0]</w:t>
+        <w:t>staff[</w:t>
+      </w:r>
+      <w:proofErr w:type="gramEnd"/>
+      <w:r>
+        <w:rPr>
+          <w:rStyle w:val="HTMLCode"/>
+          <w:rFonts w:ascii="Segoe UI" w:hAnsi="Segoe UI" w:cs="Segoe UI"/>
+          <w:color w:val="000000"/>
+          <w:sz w:val="24"/>
+          <w:szCs w:val="24"/>
+        </w:rPr>
+        <w:t>0]</w:t>
       </w:r>
       <w:r>
         <w:rPr>
@@ -1754,6 +2081,7 @@
         </w:rPr>
         <w:t>, and the </w:t>
       </w:r>
+      <w:proofErr w:type="spellStart"/>
       <w:r>
         <w:rPr>
           <w:rStyle w:val="HTMLCode"/>
@@ -1764,6 +2092,7 @@
         </w:rPr>
         <w:t>setBonus</w:t>
       </w:r>
+      <w:proofErr w:type="spellEnd"/>
       <w:r>
         <w:rPr>
           <w:rFonts w:ascii="Segoe UI" w:hAnsi="Segoe UI" w:cs="Segoe UI"/>
@@ -1836,7 +2165,27 @@
           <w:sz w:val="24"/>
           <w:szCs w:val="24"/>
         </w:rPr>
-        <w:t>Manager m = staff[i]; // ERROR</w:t>
+        <w:t>Manager m = staff[</w:t>
+      </w:r>
+      <w:proofErr w:type="spellStart"/>
+      <w:r>
+        <w:rPr>
+          <w:rFonts w:ascii="Segoe UI" w:hAnsi="Segoe UI" w:cs="Segoe UI"/>
+          <w:color w:val="000000"/>
+          <w:sz w:val="24"/>
+          <w:szCs w:val="24"/>
+        </w:rPr>
+        <w:t>i</w:t>
+      </w:r>
+      <w:proofErr w:type="spellEnd"/>
+      <w:r>
+        <w:rPr>
+          <w:rFonts w:ascii="Segoe UI" w:hAnsi="Segoe UI" w:cs="Segoe UI"/>
+          <w:color w:val="000000"/>
+          <w:sz w:val="24"/>
+          <w:szCs w:val="24"/>
+        </w:rPr>
+        <w:t>]; // ERROR</w:t>
       </w:r>
     </w:p>
     <w:p>
@@ -2149,7 +2498,38 @@
           <w:sz w:val="24"/>
           <w:szCs w:val="24"/>
         </w:rPr>
-        <w:t xml:space="preserve"> String getName()</w:t>
+        <w:t xml:space="preserve"> String </w:t>
+      </w:r>
+      <w:proofErr w:type="spellStart"/>
+      <w:proofErr w:type="gramStart"/>
+      <w:r>
+        <w:rPr>
+          <w:rFonts w:ascii="Segoe UI" w:hAnsi="Segoe UI" w:cs="Segoe UI"/>
+          <w:color w:val="000000"/>
+          <w:sz w:val="24"/>
+          <w:szCs w:val="24"/>
+        </w:rPr>
+        <w:t>getName</w:t>
+      </w:r>
+      <w:proofErr w:type="spellEnd"/>
+      <w:r>
+        <w:rPr>
+          <w:rFonts w:ascii="Segoe UI" w:hAnsi="Segoe UI" w:cs="Segoe UI"/>
+          <w:color w:val="000000"/>
+          <w:sz w:val="24"/>
+          <w:szCs w:val="24"/>
+        </w:rPr>
+        <w:t>(</w:t>
+      </w:r>
+      <w:proofErr w:type="gramEnd"/>
+      <w:r>
+        <w:rPr>
+          <w:rFonts w:ascii="Segoe UI" w:hAnsi="Segoe UI" w:cs="Segoe UI"/>
+          <w:color w:val="000000"/>
+          <w:sz w:val="24"/>
+          <w:szCs w:val="24"/>
+        </w:rPr>
+        <w:t>)</w:t>
       </w:r>
     </w:p>
     <w:p>
@@ -2305,6 +2685,7 @@
         </w:rPr>
         <w:t>: to make sure its semantics cannot be changed in a subclass. For example, the </w:t>
       </w:r>
+      <w:proofErr w:type="spellStart"/>
       <w:r>
         <w:rPr>
           <w:rStyle w:val="HTMLCode"/>
@@ -2315,6 +2696,7 @@
         </w:rPr>
         <w:t>getTime</w:t>
       </w:r>
+      <w:proofErr w:type="spellEnd"/>
       <w:r>
         <w:rPr>
           <w:rFonts w:ascii="Segoe UI" w:hAnsi="Segoe UI" w:cs="Segoe UI"/>
@@ -2324,6 +2706,7 @@
         </w:rPr>
         <w:t> and </w:t>
       </w:r>
+      <w:proofErr w:type="spellStart"/>
       <w:r>
         <w:rPr>
           <w:rStyle w:val="HTMLCode"/>
@@ -2334,6 +2717,7 @@
         </w:rPr>
         <w:t>setTime</w:t>
       </w:r>
+      <w:proofErr w:type="spellEnd"/>
       <w:r>
         <w:rPr>
           <w:rFonts w:ascii="Segoe UI" w:hAnsi="Segoe UI" w:cs="Segoe UI"/>
@@ -2577,7 +2961,27 @@
           <w:sz w:val="24"/>
           <w:szCs w:val="24"/>
         </w:rPr>
-        <w:t>var staff = new Employee[3];</w:t>
+        <w:t xml:space="preserve">var staff = new </w:t>
+      </w:r>
+      <w:proofErr w:type="gramStart"/>
+      <w:r>
+        <w:rPr>
+          <w:rFonts w:ascii="Segoe UI" w:hAnsi="Segoe UI" w:cs="Segoe UI"/>
+          <w:color w:val="000000"/>
+          <w:sz w:val="24"/>
+          <w:szCs w:val="24"/>
+        </w:rPr>
+        <w:t>Employee[</w:t>
+      </w:r>
+      <w:proofErr w:type="gramEnd"/>
+      <w:r>
+        <w:rPr>
+          <w:rFonts w:ascii="Segoe UI" w:hAnsi="Segoe UI" w:cs="Segoe UI"/>
+          <w:color w:val="000000"/>
+          <w:sz w:val="24"/>
+          <w:szCs w:val="24"/>
+        </w:rPr>
+        <w:t>3];</w:t>
       </w:r>
     </w:p>
     <w:p>
@@ -2592,14 +2996,25 @@
           <w:szCs w:val="24"/>
         </w:rPr>
       </w:pPr>
-      <w:r>
-        <w:rPr>
-          <w:rFonts w:ascii="Segoe UI" w:hAnsi="Segoe UI" w:cs="Segoe UI"/>
-          <w:color w:val="000000"/>
-          <w:sz w:val="24"/>
-          <w:szCs w:val="24"/>
-        </w:rPr>
-        <w:t>staff[0] = new Manager('Carl Cracker', 80000, 1987, 12, 15);</w:t>
+      <w:proofErr w:type="gramStart"/>
+      <w:r>
+        <w:rPr>
+          <w:rFonts w:ascii="Segoe UI" w:hAnsi="Segoe UI" w:cs="Segoe UI"/>
+          <w:color w:val="000000"/>
+          <w:sz w:val="24"/>
+          <w:szCs w:val="24"/>
+        </w:rPr>
+        <w:t>staff[</w:t>
+      </w:r>
+      <w:proofErr w:type="gramEnd"/>
+      <w:r>
+        <w:rPr>
+          <w:rFonts w:ascii="Segoe UI" w:hAnsi="Segoe UI" w:cs="Segoe UI"/>
+          <w:color w:val="000000"/>
+          <w:sz w:val="24"/>
+          <w:szCs w:val="24"/>
+        </w:rPr>
+        <w:t>0] = new Manager('Carl Cracker', 80000, 1987, 12, 15);</w:t>
       </w:r>
     </w:p>
     <w:p>
@@ -2614,14 +3029,25 @@
           <w:szCs w:val="24"/>
         </w:rPr>
       </w:pPr>
-      <w:r>
-        <w:rPr>
-          <w:rFonts w:ascii="Segoe UI" w:hAnsi="Segoe UI" w:cs="Segoe UI"/>
-          <w:color w:val="000000"/>
-          <w:sz w:val="24"/>
-          <w:szCs w:val="24"/>
-        </w:rPr>
-        <w:t>staff[1] = new Employee('Harry Hacker', 50000, 1989, 10, 1);</w:t>
+      <w:proofErr w:type="gramStart"/>
+      <w:r>
+        <w:rPr>
+          <w:rFonts w:ascii="Segoe UI" w:hAnsi="Segoe UI" w:cs="Segoe UI"/>
+          <w:color w:val="000000"/>
+          <w:sz w:val="24"/>
+          <w:szCs w:val="24"/>
+        </w:rPr>
+        <w:t>staff[</w:t>
+      </w:r>
+      <w:proofErr w:type="gramEnd"/>
+      <w:r>
+        <w:rPr>
+          <w:rFonts w:ascii="Segoe UI" w:hAnsi="Segoe UI" w:cs="Segoe UI"/>
+          <w:color w:val="000000"/>
+          <w:sz w:val="24"/>
+          <w:szCs w:val="24"/>
+        </w:rPr>
+        <w:t>1] = new Employee('Harry Hacker', 50000, 1989, 10, 1);</w:t>
       </w:r>
     </w:p>
     <w:p>
@@ -2636,14 +3062,25 @@
           <w:szCs w:val="24"/>
         </w:rPr>
       </w:pPr>
-      <w:r>
-        <w:rPr>
-          <w:rFonts w:ascii="Segoe UI" w:hAnsi="Segoe UI" w:cs="Segoe UI"/>
-          <w:color w:val="000000"/>
-          <w:sz w:val="24"/>
-          <w:szCs w:val="24"/>
-        </w:rPr>
-        <w:t>staff[2] = new Employee('Tony Tester', 40000, 1990, 3, 15);</w:t>
+      <w:proofErr w:type="gramStart"/>
+      <w:r>
+        <w:rPr>
+          <w:rFonts w:ascii="Segoe UI" w:hAnsi="Segoe UI" w:cs="Segoe UI"/>
+          <w:color w:val="000000"/>
+          <w:sz w:val="24"/>
+          <w:szCs w:val="24"/>
+        </w:rPr>
+        <w:t>staff[</w:t>
+      </w:r>
+      <w:proofErr w:type="gramEnd"/>
+      <w:r>
+        <w:rPr>
+          <w:rFonts w:ascii="Segoe UI" w:hAnsi="Segoe UI" w:cs="Segoe UI"/>
+          <w:color w:val="000000"/>
+          <w:sz w:val="24"/>
+          <w:szCs w:val="24"/>
+        </w:rPr>
+        <w:t>2] = new Employee('Tony Tester', 40000, 1990, 3, 15);</w:t>
       </w:r>
     </w:p>
     <w:p>
@@ -2669,7 +3106,27 @@
           <w:szCs w:val="24"/>
         </w:rPr>
         <w:lastRenderedPageBreak/>
-        <w:t>Manager boss = (Manager) staff[0];</w:t>
+        <w:t xml:space="preserve">Manager boss = (Manager) </w:t>
+      </w:r>
+      <w:proofErr w:type="gramStart"/>
+      <w:r>
+        <w:rPr>
+          <w:rFonts w:ascii="Segoe UI" w:hAnsi="Segoe UI" w:cs="Segoe UI"/>
+          <w:color w:val="000000"/>
+          <w:sz w:val="24"/>
+          <w:szCs w:val="24"/>
+        </w:rPr>
+        <w:t>staff[</w:t>
+      </w:r>
+      <w:proofErr w:type="gramEnd"/>
+      <w:r>
+        <w:rPr>
+          <w:rFonts w:ascii="Segoe UI" w:hAnsi="Segoe UI" w:cs="Segoe UI"/>
+          <w:color w:val="000000"/>
+          <w:sz w:val="24"/>
+          <w:szCs w:val="24"/>
+        </w:rPr>
+        <w:t>0];</w:t>
       </w:r>
     </w:p>
     <w:p>
@@ -2696,6 +3153,7 @@
         </w:rPr>
         <w:t>There is only one reason why you would want to make a cast—to use an object in its full capacity after its actual type has been temporarily forgotten. For example, in the </w:t>
       </w:r>
+      <w:proofErr w:type="spellStart"/>
       <w:r>
         <w:rPr>
           <w:rStyle w:val="HTMLCode"/>
@@ -2706,6 +3164,7 @@
         </w:rPr>
         <w:t>ManagerTest</w:t>
       </w:r>
+      <w:proofErr w:type="spellEnd"/>
       <w:r>
         <w:rPr>
           <w:rFonts w:ascii="Segoe UI" w:hAnsi="Segoe UI" w:cs="Segoe UI"/>
@@ -2886,6 +3345,7 @@
         </w:rPr>
         <w:t>Use </w:t>
       </w:r>
+      <w:proofErr w:type="spellStart"/>
       <w:r>
         <w:rPr>
           <w:rStyle w:val="HTMLCode"/>
@@ -2896,6 +3356,7 @@
         </w:rPr>
         <w:t>instanceof</w:t>
       </w:r>
+      <w:proofErr w:type="spellEnd"/>
       <w:r>
         <w:rPr>
           <w:rFonts w:ascii="Segoe UI" w:hAnsi="Segoe UI" w:cs="Segoe UI"/>
@@ -2913,6 +3374,7 @@
           <w:color w:val="000000"/>
         </w:rPr>
       </w:pPr>
+      <w:proofErr w:type="spellStart"/>
       <w:r>
         <w:rPr>
           <w:rFonts w:ascii="Segoe UI" w:hAnsi="Segoe UI" w:cs="Segoe UI"/>
@@ -2927,6 +3389,7 @@
         </w:rPr>
         <w:t>of</w:t>
       </w:r>
+      <w:proofErr w:type="spellEnd"/>
     </w:p>
     <w:p>
       <w:pPr>
@@ -2950,8 +3413,29 @@
           <w:sz w:val="24"/>
           <w:szCs w:val="24"/>
         </w:rPr>
-        <w:t xml:space="preserve">if (staff[i] </w:t>
-      </w:r>
+        <w:t>if (staff[</w:t>
+      </w:r>
+      <w:proofErr w:type="spellStart"/>
+      <w:r>
+        <w:rPr>
+          <w:rFonts w:ascii="Segoe UI" w:hAnsi="Segoe UI" w:cs="Segoe UI"/>
+          <w:color w:val="000000"/>
+          <w:sz w:val="24"/>
+          <w:szCs w:val="24"/>
+        </w:rPr>
+        <w:t>i</w:t>
+      </w:r>
+      <w:proofErr w:type="spellEnd"/>
+      <w:r>
+        <w:rPr>
+          <w:rFonts w:ascii="Segoe UI" w:hAnsi="Segoe UI" w:cs="Segoe UI"/>
+          <w:color w:val="000000"/>
+          <w:sz w:val="24"/>
+          <w:szCs w:val="24"/>
+        </w:rPr>
+        <w:t xml:space="preserve">] </w:t>
+      </w:r>
+      <w:proofErr w:type="spellStart"/>
       <w:r>
         <w:rPr>
           <w:rStyle w:val="Strong"/>
@@ -2962,6 +3446,7 @@
         </w:rPr>
         <w:t>instanceof</w:t>
       </w:r>
+      <w:proofErr w:type="spellEnd"/>
       <w:r>
         <w:rPr>
           <w:rFonts w:ascii="Segoe UI" w:hAnsi="Segoe UI" w:cs="Segoe UI"/>
@@ -3013,7 +3498,27 @@
           <w:sz w:val="24"/>
           <w:szCs w:val="24"/>
         </w:rPr>
-        <w:t>   Manager boss = (Manager) staff[i];</w:t>
+        <w:t>   Manager boss = (Manager) staff[</w:t>
+      </w:r>
+      <w:proofErr w:type="spellStart"/>
+      <w:r>
+        <w:rPr>
+          <w:rFonts w:ascii="Segoe UI" w:hAnsi="Segoe UI" w:cs="Segoe UI"/>
+          <w:color w:val="000000"/>
+          <w:sz w:val="24"/>
+          <w:szCs w:val="24"/>
+        </w:rPr>
+        <w:t>i</w:t>
+      </w:r>
+      <w:proofErr w:type="spellEnd"/>
+      <w:r>
+        <w:rPr>
+          <w:rFonts w:ascii="Segoe UI" w:hAnsi="Segoe UI" w:cs="Segoe UI"/>
+          <w:color w:val="000000"/>
+          <w:sz w:val="24"/>
+          <w:szCs w:val="24"/>
+        </w:rPr>
+        <w:t>];</w:t>
       </w:r>
     </w:p>
     <w:p>
@@ -3035,7 +3540,29 @@
           <w:sz w:val="24"/>
           <w:szCs w:val="24"/>
         </w:rPr>
-        <w:t>   boss.setBonus(5000);</w:t>
+        <w:t>   </w:t>
+      </w:r>
+      <w:proofErr w:type="spellStart"/>
+      <w:proofErr w:type="gramStart"/>
+      <w:r>
+        <w:rPr>
+          <w:rFonts w:ascii="Segoe UI" w:hAnsi="Segoe UI" w:cs="Segoe UI"/>
+          <w:color w:val="000000"/>
+          <w:sz w:val="24"/>
+          <w:szCs w:val="24"/>
+        </w:rPr>
+        <w:t>boss.setBonus</w:t>
+      </w:r>
+      <w:proofErr w:type="spellEnd"/>
+      <w:proofErr w:type="gramEnd"/>
+      <w:r>
+        <w:rPr>
+          <w:rFonts w:ascii="Segoe UI" w:hAnsi="Segoe UI" w:cs="Segoe UI"/>
+          <w:color w:val="000000"/>
+          <w:sz w:val="24"/>
+          <w:szCs w:val="24"/>
+        </w:rPr>
+        <w:t>(5000);</w:t>
       </w:r>
     </w:p>
     <w:p>
@@ -3104,7 +3631,49 @@
           <w:sz w:val="24"/>
           <w:szCs w:val="24"/>
         </w:rPr>
-        <w:t>if (e instanceof Manager m &amp;&amp; m.getBonus() &gt; 10000)</w:t>
+        <w:t xml:space="preserve">if (e </w:t>
+      </w:r>
+      <w:proofErr w:type="spellStart"/>
+      <w:r>
+        <w:rPr>
+          <w:rFonts w:ascii="Segoe UI" w:hAnsi="Segoe UI" w:cs="Segoe UI"/>
+          <w:color w:val="000000"/>
+          <w:sz w:val="24"/>
+          <w:szCs w:val="24"/>
+        </w:rPr>
+        <w:t>instanceof</w:t>
+      </w:r>
+      <w:proofErr w:type="spellEnd"/>
+      <w:r>
+        <w:rPr>
+          <w:rFonts w:ascii="Segoe UI" w:hAnsi="Segoe UI" w:cs="Segoe UI"/>
+          <w:color w:val="000000"/>
+          <w:sz w:val="24"/>
+          <w:szCs w:val="24"/>
+        </w:rPr>
+        <w:t xml:space="preserve"> Manager m &amp;&amp; </w:t>
+      </w:r>
+      <w:proofErr w:type="spellStart"/>
+      <w:proofErr w:type="gramStart"/>
+      <w:r>
+        <w:rPr>
+          <w:rFonts w:ascii="Segoe UI" w:hAnsi="Segoe UI" w:cs="Segoe UI"/>
+          <w:color w:val="000000"/>
+          <w:sz w:val="24"/>
+          <w:szCs w:val="24"/>
+        </w:rPr>
+        <w:t>m.getBonus</w:t>
+      </w:r>
+      <w:proofErr w:type="spellEnd"/>
+      <w:proofErr w:type="gramEnd"/>
+      <w:r>
+        <w:rPr>
+          <w:rFonts w:ascii="Segoe UI" w:hAnsi="Segoe UI" w:cs="Segoe UI"/>
+          <w:color w:val="000000"/>
+          <w:sz w:val="24"/>
+          <w:szCs w:val="24"/>
+        </w:rPr>
+        <w:t>() &gt; 10000)</w:t>
       </w:r>
     </w:p>
     <w:p>
@@ -3264,7 +3833,51 @@
           <w:szCs w:val="24"/>
           <w:lang w:eastAsia="en-ID"/>
         </w:rPr>
-        <w:t>Object obj = new Employee('Harry Hacker', 35000);</w:t>
+        <w:t xml:space="preserve">Object </w:t>
+      </w:r>
+      <w:proofErr w:type="spellStart"/>
+      <w:r>
+        <w:rPr>
+          <w:rFonts w:ascii="Segoe UI" w:eastAsia="Times New Roman" w:hAnsi="Segoe UI" w:cs="Segoe UI"/>
+          <w:color w:val="000000"/>
+          <w:sz w:val="24"/>
+          <w:szCs w:val="24"/>
+          <w:lang w:eastAsia="en-ID"/>
+        </w:rPr>
+        <w:t>obj</w:t>
+      </w:r>
+      <w:proofErr w:type="spellEnd"/>
+      <w:r>
+        <w:rPr>
+          <w:rFonts w:ascii="Segoe UI" w:eastAsia="Times New Roman" w:hAnsi="Segoe UI" w:cs="Segoe UI"/>
+          <w:color w:val="000000"/>
+          <w:sz w:val="24"/>
+          <w:szCs w:val="24"/>
+          <w:lang w:eastAsia="en-ID"/>
+        </w:rPr>
+        <w:t xml:space="preserve"> = new </w:t>
+      </w:r>
+      <w:proofErr w:type="gramStart"/>
+      <w:r>
+        <w:rPr>
+          <w:rFonts w:ascii="Segoe UI" w:eastAsia="Times New Roman" w:hAnsi="Segoe UI" w:cs="Segoe UI"/>
+          <w:color w:val="000000"/>
+          <w:sz w:val="24"/>
+          <w:szCs w:val="24"/>
+          <w:lang w:eastAsia="en-ID"/>
+        </w:rPr>
+        <w:t>Employee(</w:t>
+      </w:r>
+      <w:proofErr w:type="gramEnd"/>
+      <w:r>
+        <w:rPr>
+          <w:rFonts w:ascii="Segoe UI" w:eastAsia="Times New Roman" w:hAnsi="Segoe UI" w:cs="Segoe UI"/>
+          <w:color w:val="000000"/>
+          <w:sz w:val="24"/>
+          <w:szCs w:val="24"/>
+          <w:lang w:eastAsia="en-ID"/>
+        </w:rPr>
+        <w:t>'Harry Hacker', 35000);</w:t>
       </w:r>
     </w:p>
     <w:p>
@@ -3327,7 +3940,27 @@
           <w:sz w:val="24"/>
           <w:szCs w:val="24"/>
         </w:rPr>
-        <w:t>The hashCode Method</w:t>
+        <w:t xml:space="preserve">The </w:t>
+      </w:r>
+      <w:proofErr w:type="spellStart"/>
+      <w:r>
+        <w:rPr>
+          <w:rFonts w:ascii="Segoe UI" w:hAnsi="Segoe UI" w:cs="Segoe UI"/>
+          <w:color w:val="000000"/>
+          <w:sz w:val="24"/>
+          <w:szCs w:val="24"/>
+        </w:rPr>
+        <w:t>hashCode</w:t>
+      </w:r>
+      <w:proofErr w:type="spellEnd"/>
+      <w:r>
+        <w:rPr>
+          <w:rFonts w:ascii="Segoe UI" w:hAnsi="Segoe UI" w:cs="Segoe UI"/>
+          <w:color w:val="000000"/>
+          <w:sz w:val="24"/>
+          <w:szCs w:val="24"/>
+        </w:rPr>
+        <w:t xml:space="preserve"> Method</w:t>
       </w:r>
     </w:p>
     <w:p>
@@ -3348,7 +3981,27 @@
           <w:sz w:val="24"/>
           <w:szCs w:val="24"/>
         </w:rPr>
-        <w:t>The toString Method</w:t>
+        <w:t xml:space="preserve">The </w:t>
+      </w:r>
+      <w:proofErr w:type="spellStart"/>
+      <w:r>
+        <w:rPr>
+          <w:rFonts w:ascii="Segoe UI" w:hAnsi="Segoe UI" w:cs="Segoe UI"/>
+          <w:color w:val="000000"/>
+          <w:sz w:val="24"/>
+          <w:szCs w:val="24"/>
+        </w:rPr>
+        <w:t>toString</w:t>
+      </w:r>
+      <w:proofErr w:type="spellEnd"/>
+      <w:r>
+        <w:rPr>
+          <w:rFonts w:ascii="Segoe UI" w:hAnsi="Segoe UI" w:cs="Segoe UI"/>
+          <w:color w:val="000000"/>
+          <w:sz w:val="24"/>
+          <w:szCs w:val="24"/>
+        </w:rPr>
+        <w:t xml:space="preserve"> Method</w:t>
       </w:r>
     </w:p>
     <w:p>
@@ -3456,15 +4109,71 @@
           <w:lang w:eastAsia="en-ID"/>
         </w:rPr>
       </w:pPr>
-      <w:r>
-        <w:rPr>
-          <w:rFonts w:ascii="Segoe UI" w:eastAsia="Times New Roman" w:hAnsi="Segoe UI" w:cs="Segoe UI"/>
-          <w:color w:val="000000"/>
-          <w:sz w:val="24"/>
-          <w:szCs w:val="24"/>
-          <w:lang w:eastAsia="en-ID"/>
-        </w:rPr>
-        <w:t>ArrayList&lt;Employee&gt; staff = new ArrayList&lt;Employee&gt;();</w:t>
+      <w:proofErr w:type="spellStart"/>
+      <w:r>
+        <w:rPr>
+          <w:rFonts w:ascii="Segoe UI" w:eastAsia="Times New Roman" w:hAnsi="Segoe UI" w:cs="Segoe UI"/>
+          <w:color w:val="000000"/>
+          <w:sz w:val="24"/>
+          <w:szCs w:val="24"/>
+          <w:lang w:eastAsia="en-ID"/>
+        </w:rPr>
+        <w:t>ArrayList</w:t>
+      </w:r>
+      <w:proofErr w:type="spellEnd"/>
+      <w:r>
+        <w:rPr>
+          <w:rFonts w:ascii="Segoe UI" w:eastAsia="Times New Roman" w:hAnsi="Segoe UI" w:cs="Segoe UI"/>
+          <w:color w:val="000000"/>
+          <w:sz w:val="24"/>
+          <w:szCs w:val="24"/>
+          <w:lang w:eastAsia="en-ID"/>
+        </w:rPr>
+        <w:t xml:space="preserve">&lt;Employee&gt; staff = new </w:t>
+      </w:r>
+      <w:proofErr w:type="spellStart"/>
+      <w:r>
+        <w:rPr>
+          <w:rFonts w:ascii="Segoe UI" w:eastAsia="Times New Roman" w:hAnsi="Segoe UI" w:cs="Segoe UI"/>
+          <w:color w:val="000000"/>
+          <w:sz w:val="24"/>
+          <w:szCs w:val="24"/>
+          <w:lang w:eastAsia="en-ID"/>
+        </w:rPr>
+        <w:t>ArrayList</w:t>
+      </w:r>
+      <w:proofErr w:type="spellEnd"/>
+      <w:r>
+        <w:rPr>
+          <w:rFonts w:ascii="Segoe UI" w:eastAsia="Times New Roman" w:hAnsi="Segoe UI" w:cs="Segoe UI"/>
+          <w:color w:val="000000"/>
+          <w:sz w:val="24"/>
+          <w:szCs w:val="24"/>
+          <w:lang w:eastAsia="en-ID"/>
+        </w:rPr>
+        <w:t>&lt;Employee</w:t>
+      </w:r>
+      <w:proofErr w:type="gramStart"/>
+      <w:r>
+        <w:rPr>
+          <w:rFonts w:ascii="Segoe UI" w:eastAsia="Times New Roman" w:hAnsi="Segoe UI" w:cs="Segoe UI"/>
+          <w:color w:val="000000"/>
+          <w:sz w:val="24"/>
+          <w:szCs w:val="24"/>
+          <w:lang w:eastAsia="en-ID"/>
+        </w:rPr>
+        <w:t>&gt;(</w:t>
+      </w:r>
+      <w:proofErr w:type="gramEnd"/>
+      <w:r>
+        <w:rPr>
+          <w:rFonts w:ascii="Segoe UI" w:eastAsia="Times New Roman" w:hAnsi="Segoe UI" w:cs="Segoe UI"/>
+          <w:color w:val="000000"/>
+          <w:sz w:val="24"/>
+          <w:szCs w:val="24"/>
+          <w:lang w:eastAsia="en-ID"/>
+        </w:rPr>
+        <w:t>);</w:t>
       </w:r>
     </w:p>
     <w:p>
@@ -3482,14 +4191,25 @@
           <w:szCs w:val="24"/>
         </w:rPr>
       </w:pPr>
-      <w:r>
-        <w:rPr>
-          <w:rFonts w:ascii="Segoe UI" w:hAnsi="Segoe UI" w:cs="Segoe UI"/>
-          <w:color w:val="000000"/>
-          <w:sz w:val="24"/>
-          <w:szCs w:val="24"/>
-        </w:rPr>
-        <w:t>.add()</w:t>
+      <w:proofErr w:type="gramStart"/>
+      <w:r>
+        <w:rPr>
+          <w:rFonts w:ascii="Segoe UI" w:hAnsi="Segoe UI" w:cs="Segoe UI"/>
+          <w:color w:val="000000"/>
+          <w:sz w:val="24"/>
+          <w:szCs w:val="24"/>
+        </w:rPr>
+        <w:t>.add</w:t>
+      </w:r>
+      <w:proofErr w:type="gramEnd"/>
+      <w:r>
+        <w:rPr>
+          <w:rFonts w:ascii="Segoe UI" w:hAnsi="Segoe UI" w:cs="Segoe UI"/>
+          <w:color w:val="000000"/>
+          <w:sz w:val="24"/>
+          <w:szCs w:val="24"/>
+        </w:rPr>
+        <w:t>()</w:t>
       </w:r>
     </w:p>
     <w:p>
@@ -3507,14 +4227,36 @@
           <w:szCs w:val="24"/>
         </w:rPr>
       </w:pPr>
-      <w:r>
-        <w:rPr>
-          <w:rFonts w:ascii="Segoe UI" w:hAnsi="Segoe UI" w:cs="Segoe UI"/>
-          <w:color w:val="000000"/>
-          <w:sz w:val="24"/>
-          <w:szCs w:val="24"/>
-        </w:rPr>
-        <w:t>.ensureCapacity(100);</w:t>
+      <w:proofErr w:type="gramStart"/>
+      <w:r>
+        <w:rPr>
+          <w:rFonts w:ascii="Segoe UI" w:hAnsi="Segoe UI" w:cs="Segoe UI"/>
+          <w:color w:val="000000"/>
+          <w:sz w:val="24"/>
+          <w:szCs w:val="24"/>
+        </w:rPr>
+        <w:t>.</w:t>
+      </w:r>
+      <w:proofErr w:type="spellStart"/>
+      <w:r>
+        <w:rPr>
+          <w:rFonts w:ascii="Segoe UI" w:hAnsi="Segoe UI" w:cs="Segoe UI"/>
+          <w:color w:val="000000"/>
+          <w:sz w:val="24"/>
+          <w:szCs w:val="24"/>
+        </w:rPr>
+        <w:t>ensureCapacity</w:t>
+      </w:r>
+      <w:proofErr w:type="spellEnd"/>
+      <w:proofErr w:type="gramEnd"/>
+      <w:r>
+        <w:rPr>
+          <w:rFonts w:ascii="Segoe UI" w:hAnsi="Segoe UI" w:cs="Segoe UI"/>
+          <w:color w:val="000000"/>
+          <w:sz w:val="24"/>
+          <w:szCs w:val="24"/>
+        </w:rPr>
+        <w:t>(100);</w:t>
       </w:r>
     </w:p>
     <w:p>
@@ -3532,14 +4274,25 @@
           <w:szCs w:val="24"/>
         </w:rPr>
       </w:pPr>
-      <w:r>
-        <w:rPr>
-          <w:rFonts w:ascii="Segoe UI" w:hAnsi="Segoe UI" w:cs="Segoe UI"/>
-          <w:color w:val="000000"/>
-          <w:sz w:val="24"/>
-          <w:szCs w:val="24"/>
-        </w:rPr>
-        <w:t>.size()</w:t>
+      <w:proofErr w:type="gramStart"/>
+      <w:r>
+        <w:rPr>
+          <w:rFonts w:ascii="Segoe UI" w:hAnsi="Segoe UI" w:cs="Segoe UI"/>
+          <w:color w:val="000000"/>
+          <w:sz w:val="24"/>
+          <w:szCs w:val="24"/>
+        </w:rPr>
+        <w:t>.size</w:t>
+      </w:r>
+      <w:proofErr w:type="gramEnd"/>
+      <w:r>
+        <w:rPr>
+          <w:rFonts w:ascii="Segoe UI" w:hAnsi="Segoe UI" w:cs="Segoe UI"/>
+          <w:color w:val="000000"/>
+          <w:sz w:val="24"/>
+          <w:szCs w:val="24"/>
+        </w:rPr>
+        <w:t>()</w:t>
       </w:r>
     </w:p>
     <w:p>
@@ -3557,6 +4310,7 @@
           <w:szCs w:val="24"/>
         </w:rPr>
       </w:pPr>
+      <w:proofErr w:type="gramStart"/>
       <w:r>
         <w:rPr>
           <w:rFonts w:ascii="Segoe UI" w:hAnsi="Segoe UI" w:cs="Segoe UI"/>
@@ -3566,6 +4320,7 @@
         </w:rPr>
         <w:t>.length</w:t>
       </w:r>
+      <w:proofErr w:type="gramEnd"/>
     </w:p>
     <w:p>
       <w:pPr>
@@ -3582,14 +4337,25 @@
           <w:szCs w:val="24"/>
         </w:rPr>
       </w:pPr>
-      <w:r>
-        <w:rPr>
-          <w:rFonts w:ascii="Segoe UI" w:hAnsi="Segoe UI" w:cs="Segoe UI"/>
-          <w:color w:val="000000"/>
-          <w:sz w:val="24"/>
-          <w:szCs w:val="24"/>
-        </w:rPr>
-        <w:t>.set()</w:t>
+      <w:proofErr w:type="gramStart"/>
+      <w:r>
+        <w:rPr>
+          <w:rFonts w:ascii="Segoe UI" w:hAnsi="Segoe UI" w:cs="Segoe UI"/>
+          <w:color w:val="000000"/>
+          <w:sz w:val="24"/>
+          <w:szCs w:val="24"/>
+        </w:rPr>
+        <w:t>.set</w:t>
+      </w:r>
+      <w:proofErr w:type="gramEnd"/>
+      <w:r>
+        <w:rPr>
+          <w:rFonts w:ascii="Segoe UI" w:hAnsi="Segoe UI" w:cs="Segoe UI"/>
+          <w:color w:val="000000"/>
+          <w:sz w:val="24"/>
+          <w:szCs w:val="24"/>
+        </w:rPr>
+        <w:t>()</w:t>
       </w:r>
     </w:p>
     <w:p>
@@ -3801,7 +4567,27 @@
           <w:sz w:val="24"/>
           <w:szCs w:val="24"/>
         </w:rPr>
-        <w:t>These are sometimes called “varargs” methods.</w:t>
+        <w:t>These are sometimes called “</w:t>
+      </w:r>
+      <w:proofErr w:type="spellStart"/>
+      <w:r>
+        <w:rPr>
+          <w:rFonts w:ascii="Segoe UI" w:hAnsi="Segoe UI" w:cs="Segoe UI"/>
+          <w:color w:val="000000"/>
+          <w:sz w:val="24"/>
+          <w:szCs w:val="24"/>
+        </w:rPr>
+        <w:t>varargs</w:t>
+      </w:r>
+      <w:proofErr w:type="spellEnd"/>
+      <w:r>
+        <w:rPr>
+          <w:rFonts w:ascii="Segoe UI" w:hAnsi="Segoe UI" w:cs="Segoe UI"/>
+          <w:color w:val="000000"/>
+          <w:sz w:val="24"/>
+          <w:szCs w:val="24"/>
+        </w:rPr>
+        <w:t>” methods.</w:t>
       </w:r>
     </w:p>
     <w:p>
@@ -3819,14 +4605,25 @@
           <w:szCs w:val="24"/>
         </w:rPr>
       </w:pPr>
-      <w:r>
-        <w:rPr>
-          <w:rFonts w:ascii="Segoe UI" w:hAnsi="Segoe UI" w:cs="Segoe UI"/>
-          <w:color w:val="000000"/>
-          <w:sz w:val="24"/>
-          <w:szCs w:val="24"/>
-        </w:rPr>
-        <w:t>System.out.printf('%d %s', n, 'widgets');</w:t>
+      <w:proofErr w:type="spellStart"/>
+      <w:r>
+        <w:rPr>
+          <w:rFonts w:ascii="Segoe UI" w:hAnsi="Segoe UI" w:cs="Segoe UI"/>
+          <w:color w:val="000000"/>
+          <w:sz w:val="24"/>
+          <w:szCs w:val="24"/>
+        </w:rPr>
+        <w:t>System.out.printf</w:t>
+      </w:r>
+      <w:proofErr w:type="spellEnd"/>
+      <w:r>
+        <w:rPr>
+          <w:rFonts w:ascii="Segoe UI" w:hAnsi="Segoe UI" w:cs="Segoe UI"/>
+          <w:color w:val="000000"/>
+          <w:sz w:val="24"/>
+          <w:szCs w:val="24"/>
+        </w:rPr>
+        <w:t>('%d %s', n, 'widgets');</w:t>
       </w:r>
       <w:r>
         <w:rPr>
@@ -3841,7 +4638,7 @@
     <w:p>
       <w:pPr>
         <w:pStyle w:val="NormalWeb"/>
-        <w:spacing w:before="240" w:beforeAutospacing="0" w:after="240" w:afterAutospacing="0"/>
+        <w:spacing w:before="240" w:beforeAutospacing="0" w:after="0" w:afterAutospacing="0"/>
         <w:rPr>
           <w:rFonts w:ascii="Segoe UI" w:hAnsi="Segoe UI" w:cs="Segoe UI"/>
           <w:color w:val="000000"/>
@@ -3858,32 +4655,3027 @@
     <w:p>
       <w:pPr>
         <w:pStyle w:val="HTMLPreformatted"/>
-        <w:spacing w:before="20" w:after="20" w:line="360" w:lineRule="atLeast"/>
-        <w:ind w:left="720"/>
-        <w:rPr>
-          <w:rFonts w:ascii="Segoe UI" w:hAnsi="Segoe UI" w:cs="Segoe UI"/>
-          <w:color w:val="000000"/>
-          <w:sz w:val="24"/>
-          <w:szCs w:val="24"/>
-        </w:rPr>
-      </w:pPr>
+        <w:numPr>
+          <w:ilvl w:val="0"/>
+          <w:numId w:val="1"/>
+        </w:numPr>
+        <w:spacing w:before="20" w:after="20" w:line="360" w:lineRule="atLeast"/>
+        <w:rPr>
+          <w:rFonts w:ascii="Segoe UI" w:hAnsi="Segoe UI" w:cs="Segoe UI"/>
+          <w:color w:val="000000"/>
+          <w:sz w:val="24"/>
+          <w:szCs w:val="24"/>
+        </w:rPr>
+      </w:pPr>
+      <w:r>
+        <w:rPr>
+          <w:rFonts w:ascii="Segoe UI" w:hAnsi="Segoe UI" w:cs="Segoe UI"/>
+          <w:color w:val="000000"/>
+          <w:sz w:val="24"/>
+          <w:szCs w:val="24"/>
+        </w:rPr>
+        <w:t xml:space="preserve">a restricted class that cannot be used to create objects (to access it, it must be inherited from another class). </w:t>
+      </w:r>
     </w:p>
     <w:p>
       <w:pPr>
         <w:pStyle w:val="HTMLPreformatted"/>
-        <w:spacing w:before="20" w:after="20" w:line="360" w:lineRule="atLeast"/>
-        <w:ind w:left="720"/>
-        <w:rPr>
-          <w:rFonts w:ascii="Segoe UI" w:hAnsi="Segoe UI" w:cs="Segoe UI"/>
-          <w:color w:val="000000"/>
-          <w:sz w:val="24"/>
-          <w:szCs w:val="24"/>
-        </w:rPr>
-      </w:pPr>
-    </w:p>
-    <w:p>
-      <w:pPr>
-        <w:pStyle w:val="ListParagraph"/>
+        <w:numPr>
+          <w:ilvl w:val="0"/>
+          <w:numId w:val="1"/>
+        </w:numPr>
+        <w:spacing w:before="20" w:after="20" w:line="360" w:lineRule="atLeast"/>
+        <w:rPr>
+          <w:rFonts w:ascii="Segoe UI" w:hAnsi="Segoe UI" w:cs="Segoe UI"/>
+          <w:color w:val="000000"/>
+          <w:sz w:val="24"/>
+          <w:szCs w:val="24"/>
+        </w:rPr>
+      </w:pPr>
+      <w:r>
+        <w:rPr>
+          <w:rFonts w:ascii="Segoe UI" w:hAnsi="Segoe UI" w:cs="Segoe UI"/>
+          <w:color w:val="000000"/>
+          <w:sz w:val="24"/>
+          <w:szCs w:val="24"/>
+        </w:rPr>
+        <w:t>Abstract method: can only be used in an abstract class, and it does not have a body. The body is provided by the subclass (inherited from).</w:t>
+      </w:r>
+    </w:p>
+    <w:p>
+      <w:pPr>
+        <w:pStyle w:val="HTMLPreformatted"/>
+        <w:spacing w:before="20" w:after="20" w:line="360" w:lineRule="atLeast"/>
+        <w:rPr>
+          <w:rFonts w:ascii="Segoe UI" w:hAnsi="Segoe UI" w:cs="Segoe UI"/>
+          <w:color w:val="000000"/>
+          <w:sz w:val="24"/>
+          <w:szCs w:val="24"/>
+        </w:rPr>
+      </w:pPr>
+      <w:r>
+        <w:rPr>
+          <w:rFonts w:ascii="Segoe UI" w:hAnsi="Segoe UI" w:cs="Segoe UI"/>
+          <w:color w:val="000000"/>
+          <w:sz w:val="24"/>
+          <w:szCs w:val="24"/>
+        </w:rPr>
+        <w:t>Enumeration classes</w:t>
+      </w:r>
+    </w:p>
+    <w:p>
+      <w:pPr>
+        <w:pStyle w:val="HTMLPreformatted"/>
+        <w:spacing w:before="20" w:after="20" w:line="360" w:lineRule="atLeast"/>
+        <w:rPr>
+          <w:rFonts w:ascii="Segoe UI" w:hAnsi="Segoe UI" w:cs="Segoe UI"/>
+          <w:color w:val="000000"/>
+          <w:sz w:val="24"/>
+          <w:szCs w:val="24"/>
+        </w:rPr>
+      </w:pPr>
+      <w:r>
+        <w:rPr>
+          <w:rFonts w:ascii="Segoe UI" w:hAnsi="Segoe UI" w:cs="Segoe UI"/>
+          <w:color w:val="000000"/>
+          <w:sz w:val="24"/>
+          <w:szCs w:val="24"/>
+        </w:rPr>
+        <w:t>Sealed classes</w:t>
+      </w:r>
+    </w:p>
+    <w:p>
+      <w:pPr>
+        <w:pStyle w:val="HTMLPreformatted"/>
+        <w:spacing w:before="20" w:after="20" w:line="360" w:lineRule="atLeast"/>
+        <w:rPr>
+          <w:rFonts w:ascii="Segoe UI" w:hAnsi="Segoe UI" w:cs="Segoe UI"/>
+          <w:color w:val="000000"/>
+          <w:sz w:val="24"/>
+          <w:szCs w:val="24"/>
+        </w:rPr>
+      </w:pPr>
+      <w:r>
+        <w:rPr>
+          <w:rFonts w:ascii="Segoe UI" w:hAnsi="Segoe UI" w:cs="Segoe UI"/>
+          <w:color w:val="000000"/>
+          <w:sz w:val="24"/>
+          <w:szCs w:val="24"/>
+        </w:rPr>
+        <w:t>Reflection</w:t>
+      </w:r>
+    </w:p>
+    <w:p>
+      <w:pPr>
+        <w:pStyle w:val="HTMLPreformatted"/>
+        <w:numPr>
+          <w:ilvl w:val="0"/>
+          <w:numId w:val="1"/>
+        </w:numPr>
+        <w:spacing w:before="20" w:after="20" w:line="360" w:lineRule="atLeast"/>
+        <w:rPr>
+          <w:rFonts w:ascii="Segoe UI" w:hAnsi="Segoe UI" w:cs="Segoe UI"/>
+          <w:color w:val="000000"/>
+          <w:sz w:val="24"/>
+          <w:szCs w:val="24"/>
+        </w:rPr>
+      </w:pPr>
+      <w:r>
+        <w:rPr>
+          <w:rFonts w:ascii="Segoe UI" w:hAnsi="Segoe UI" w:cs="Segoe UI"/>
+          <w:color w:val="000000"/>
+          <w:sz w:val="24"/>
+          <w:szCs w:val="24"/>
+        </w:rPr>
+        <w:t>executing Java program to examine or "introspect" upon itself, and manipulate internal properties of the program. For example, it's possible for a Java class to obtain the names of all its members and display them.</w:t>
+      </w:r>
+    </w:p>
+    <w:p>
+      <w:pPr>
+        <w:pStyle w:val="HTMLPreformatted"/>
+        <w:spacing w:before="20" w:after="20" w:line="360" w:lineRule="atLeast"/>
+        <w:rPr>
+          <w:rFonts w:ascii="Segoe UI" w:hAnsi="Segoe UI" w:cs="Segoe UI"/>
+          <w:color w:val="000000"/>
+          <w:sz w:val="24"/>
+          <w:szCs w:val="24"/>
+        </w:rPr>
+      </w:pPr>
+    </w:p>
+    <w:p>
+      <w:pPr>
+        <w:pStyle w:val="HTMLPreformatted"/>
+        <w:spacing w:before="20" w:after="20" w:line="360" w:lineRule="atLeast"/>
+        <w:jc w:val="center"/>
+        <w:rPr>
+          <w:rFonts w:ascii="Segoe UI" w:hAnsi="Segoe UI" w:cs="Segoe UI"/>
+          <w:b/>
+          <w:bCs/>
+          <w:color w:val="000000"/>
+          <w:sz w:val="24"/>
+          <w:szCs w:val="24"/>
+        </w:rPr>
+      </w:pPr>
+      <w:r>
+        <w:rPr>
+          <w:rFonts w:ascii="Segoe UI" w:hAnsi="Segoe UI" w:cs="Segoe UI"/>
+          <w:b/>
+          <w:bCs/>
+          <w:color w:val="000000"/>
+          <w:sz w:val="24"/>
+          <w:szCs w:val="24"/>
+        </w:rPr>
+        <w:t>DESIGN HINTS FOR INHERITANCE</w:t>
+      </w:r>
+    </w:p>
+    <w:p>
+      <w:pPr>
+        <w:spacing w:before="72" w:after="72" w:line="240" w:lineRule="auto"/>
+        <w:jc w:val="both"/>
+        <w:rPr>
+          <w:rFonts w:ascii="Segoe UI" w:eastAsia="Times New Roman" w:hAnsi="Segoe UI" w:cs="Segoe UI"/>
+          <w:color w:val="000000"/>
+          <w:sz w:val="26"/>
+          <w:szCs w:val="26"/>
+          <w:lang w:eastAsia="en-ID"/>
+        </w:rPr>
+      </w:pPr>
+      <w:r>
+        <w:rPr>
+          <w:rFonts w:ascii="Segoe UI" w:eastAsia="Times New Roman" w:hAnsi="Segoe UI" w:cs="Segoe UI"/>
+          <w:color w:val="000000"/>
+          <w:sz w:val="26"/>
+          <w:szCs w:val="26"/>
+          <w:lang w:eastAsia="en-ID"/>
+        </w:rPr>
+        <w:t xml:space="preserve">1. </w:t>
+      </w:r>
+      <w:r>
+        <w:rPr>
+          <w:rFonts w:ascii="Segoe UI" w:eastAsia="Times New Roman" w:hAnsi="Segoe UI" w:cs="Segoe UI"/>
+          <w:i/>
+          <w:iCs/>
+          <w:color w:val="000000"/>
+          <w:sz w:val="26"/>
+          <w:szCs w:val="26"/>
+          <w:lang w:eastAsia="en-ID"/>
+        </w:rPr>
+        <w:t>Place common operations and fields in the superclass.</w:t>
+      </w:r>
+    </w:p>
+    <w:p>
+      <w:pPr>
+        <w:spacing w:before="72" w:after="72" w:line="240" w:lineRule="auto"/>
+        <w:ind w:left="360"/>
+        <w:jc w:val="both"/>
+        <w:rPr>
+          <w:rFonts w:ascii="Segoe UI" w:eastAsia="Times New Roman" w:hAnsi="Segoe UI" w:cs="Segoe UI"/>
+          <w:color w:val="000000"/>
+          <w:sz w:val="26"/>
+          <w:szCs w:val="26"/>
+          <w:lang w:eastAsia="en-ID"/>
+        </w:rPr>
+      </w:pPr>
+      <w:r>
+        <w:rPr>
+          <w:rFonts w:ascii="Segoe UI" w:eastAsia="Times New Roman" w:hAnsi="Segoe UI" w:cs="Segoe UI"/>
+          <w:color w:val="000000"/>
+          <w:sz w:val="26"/>
+          <w:szCs w:val="26"/>
+          <w:lang w:eastAsia="en-ID"/>
+        </w:rPr>
+        <w:t>This is why we put the name field into the </w:t>
+      </w:r>
+      <w:r>
+        <w:rPr>
+          <w:rFonts w:ascii="Courier" w:eastAsia="Times New Roman" w:hAnsi="Courier" w:cs="Courier New"/>
+          <w:color w:val="000000"/>
+          <w:sz w:val="23"/>
+          <w:szCs w:val="23"/>
+          <w:lang w:eastAsia="en-ID"/>
+        </w:rPr>
+        <w:t>Person</w:t>
+      </w:r>
+      <w:r>
+        <w:rPr>
+          <w:rFonts w:ascii="Segoe UI" w:eastAsia="Times New Roman" w:hAnsi="Segoe UI" w:cs="Segoe UI"/>
+          <w:color w:val="000000"/>
+          <w:sz w:val="26"/>
+          <w:szCs w:val="26"/>
+          <w:lang w:eastAsia="en-ID"/>
+        </w:rPr>
+        <w:t> class instead of replicating it in the </w:t>
+      </w:r>
+      <w:r>
+        <w:rPr>
+          <w:rFonts w:ascii="Courier" w:eastAsia="Times New Roman" w:hAnsi="Courier" w:cs="Courier New"/>
+          <w:color w:val="000000"/>
+          <w:sz w:val="23"/>
+          <w:szCs w:val="23"/>
+          <w:lang w:eastAsia="en-ID"/>
+        </w:rPr>
+        <w:t>Employee</w:t>
+      </w:r>
+      <w:r>
+        <w:rPr>
+          <w:rFonts w:ascii="Segoe UI" w:eastAsia="Times New Roman" w:hAnsi="Segoe UI" w:cs="Segoe UI"/>
+          <w:color w:val="000000"/>
+          <w:sz w:val="26"/>
+          <w:szCs w:val="26"/>
+          <w:lang w:eastAsia="en-ID"/>
+        </w:rPr>
+        <w:t> and </w:t>
+      </w:r>
+      <w:r>
+        <w:rPr>
+          <w:rFonts w:ascii="Courier" w:eastAsia="Times New Roman" w:hAnsi="Courier" w:cs="Courier New"/>
+          <w:color w:val="000000"/>
+          <w:sz w:val="23"/>
+          <w:szCs w:val="23"/>
+          <w:lang w:eastAsia="en-ID"/>
+        </w:rPr>
+        <w:t>Student</w:t>
+      </w:r>
+      <w:r>
+        <w:rPr>
+          <w:rFonts w:ascii="Segoe UI" w:eastAsia="Times New Roman" w:hAnsi="Segoe UI" w:cs="Segoe UI"/>
+          <w:color w:val="000000"/>
+          <w:sz w:val="26"/>
+          <w:szCs w:val="26"/>
+          <w:lang w:eastAsia="en-ID"/>
+        </w:rPr>
+        <w:t> classes.</w:t>
+      </w:r>
+    </w:p>
+    <w:p>
+      <w:pPr>
+        <w:spacing w:before="72" w:after="72" w:line="240" w:lineRule="auto"/>
+        <w:ind w:left="360"/>
+        <w:jc w:val="both"/>
+        <w:rPr>
+          <w:rFonts w:ascii="Segoe UI" w:eastAsia="Times New Roman" w:hAnsi="Segoe UI" w:cs="Segoe UI"/>
+          <w:color w:val="000000"/>
+          <w:sz w:val="26"/>
+          <w:szCs w:val="26"/>
+          <w:lang w:eastAsia="en-ID"/>
+        </w:rPr>
+      </w:pPr>
+    </w:p>
+    <w:p>
+      <w:pPr>
+        <w:spacing w:before="72" w:after="72" w:line="240" w:lineRule="auto"/>
+        <w:ind w:left="360"/>
+        <w:jc w:val="both"/>
+        <w:rPr>
+          <w:rFonts w:ascii="Segoe UI" w:eastAsia="Times New Roman" w:hAnsi="Segoe UI" w:cs="Segoe UI"/>
+          <w:color w:val="000000"/>
+          <w:sz w:val="26"/>
+          <w:szCs w:val="26"/>
+          <w:lang w:eastAsia="en-ID"/>
+        </w:rPr>
+      </w:pPr>
+    </w:p>
+    <w:p>
+      <w:pPr>
+        <w:spacing w:before="72" w:after="72" w:line="240" w:lineRule="auto"/>
+        <w:jc w:val="both"/>
+        <w:rPr>
+          <w:rFonts w:ascii="Segoe UI" w:eastAsia="Times New Roman" w:hAnsi="Segoe UI" w:cs="Segoe UI"/>
+          <w:color w:val="000000"/>
+          <w:sz w:val="26"/>
+          <w:szCs w:val="26"/>
+          <w:lang w:eastAsia="en-ID"/>
+        </w:rPr>
+      </w:pPr>
+      <w:r>
+        <w:rPr>
+          <w:rFonts w:ascii="Segoe UI" w:eastAsia="Times New Roman" w:hAnsi="Segoe UI" w:cs="Segoe UI"/>
+          <w:color w:val="000000"/>
+          <w:sz w:val="26"/>
+          <w:szCs w:val="26"/>
+          <w:lang w:eastAsia="en-ID"/>
+        </w:rPr>
+        <w:lastRenderedPageBreak/>
+        <w:t>2. </w:t>
+      </w:r>
+      <w:r>
+        <w:rPr>
+          <w:rFonts w:ascii="Segoe UI" w:eastAsia="Times New Roman" w:hAnsi="Segoe UI" w:cs="Segoe UI"/>
+          <w:i/>
+          <w:iCs/>
+          <w:color w:val="000000"/>
+          <w:sz w:val="26"/>
+          <w:szCs w:val="26"/>
+          <w:lang w:eastAsia="en-ID"/>
+        </w:rPr>
+        <w:t>Don’t use protected fields.</w:t>
+      </w:r>
+    </w:p>
+    <w:p>
+      <w:pPr>
+        <w:spacing w:before="72" w:after="72" w:line="240" w:lineRule="auto"/>
+        <w:ind w:firstLine="360"/>
+        <w:jc w:val="both"/>
+        <w:rPr>
+          <w:rFonts w:ascii="Segoe UI" w:eastAsia="Times New Roman" w:hAnsi="Segoe UI" w:cs="Segoe UI"/>
+          <w:color w:val="000000"/>
+          <w:sz w:val="26"/>
+          <w:szCs w:val="26"/>
+          <w:lang w:eastAsia="en-ID"/>
+        </w:rPr>
+      </w:pPr>
+      <w:r>
+        <w:rPr>
+          <w:rFonts w:ascii="Segoe UI" w:eastAsia="Times New Roman" w:hAnsi="Segoe UI" w:cs="Segoe UI"/>
+          <w:color w:val="000000"/>
+          <w:sz w:val="26"/>
+          <w:szCs w:val="26"/>
+          <w:lang w:eastAsia="en-ID"/>
+        </w:rPr>
+        <w:t>Some programmers think it is a good idea to define most instance fields as </w:t>
+      </w:r>
+      <w:r>
+        <w:rPr>
+          <w:rFonts w:ascii="Courier" w:eastAsia="Times New Roman" w:hAnsi="Courier" w:cs="Courier New"/>
+          <w:color w:val="000000"/>
+          <w:sz w:val="23"/>
+          <w:szCs w:val="23"/>
+          <w:lang w:eastAsia="en-ID"/>
+        </w:rPr>
+        <w:t>protected</w:t>
+      </w:r>
+      <w:r>
+        <w:rPr>
+          <w:rFonts w:ascii="Segoe UI" w:eastAsia="Times New Roman" w:hAnsi="Segoe UI" w:cs="Segoe UI"/>
+          <w:color w:val="000000"/>
+          <w:sz w:val="26"/>
+          <w:szCs w:val="26"/>
+          <w:lang w:eastAsia="en-ID"/>
+        </w:rPr>
+        <w:t>, “just in case,” so that subclasses can access these fields if they need to. However, the </w:t>
+      </w:r>
+      <w:r>
+        <w:rPr>
+          <w:rFonts w:ascii="Courier" w:eastAsia="Times New Roman" w:hAnsi="Courier" w:cs="Courier New"/>
+          <w:color w:val="000000"/>
+          <w:sz w:val="23"/>
+          <w:szCs w:val="23"/>
+          <w:lang w:eastAsia="en-ID"/>
+        </w:rPr>
+        <w:t>protected</w:t>
+      </w:r>
+      <w:r>
+        <w:rPr>
+          <w:rFonts w:ascii="Segoe UI" w:eastAsia="Times New Roman" w:hAnsi="Segoe UI" w:cs="Segoe UI"/>
+          <w:color w:val="000000"/>
+          <w:sz w:val="26"/>
+          <w:szCs w:val="26"/>
+          <w:lang w:eastAsia="en-ID"/>
+        </w:rPr>
+        <w:t> mechanism doesn’t give much protection, for two reasons. First, the set of subclasses is unbounded—anyone can form a subclass of your classes and then write code that directly accesses </w:t>
+      </w:r>
+      <w:r>
+        <w:rPr>
+          <w:rFonts w:ascii="Courier" w:eastAsia="Times New Roman" w:hAnsi="Courier" w:cs="Courier New"/>
+          <w:color w:val="000000"/>
+          <w:sz w:val="23"/>
+          <w:szCs w:val="23"/>
+          <w:lang w:eastAsia="en-ID"/>
+        </w:rPr>
+        <w:t>protected</w:t>
+      </w:r>
+      <w:r>
+        <w:rPr>
+          <w:rFonts w:ascii="Segoe UI" w:eastAsia="Times New Roman" w:hAnsi="Segoe UI" w:cs="Segoe UI"/>
+          <w:color w:val="000000"/>
+          <w:sz w:val="26"/>
+          <w:szCs w:val="26"/>
+          <w:lang w:eastAsia="en-ID"/>
+        </w:rPr>
+        <w:t> instance fields, thereby breaking encapsulation. And second, in Java, all classes in the same package have access to </w:t>
+      </w:r>
+      <w:r>
+        <w:rPr>
+          <w:rFonts w:ascii="Courier" w:eastAsia="Times New Roman" w:hAnsi="Courier" w:cs="Courier New"/>
+          <w:color w:val="000000"/>
+          <w:sz w:val="23"/>
+          <w:szCs w:val="23"/>
+          <w:lang w:eastAsia="en-ID"/>
+        </w:rPr>
+        <w:t>protected</w:t>
+      </w:r>
+      <w:r>
+        <w:rPr>
+          <w:rFonts w:ascii="Segoe UI" w:eastAsia="Times New Roman" w:hAnsi="Segoe UI" w:cs="Segoe UI"/>
+          <w:color w:val="000000"/>
+          <w:sz w:val="26"/>
+          <w:szCs w:val="26"/>
+          <w:lang w:eastAsia="en-ID"/>
+        </w:rPr>
+        <w:t> fields, whether or not they are subclasses.</w:t>
+      </w:r>
+    </w:p>
+    <w:p>
+      <w:pPr>
+        <w:spacing w:before="72" w:after="72" w:line="240" w:lineRule="auto"/>
+        <w:ind w:left="360"/>
+        <w:jc w:val="both"/>
+        <w:rPr>
+          <w:rFonts w:ascii="Segoe UI" w:eastAsia="Times New Roman" w:hAnsi="Segoe UI" w:cs="Segoe UI"/>
+          <w:color w:val="000000"/>
+          <w:sz w:val="26"/>
+          <w:szCs w:val="26"/>
+          <w:lang w:eastAsia="en-ID"/>
+        </w:rPr>
+      </w:pPr>
+      <w:r>
+        <w:rPr>
+          <w:rFonts w:ascii="Segoe UI" w:eastAsia="Times New Roman" w:hAnsi="Segoe UI" w:cs="Segoe UI"/>
+          <w:color w:val="000000"/>
+          <w:sz w:val="26"/>
+          <w:szCs w:val="26"/>
+          <w:lang w:eastAsia="en-ID"/>
+        </w:rPr>
+        <w:t>However, </w:t>
+      </w:r>
+      <w:r>
+        <w:rPr>
+          <w:rFonts w:ascii="Courier" w:eastAsia="Times New Roman" w:hAnsi="Courier" w:cs="Courier New"/>
+          <w:color w:val="000000"/>
+          <w:sz w:val="23"/>
+          <w:szCs w:val="23"/>
+          <w:lang w:eastAsia="en-ID"/>
+        </w:rPr>
+        <w:t>protected</w:t>
+      </w:r>
+      <w:r>
+        <w:rPr>
+          <w:rFonts w:ascii="Segoe UI" w:eastAsia="Times New Roman" w:hAnsi="Segoe UI" w:cs="Segoe UI"/>
+          <w:color w:val="000000"/>
+          <w:sz w:val="26"/>
+          <w:szCs w:val="26"/>
+          <w:lang w:eastAsia="en-ID"/>
+        </w:rPr>
+        <w:t> methods can be useful to indicate methods that are not ready for general use and should be redefined in subclasses.</w:t>
+      </w:r>
+    </w:p>
+    <w:p>
+      <w:pPr>
+        <w:spacing w:before="72" w:after="72" w:line="240" w:lineRule="auto"/>
+        <w:ind w:left="360"/>
+        <w:jc w:val="both"/>
+        <w:rPr>
+          <w:rFonts w:ascii="Segoe UI" w:eastAsia="Times New Roman" w:hAnsi="Segoe UI" w:cs="Segoe UI"/>
+          <w:color w:val="000000"/>
+          <w:sz w:val="26"/>
+          <w:szCs w:val="26"/>
+          <w:lang w:eastAsia="en-ID"/>
+        </w:rPr>
+      </w:pPr>
+    </w:p>
+    <w:p>
+      <w:pPr>
+        <w:spacing w:before="72" w:after="72" w:line="240" w:lineRule="auto"/>
+        <w:jc w:val="both"/>
+        <w:rPr>
+          <w:rFonts w:ascii="Segoe UI" w:eastAsia="Times New Roman" w:hAnsi="Segoe UI" w:cs="Segoe UI"/>
+          <w:color w:val="000000"/>
+          <w:sz w:val="26"/>
+          <w:szCs w:val="26"/>
+          <w:lang w:eastAsia="en-ID"/>
+        </w:rPr>
+      </w:pPr>
+      <w:r>
+        <w:rPr>
+          <w:rFonts w:ascii="Segoe UI" w:eastAsia="Times New Roman" w:hAnsi="Segoe UI" w:cs="Segoe UI"/>
+          <w:color w:val="000000"/>
+          <w:sz w:val="26"/>
+          <w:szCs w:val="26"/>
+          <w:lang w:eastAsia="en-ID"/>
+        </w:rPr>
+        <w:t>3. </w:t>
+      </w:r>
+      <w:r>
+        <w:rPr>
+          <w:rFonts w:ascii="Segoe UI" w:eastAsia="Times New Roman" w:hAnsi="Segoe UI" w:cs="Segoe UI"/>
+          <w:i/>
+          <w:iCs/>
+          <w:color w:val="000000"/>
+          <w:sz w:val="26"/>
+          <w:szCs w:val="26"/>
+          <w:lang w:eastAsia="en-ID"/>
+        </w:rPr>
+        <w:t>Use inheritance to model the “is–a” relationship.</w:t>
+      </w:r>
+    </w:p>
+    <w:p>
+      <w:pPr>
+        <w:spacing w:before="72" w:after="72" w:line="240" w:lineRule="auto"/>
+        <w:ind w:firstLine="400"/>
+        <w:jc w:val="both"/>
+        <w:rPr>
+          <w:rFonts w:ascii="Segoe UI" w:eastAsia="Times New Roman" w:hAnsi="Segoe UI" w:cs="Segoe UI"/>
+          <w:color w:val="000000"/>
+          <w:sz w:val="26"/>
+          <w:szCs w:val="26"/>
+          <w:lang w:eastAsia="en-ID"/>
+        </w:rPr>
+      </w:pPr>
+      <w:r>
+        <w:rPr>
+          <w:rFonts w:ascii="Segoe UI" w:eastAsia="Times New Roman" w:hAnsi="Segoe UI" w:cs="Segoe UI"/>
+          <w:color w:val="000000"/>
+          <w:sz w:val="26"/>
+          <w:szCs w:val="26"/>
+          <w:lang w:eastAsia="en-ID"/>
+        </w:rPr>
+        <w:t>Inheritance is a handy code-saver, but sometimes people overuse it. For example, suppose we need a </w:t>
+      </w:r>
+      <w:r>
+        <w:rPr>
+          <w:rFonts w:ascii="Courier" w:eastAsia="Times New Roman" w:hAnsi="Courier" w:cs="Courier New"/>
+          <w:color w:val="000000"/>
+          <w:sz w:val="23"/>
+          <w:szCs w:val="23"/>
+          <w:lang w:eastAsia="en-ID"/>
+        </w:rPr>
+        <w:t>Contractor</w:t>
+      </w:r>
+      <w:r>
+        <w:rPr>
+          <w:rFonts w:ascii="Segoe UI" w:eastAsia="Times New Roman" w:hAnsi="Segoe UI" w:cs="Segoe UI"/>
+          <w:color w:val="000000"/>
+          <w:sz w:val="26"/>
+          <w:szCs w:val="26"/>
+          <w:lang w:eastAsia="en-ID"/>
+        </w:rPr>
+        <w:t> class. Contractors have names and hire dates, but they do not have salaries. Instead, they are paid by the hour, and they do not stay around long enough to get a raise. There is the temptation to form a subclass </w:t>
+      </w:r>
+      <w:r>
+        <w:rPr>
+          <w:rFonts w:ascii="Courier" w:eastAsia="Times New Roman" w:hAnsi="Courier" w:cs="Courier New"/>
+          <w:color w:val="000000"/>
+          <w:sz w:val="23"/>
+          <w:szCs w:val="23"/>
+          <w:lang w:eastAsia="en-ID"/>
+        </w:rPr>
+        <w:t>Contractor</w:t>
+      </w:r>
+      <w:r>
+        <w:rPr>
+          <w:rFonts w:ascii="Segoe UI" w:eastAsia="Times New Roman" w:hAnsi="Segoe UI" w:cs="Segoe UI"/>
+          <w:color w:val="000000"/>
+          <w:sz w:val="26"/>
+          <w:szCs w:val="26"/>
+          <w:lang w:eastAsia="en-ID"/>
+        </w:rPr>
+        <w:t> from </w:t>
+      </w:r>
+      <w:r>
+        <w:rPr>
+          <w:rFonts w:ascii="Courier" w:eastAsia="Times New Roman" w:hAnsi="Courier" w:cs="Courier New"/>
+          <w:color w:val="000000"/>
+          <w:sz w:val="23"/>
+          <w:szCs w:val="23"/>
+          <w:lang w:eastAsia="en-ID"/>
+        </w:rPr>
+        <w:t>Employee</w:t>
+      </w:r>
+      <w:r>
+        <w:rPr>
+          <w:rFonts w:ascii="Segoe UI" w:eastAsia="Times New Roman" w:hAnsi="Segoe UI" w:cs="Segoe UI"/>
+          <w:color w:val="000000"/>
+          <w:sz w:val="26"/>
+          <w:szCs w:val="26"/>
+          <w:lang w:eastAsia="en-ID"/>
+        </w:rPr>
+        <w:t> and add an </w:t>
+      </w:r>
+      <w:proofErr w:type="spellStart"/>
+      <w:r>
+        <w:rPr>
+          <w:rFonts w:ascii="Courier" w:eastAsia="Times New Roman" w:hAnsi="Courier" w:cs="Courier New"/>
+          <w:color w:val="000000"/>
+          <w:sz w:val="23"/>
+          <w:szCs w:val="23"/>
+          <w:lang w:eastAsia="en-ID"/>
+        </w:rPr>
+        <w:t>hourlyWage</w:t>
+      </w:r>
+      <w:proofErr w:type="spellEnd"/>
+      <w:r>
+        <w:rPr>
+          <w:rFonts w:ascii="Segoe UI" w:eastAsia="Times New Roman" w:hAnsi="Segoe UI" w:cs="Segoe UI"/>
+          <w:color w:val="000000"/>
+          <w:sz w:val="26"/>
+          <w:szCs w:val="26"/>
+          <w:lang w:eastAsia="en-ID"/>
+        </w:rPr>
+        <w:t> field.</w:t>
+      </w:r>
+    </w:p>
+    <w:p>
+      <w:pPr>
+        <w:tabs>
+          <w:tab w:val="left" w:pos="916"/>
+          <w:tab w:val="left" w:pos="1832"/>
+          <w:tab w:val="left" w:pos="2748"/>
+          <w:tab w:val="left" w:pos="3664"/>
+          <w:tab w:val="left" w:pos="4580"/>
+          <w:tab w:val="left" w:pos="5496"/>
+          <w:tab w:val="left" w:pos="6412"/>
+          <w:tab w:val="left" w:pos="7328"/>
+          <w:tab w:val="left" w:pos="8244"/>
+          <w:tab w:val="left" w:pos="9160"/>
+          <w:tab w:val="left" w:pos="10076"/>
+          <w:tab w:val="left" w:pos="10992"/>
+          <w:tab w:val="left" w:pos="11908"/>
+          <w:tab w:val="left" w:pos="12824"/>
+          <w:tab w:val="left" w:pos="13740"/>
+          <w:tab w:val="left" w:pos="14656"/>
+        </w:tabs>
+        <w:spacing w:before="20" w:after="20" w:line="360" w:lineRule="atLeast"/>
+        <w:ind w:left="400"/>
+        <w:jc w:val="both"/>
+        <w:rPr>
+          <w:rFonts w:ascii="Courier" w:eastAsia="Times New Roman" w:hAnsi="Courier" w:cs="Courier New"/>
+          <w:color w:val="000000"/>
+          <w:sz w:val="26"/>
+          <w:szCs w:val="26"/>
+          <w:lang w:eastAsia="en-ID"/>
+        </w:rPr>
+      </w:pPr>
+      <w:r>
+        <w:rPr>
+          <w:rFonts w:ascii="Courier" w:eastAsia="Times New Roman" w:hAnsi="Courier" w:cs="Courier New"/>
+          <w:color w:val="000000"/>
+          <w:sz w:val="26"/>
+          <w:szCs w:val="26"/>
+          <w:lang w:eastAsia="en-ID"/>
+        </w:rPr>
+        <w:t>public class Contractor extends Employee</w:t>
+      </w:r>
+    </w:p>
+    <w:p>
+      <w:pPr>
+        <w:tabs>
+          <w:tab w:val="left" w:pos="916"/>
+          <w:tab w:val="left" w:pos="1832"/>
+          <w:tab w:val="left" w:pos="2748"/>
+          <w:tab w:val="left" w:pos="3664"/>
+          <w:tab w:val="left" w:pos="4580"/>
+          <w:tab w:val="left" w:pos="5496"/>
+          <w:tab w:val="left" w:pos="6412"/>
+          <w:tab w:val="left" w:pos="7328"/>
+          <w:tab w:val="left" w:pos="8244"/>
+          <w:tab w:val="left" w:pos="9160"/>
+          <w:tab w:val="left" w:pos="10076"/>
+          <w:tab w:val="left" w:pos="10992"/>
+          <w:tab w:val="left" w:pos="11908"/>
+          <w:tab w:val="left" w:pos="12824"/>
+          <w:tab w:val="left" w:pos="13740"/>
+          <w:tab w:val="left" w:pos="14656"/>
+        </w:tabs>
+        <w:spacing w:before="20" w:after="20" w:line="360" w:lineRule="atLeast"/>
+        <w:ind w:left="400"/>
+        <w:jc w:val="both"/>
+        <w:rPr>
+          <w:rFonts w:ascii="Courier" w:eastAsia="Times New Roman" w:hAnsi="Courier" w:cs="Courier New"/>
+          <w:color w:val="000000"/>
+          <w:sz w:val="26"/>
+          <w:szCs w:val="26"/>
+          <w:lang w:eastAsia="en-ID"/>
+        </w:rPr>
+      </w:pPr>
+      <w:r>
+        <w:rPr>
+          <w:rFonts w:ascii="Courier" w:eastAsia="Times New Roman" w:hAnsi="Courier" w:cs="Courier New"/>
+          <w:color w:val="000000"/>
+          <w:sz w:val="26"/>
+          <w:szCs w:val="26"/>
+          <w:lang w:eastAsia="en-ID"/>
+        </w:rPr>
+        <w:t>{</w:t>
+      </w:r>
+    </w:p>
+    <w:p>
+      <w:pPr>
+        <w:tabs>
+          <w:tab w:val="left" w:pos="916"/>
+          <w:tab w:val="left" w:pos="1832"/>
+          <w:tab w:val="left" w:pos="2748"/>
+          <w:tab w:val="left" w:pos="3664"/>
+          <w:tab w:val="left" w:pos="4580"/>
+          <w:tab w:val="left" w:pos="5496"/>
+          <w:tab w:val="left" w:pos="6412"/>
+          <w:tab w:val="left" w:pos="7328"/>
+          <w:tab w:val="left" w:pos="8244"/>
+          <w:tab w:val="left" w:pos="9160"/>
+          <w:tab w:val="left" w:pos="10076"/>
+          <w:tab w:val="left" w:pos="10992"/>
+          <w:tab w:val="left" w:pos="11908"/>
+          <w:tab w:val="left" w:pos="12824"/>
+          <w:tab w:val="left" w:pos="13740"/>
+          <w:tab w:val="left" w:pos="14656"/>
+        </w:tabs>
+        <w:spacing w:before="20" w:after="20" w:line="360" w:lineRule="atLeast"/>
+        <w:ind w:left="400"/>
+        <w:jc w:val="both"/>
+        <w:rPr>
+          <w:rFonts w:ascii="Courier" w:eastAsia="Times New Roman" w:hAnsi="Courier" w:cs="Courier New"/>
+          <w:color w:val="000000"/>
+          <w:sz w:val="26"/>
+          <w:szCs w:val="26"/>
+          <w:lang w:eastAsia="en-ID"/>
+        </w:rPr>
+      </w:pPr>
+      <w:r>
+        <w:rPr>
+          <w:rFonts w:ascii="Courier" w:eastAsia="Times New Roman" w:hAnsi="Courier" w:cs="Courier New"/>
+          <w:color w:val="000000"/>
+          <w:sz w:val="26"/>
+          <w:szCs w:val="26"/>
+          <w:lang w:eastAsia="en-ID"/>
+        </w:rPr>
+        <w:t xml:space="preserve">   private double </w:t>
+      </w:r>
+      <w:proofErr w:type="spellStart"/>
+      <w:r>
+        <w:rPr>
+          <w:rFonts w:ascii="Courier" w:eastAsia="Times New Roman" w:hAnsi="Courier" w:cs="Courier New"/>
+          <w:color w:val="000000"/>
+          <w:sz w:val="26"/>
+          <w:szCs w:val="26"/>
+          <w:lang w:eastAsia="en-ID"/>
+        </w:rPr>
+        <w:t>hourlyWage</w:t>
+      </w:r>
+      <w:proofErr w:type="spellEnd"/>
+      <w:r>
+        <w:rPr>
+          <w:rFonts w:ascii="Courier" w:eastAsia="Times New Roman" w:hAnsi="Courier" w:cs="Courier New"/>
+          <w:color w:val="000000"/>
+          <w:sz w:val="26"/>
+          <w:szCs w:val="26"/>
+          <w:lang w:eastAsia="en-ID"/>
+        </w:rPr>
+        <w:t>;</w:t>
+      </w:r>
+    </w:p>
+    <w:p>
+      <w:pPr>
+        <w:tabs>
+          <w:tab w:val="left" w:pos="916"/>
+          <w:tab w:val="left" w:pos="1832"/>
+          <w:tab w:val="left" w:pos="2748"/>
+          <w:tab w:val="left" w:pos="3664"/>
+          <w:tab w:val="left" w:pos="4580"/>
+          <w:tab w:val="left" w:pos="5496"/>
+          <w:tab w:val="left" w:pos="6412"/>
+          <w:tab w:val="left" w:pos="7328"/>
+          <w:tab w:val="left" w:pos="8244"/>
+          <w:tab w:val="left" w:pos="9160"/>
+          <w:tab w:val="left" w:pos="10076"/>
+          <w:tab w:val="left" w:pos="10992"/>
+          <w:tab w:val="left" w:pos="11908"/>
+          <w:tab w:val="left" w:pos="12824"/>
+          <w:tab w:val="left" w:pos="13740"/>
+          <w:tab w:val="left" w:pos="14656"/>
+        </w:tabs>
+        <w:spacing w:before="20" w:after="20" w:line="360" w:lineRule="atLeast"/>
+        <w:ind w:left="400"/>
+        <w:jc w:val="both"/>
+        <w:rPr>
+          <w:rFonts w:ascii="Courier" w:eastAsia="Times New Roman" w:hAnsi="Courier" w:cs="Courier New"/>
+          <w:color w:val="000000"/>
+          <w:sz w:val="26"/>
+          <w:szCs w:val="26"/>
+          <w:lang w:eastAsia="en-ID"/>
+        </w:rPr>
+      </w:pPr>
+      <w:r>
+        <w:rPr>
+          <w:rFonts w:ascii="Courier" w:eastAsia="Times New Roman" w:hAnsi="Courier" w:cs="Courier New"/>
+          <w:color w:val="000000"/>
+          <w:sz w:val="26"/>
+          <w:szCs w:val="26"/>
+          <w:lang w:eastAsia="en-ID"/>
+        </w:rPr>
+        <w:t>   . . .</w:t>
+      </w:r>
+    </w:p>
+    <w:p>
+      <w:pPr>
+        <w:tabs>
+          <w:tab w:val="left" w:pos="916"/>
+          <w:tab w:val="left" w:pos="1832"/>
+          <w:tab w:val="left" w:pos="2748"/>
+          <w:tab w:val="left" w:pos="3664"/>
+          <w:tab w:val="left" w:pos="4580"/>
+          <w:tab w:val="left" w:pos="5496"/>
+          <w:tab w:val="left" w:pos="6412"/>
+          <w:tab w:val="left" w:pos="7328"/>
+          <w:tab w:val="left" w:pos="8244"/>
+          <w:tab w:val="left" w:pos="9160"/>
+          <w:tab w:val="left" w:pos="10076"/>
+          <w:tab w:val="left" w:pos="10992"/>
+          <w:tab w:val="left" w:pos="11908"/>
+          <w:tab w:val="left" w:pos="12824"/>
+          <w:tab w:val="left" w:pos="13740"/>
+          <w:tab w:val="left" w:pos="14656"/>
+        </w:tabs>
+        <w:spacing w:before="20" w:after="20" w:line="360" w:lineRule="atLeast"/>
+        <w:ind w:left="400"/>
+        <w:jc w:val="both"/>
+        <w:rPr>
+          <w:rFonts w:ascii="Courier" w:eastAsia="Times New Roman" w:hAnsi="Courier" w:cs="Courier New"/>
+          <w:color w:val="000000"/>
+          <w:sz w:val="26"/>
+          <w:szCs w:val="26"/>
+          <w:lang w:eastAsia="en-ID"/>
+        </w:rPr>
+      </w:pPr>
+      <w:r>
+        <w:rPr>
+          <w:rFonts w:ascii="Courier" w:eastAsia="Times New Roman" w:hAnsi="Courier" w:cs="Courier New"/>
+          <w:color w:val="000000"/>
+          <w:sz w:val="26"/>
+          <w:szCs w:val="26"/>
+          <w:lang w:eastAsia="en-ID"/>
+        </w:rPr>
+        <w:t>}</w:t>
+      </w:r>
+    </w:p>
+    <w:p>
+      <w:pPr>
+        <w:spacing w:before="72" w:after="72" w:line="240" w:lineRule="auto"/>
+        <w:ind w:firstLine="400"/>
+        <w:jc w:val="both"/>
+        <w:rPr>
+          <w:rFonts w:ascii="Segoe UI" w:eastAsia="Times New Roman" w:hAnsi="Segoe UI" w:cs="Segoe UI"/>
+          <w:color w:val="000000"/>
+          <w:sz w:val="26"/>
+          <w:szCs w:val="26"/>
+          <w:lang w:eastAsia="en-ID"/>
+        </w:rPr>
+      </w:pPr>
+      <w:r>
+        <w:rPr>
+          <w:rFonts w:ascii="Segoe UI" w:eastAsia="Times New Roman" w:hAnsi="Segoe UI" w:cs="Segoe UI"/>
+          <w:color w:val="000000"/>
+          <w:sz w:val="26"/>
+          <w:szCs w:val="26"/>
+          <w:lang w:eastAsia="en-ID"/>
+        </w:rPr>
+        <w:t>This is </w:t>
+      </w:r>
+      <w:r>
+        <w:rPr>
+          <w:rFonts w:ascii="Segoe UI" w:eastAsia="Times New Roman" w:hAnsi="Segoe UI" w:cs="Segoe UI"/>
+          <w:i/>
+          <w:iCs/>
+          <w:color w:val="000000"/>
+          <w:sz w:val="26"/>
+          <w:szCs w:val="26"/>
+          <w:lang w:eastAsia="en-ID"/>
+        </w:rPr>
+        <w:t>not</w:t>
+      </w:r>
+      <w:r>
+        <w:rPr>
+          <w:rFonts w:ascii="Segoe UI" w:eastAsia="Times New Roman" w:hAnsi="Segoe UI" w:cs="Segoe UI"/>
+          <w:color w:val="000000"/>
+          <w:sz w:val="26"/>
+          <w:szCs w:val="26"/>
+          <w:lang w:eastAsia="en-ID"/>
+        </w:rPr>
+        <w:t xml:space="preserve"> a good idea, however, because now each contractor object has both a salary and hourly wage field. It will cause you no end of grief when you implement methods for printing </w:t>
+      </w:r>
+      <w:proofErr w:type="spellStart"/>
+      <w:r>
+        <w:rPr>
+          <w:rFonts w:ascii="Segoe UI" w:eastAsia="Times New Roman" w:hAnsi="Segoe UI" w:cs="Segoe UI"/>
+          <w:color w:val="000000"/>
+          <w:sz w:val="26"/>
+          <w:szCs w:val="26"/>
+          <w:lang w:eastAsia="en-ID"/>
+        </w:rPr>
+        <w:t>paychecks</w:t>
+      </w:r>
+      <w:proofErr w:type="spellEnd"/>
+      <w:r>
+        <w:rPr>
+          <w:rFonts w:ascii="Segoe UI" w:eastAsia="Times New Roman" w:hAnsi="Segoe UI" w:cs="Segoe UI"/>
+          <w:color w:val="000000"/>
+          <w:sz w:val="26"/>
+          <w:szCs w:val="26"/>
+          <w:lang w:eastAsia="en-ID"/>
+        </w:rPr>
+        <w:t xml:space="preserve"> or tax forms. You will end up writing more code than you would have written by not inheriting in the first place.</w:t>
+      </w:r>
+    </w:p>
+    <w:p>
+      <w:pPr>
+        <w:spacing w:before="72" w:after="72" w:line="240" w:lineRule="auto"/>
+        <w:jc w:val="both"/>
+        <w:rPr>
+          <w:rFonts w:ascii="Segoe UI" w:eastAsia="Times New Roman" w:hAnsi="Segoe UI" w:cs="Segoe UI"/>
+          <w:color w:val="000000"/>
+          <w:sz w:val="26"/>
+          <w:szCs w:val="26"/>
+          <w:lang w:eastAsia="en-ID"/>
+        </w:rPr>
+      </w:pPr>
+      <w:r>
+        <w:rPr>
+          <w:rFonts w:ascii="Segoe UI" w:eastAsia="Times New Roman" w:hAnsi="Segoe UI" w:cs="Segoe UI"/>
+          <w:color w:val="000000"/>
+          <w:sz w:val="26"/>
+          <w:szCs w:val="26"/>
+          <w:lang w:eastAsia="en-ID"/>
+        </w:rPr>
+        <w:t>The contractor-employee relationship fails the “is–a” test. A contractor is not a special case of an employee.</w:t>
+      </w:r>
+    </w:p>
+    <w:p>
+      <w:pPr>
+        <w:spacing w:before="72" w:after="72" w:line="240" w:lineRule="auto"/>
+        <w:jc w:val="both"/>
+        <w:rPr>
+          <w:rFonts w:ascii="Segoe UI" w:eastAsia="Times New Roman" w:hAnsi="Segoe UI" w:cs="Segoe UI"/>
+          <w:color w:val="000000"/>
+          <w:sz w:val="26"/>
+          <w:szCs w:val="26"/>
+          <w:lang w:eastAsia="en-ID"/>
+        </w:rPr>
+      </w:pPr>
+    </w:p>
+    <w:p>
+      <w:pPr>
+        <w:spacing w:before="72" w:after="72" w:line="240" w:lineRule="auto"/>
+        <w:jc w:val="both"/>
+        <w:rPr>
+          <w:rFonts w:ascii="Segoe UI" w:eastAsia="Times New Roman" w:hAnsi="Segoe UI" w:cs="Segoe UI"/>
+          <w:color w:val="000000"/>
+          <w:sz w:val="26"/>
+          <w:szCs w:val="26"/>
+          <w:lang w:eastAsia="en-ID"/>
+        </w:rPr>
+      </w:pPr>
+      <w:r>
+        <w:rPr>
+          <w:rFonts w:ascii="Segoe UI" w:eastAsia="Times New Roman" w:hAnsi="Segoe UI" w:cs="Segoe UI"/>
+          <w:color w:val="000000"/>
+          <w:sz w:val="26"/>
+          <w:szCs w:val="26"/>
+          <w:lang w:eastAsia="en-ID"/>
+        </w:rPr>
+        <w:t>4. </w:t>
+      </w:r>
+      <w:r>
+        <w:rPr>
+          <w:rFonts w:ascii="Segoe UI" w:eastAsia="Times New Roman" w:hAnsi="Segoe UI" w:cs="Segoe UI"/>
+          <w:i/>
+          <w:iCs/>
+          <w:color w:val="000000"/>
+          <w:sz w:val="26"/>
+          <w:szCs w:val="26"/>
+          <w:lang w:eastAsia="en-ID"/>
+        </w:rPr>
+        <w:t>Don’t use inheritance unless all inherited methods make sense.</w:t>
+      </w:r>
+    </w:p>
+    <w:p>
+      <w:pPr>
+        <w:spacing w:before="72" w:after="72" w:line="240" w:lineRule="auto"/>
+        <w:ind w:firstLine="400"/>
+        <w:jc w:val="both"/>
+        <w:rPr>
+          <w:rFonts w:ascii="Segoe UI" w:eastAsia="Times New Roman" w:hAnsi="Segoe UI" w:cs="Segoe UI"/>
+          <w:color w:val="000000"/>
+          <w:sz w:val="26"/>
+          <w:szCs w:val="26"/>
+          <w:lang w:eastAsia="en-ID"/>
+        </w:rPr>
+      </w:pPr>
+      <w:r>
+        <w:rPr>
+          <w:rFonts w:ascii="Segoe UI" w:eastAsia="Times New Roman" w:hAnsi="Segoe UI" w:cs="Segoe UI"/>
+          <w:color w:val="000000"/>
+          <w:sz w:val="26"/>
+          <w:szCs w:val="26"/>
+          <w:lang w:eastAsia="en-ID"/>
+        </w:rPr>
+        <w:t>Suppose we want to write a </w:t>
+      </w:r>
+      <w:r>
+        <w:rPr>
+          <w:rFonts w:ascii="Courier" w:eastAsia="Times New Roman" w:hAnsi="Courier" w:cs="Courier New"/>
+          <w:color w:val="000000"/>
+          <w:sz w:val="23"/>
+          <w:szCs w:val="23"/>
+          <w:lang w:eastAsia="en-ID"/>
+        </w:rPr>
+        <w:t>Holiday</w:t>
+      </w:r>
+      <w:r>
+        <w:rPr>
+          <w:rFonts w:ascii="Segoe UI" w:eastAsia="Times New Roman" w:hAnsi="Segoe UI" w:cs="Segoe UI"/>
+          <w:color w:val="000000"/>
+          <w:sz w:val="26"/>
+          <w:szCs w:val="26"/>
+          <w:lang w:eastAsia="en-ID"/>
+        </w:rPr>
+        <w:t> class. Surely every holiday is a day, and days can be expressed as instances of the </w:t>
+      </w:r>
+      <w:proofErr w:type="spellStart"/>
+      <w:r>
+        <w:rPr>
+          <w:rFonts w:ascii="Courier" w:eastAsia="Times New Roman" w:hAnsi="Courier" w:cs="Courier New"/>
+          <w:color w:val="000000"/>
+          <w:sz w:val="23"/>
+          <w:szCs w:val="23"/>
+          <w:lang w:eastAsia="en-ID"/>
+        </w:rPr>
+        <w:t>GregorianCalendar</w:t>
+      </w:r>
+      <w:proofErr w:type="spellEnd"/>
+      <w:r>
+        <w:rPr>
+          <w:rFonts w:ascii="Segoe UI" w:eastAsia="Times New Roman" w:hAnsi="Segoe UI" w:cs="Segoe UI"/>
+          <w:color w:val="000000"/>
+          <w:sz w:val="26"/>
+          <w:szCs w:val="26"/>
+          <w:lang w:eastAsia="en-ID"/>
+        </w:rPr>
+        <w:t> class, so we can use inheritance.</w:t>
+      </w:r>
+    </w:p>
+    <w:p>
+      <w:pPr>
+        <w:spacing w:before="72" w:after="72" w:line="240" w:lineRule="auto"/>
+        <w:ind w:firstLine="400"/>
+        <w:jc w:val="both"/>
+        <w:rPr>
+          <w:rFonts w:ascii="Segoe UI" w:eastAsia="Times New Roman" w:hAnsi="Segoe UI" w:cs="Segoe UI"/>
+          <w:color w:val="000000"/>
+          <w:sz w:val="26"/>
+          <w:szCs w:val="26"/>
+          <w:lang w:eastAsia="en-ID"/>
+        </w:rPr>
+      </w:pPr>
+    </w:p>
+    <w:p>
+      <w:pPr>
+        <w:spacing w:before="72" w:after="72" w:line="240" w:lineRule="auto"/>
+        <w:ind w:firstLine="400"/>
+        <w:jc w:val="both"/>
+        <w:rPr>
+          <w:rFonts w:ascii="Segoe UI" w:eastAsia="Times New Roman" w:hAnsi="Segoe UI" w:cs="Segoe UI"/>
+          <w:color w:val="000000"/>
+          <w:sz w:val="26"/>
+          <w:szCs w:val="26"/>
+          <w:lang w:eastAsia="en-ID"/>
+        </w:rPr>
+      </w:pPr>
+    </w:p>
+    <w:p>
+      <w:pPr>
+        <w:tabs>
+          <w:tab w:val="left" w:pos="916"/>
+          <w:tab w:val="left" w:pos="1832"/>
+          <w:tab w:val="left" w:pos="2748"/>
+          <w:tab w:val="left" w:pos="3664"/>
+          <w:tab w:val="left" w:pos="4580"/>
+          <w:tab w:val="left" w:pos="5496"/>
+          <w:tab w:val="left" w:pos="6412"/>
+          <w:tab w:val="left" w:pos="7328"/>
+          <w:tab w:val="left" w:pos="8244"/>
+          <w:tab w:val="left" w:pos="9160"/>
+          <w:tab w:val="left" w:pos="10076"/>
+          <w:tab w:val="left" w:pos="10992"/>
+          <w:tab w:val="left" w:pos="11908"/>
+          <w:tab w:val="left" w:pos="12824"/>
+          <w:tab w:val="left" w:pos="13740"/>
+          <w:tab w:val="left" w:pos="14656"/>
+        </w:tabs>
+        <w:spacing w:before="20" w:after="20" w:line="360" w:lineRule="atLeast"/>
+        <w:jc w:val="both"/>
+        <w:rPr>
+          <w:rFonts w:ascii="Courier" w:eastAsia="Times New Roman" w:hAnsi="Courier" w:cs="Courier New"/>
+          <w:color w:val="000000"/>
+          <w:sz w:val="26"/>
+          <w:szCs w:val="26"/>
+          <w:lang w:eastAsia="en-ID"/>
+        </w:rPr>
+      </w:pPr>
+      <w:r>
+        <w:rPr>
+          <w:rFonts w:ascii="Courier" w:eastAsia="Times New Roman" w:hAnsi="Courier" w:cs="Courier New"/>
+          <w:color w:val="000000"/>
+          <w:sz w:val="26"/>
+          <w:szCs w:val="26"/>
+          <w:lang w:eastAsia="en-ID"/>
+        </w:rPr>
+        <w:lastRenderedPageBreak/>
+        <w:t xml:space="preserve">class Holiday extends </w:t>
+      </w:r>
+      <w:proofErr w:type="spellStart"/>
+      <w:r>
+        <w:rPr>
+          <w:rFonts w:ascii="Courier" w:eastAsia="Times New Roman" w:hAnsi="Courier" w:cs="Courier New"/>
+          <w:color w:val="000000"/>
+          <w:sz w:val="26"/>
+          <w:szCs w:val="26"/>
+          <w:lang w:eastAsia="en-ID"/>
+        </w:rPr>
+        <w:t>GregorianCalendar</w:t>
+      </w:r>
+      <w:proofErr w:type="spellEnd"/>
+      <w:r>
+        <w:rPr>
+          <w:rFonts w:ascii="Courier" w:eastAsia="Times New Roman" w:hAnsi="Courier" w:cs="Courier New"/>
+          <w:color w:val="000000"/>
+          <w:sz w:val="26"/>
+          <w:szCs w:val="26"/>
+          <w:lang w:eastAsia="en-ID"/>
+        </w:rPr>
+        <w:t xml:space="preserve"> </w:t>
+      </w:r>
+      <w:proofErr w:type="gramStart"/>
+      <w:r>
+        <w:rPr>
+          <w:rFonts w:ascii="Courier" w:eastAsia="Times New Roman" w:hAnsi="Courier" w:cs="Courier New"/>
+          <w:color w:val="000000"/>
+          <w:sz w:val="26"/>
+          <w:szCs w:val="26"/>
+          <w:lang w:eastAsia="en-ID"/>
+        </w:rPr>
+        <w:t>{ . . .</w:t>
+      </w:r>
+      <w:proofErr w:type="gramEnd"/>
+      <w:r>
+        <w:rPr>
+          <w:rFonts w:ascii="Courier" w:eastAsia="Times New Roman" w:hAnsi="Courier" w:cs="Courier New"/>
+          <w:color w:val="000000"/>
+          <w:sz w:val="26"/>
+          <w:szCs w:val="26"/>
+          <w:lang w:eastAsia="en-ID"/>
+        </w:rPr>
+        <w:t xml:space="preserve"> }</w:t>
+      </w:r>
+    </w:p>
+    <w:p>
+      <w:pPr>
+        <w:spacing w:before="72" w:after="72" w:line="240" w:lineRule="auto"/>
+        <w:jc w:val="both"/>
+        <w:rPr>
+          <w:rFonts w:ascii="Segoe UI" w:eastAsia="Times New Roman" w:hAnsi="Segoe UI" w:cs="Segoe UI"/>
+          <w:color w:val="000000"/>
+          <w:sz w:val="26"/>
+          <w:szCs w:val="26"/>
+          <w:lang w:eastAsia="en-ID"/>
+        </w:rPr>
+      </w:pPr>
+      <w:r>
+        <w:rPr>
+          <w:rFonts w:ascii="Segoe UI" w:eastAsia="Times New Roman" w:hAnsi="Segoe UI" w:cs="Segoe UI"/>
+          <w:color w:val="000000"/>
+          <w:sz w:val="26"/>
+          <w:szCs w:val="26"/>
+          <w:lang w:eastAsia="en-ID"/>
+        </w:rPr>
+        <w:t>Unfortunately, the set of holidays is not </w:t>
+      </w:r>
+      <w:r>
+        <w:rPr>
+          <w:rFonts w:ascii="Segoe UI" w:eastAsia="Times New Roman" w:hAnsi="Segoe UI" w:cs="Segoe UI"/>
+          <w:i/>
+          <w:iCs/>
+          <w:color w:val="000000"/>
+          <w:sz w:val="26"/>
+          <w:szCs w:val="26"/>
+          <w:lang w:eastAsia="en-ID"/>
+        </w:rPr>
+        <w:t>closed</w:t>
+      </w:r>
+      <w:r>
+        <w:rPr>
+          <w:rFonts w:ascii="Segoe UI" w:eastAsia="Times New Roman" w:hAnsi="Segoe UI" w:cs="Segoe UI"/>
+          <w:color w:val="000000"/>
+          <w:sz w:val="26"/>
+          <w:szCs w:val="26"/>
+          <w:lang w:eastAsia="en-ID"/>
+        </w:rPr>
+        <w:t> under the inherited operations. One of the public methods of </w:t>
+      </w:r>
+      <w:proofErr w:type="spellStart"/>
+      <w:r>
+        <w:rPr>
+          <w:rFonts w:ascii="Courier" w:eastAsia="Times New Roman" w:hAnsi="Courier" w:cs="Courier New"/>
+          <w:color w:val="000000"/>
+          <w:sz w:val="23"/>
+          <w:szCs w:val="23"/>
+          <w:lang w:eastAsia="en-ID"/>
+        </w:rPr>
+        <w:t>GregorianCalendar</w:t>
+      </w:r>
+      <w:proofErr w:type="spellEnd"/>
+      <w:r>
+        <w:rPr>
+          <w:rFonts w:ascii="Segoe UI" w:eastAsia="Times New Roman" w:hAnsi="Segoe UI" w:cs="Segoe UI"/>
+          <w:color w:val="000000"/>
+          <w:sz w:val="26"/>
+          <w:szCs w:val="26"/>
+          <w:lang w:eastAsia="en-ID"/>
+        </w:rPr>
+        <w:t> is </w:t>
+      </w:r>
+      <w:r>
+        <w:rPr>
+          <w:rFonts w:ascii="Courier" w:eastAsia="Times New Roman" w:hAnsi="Courier" w:cs="Courier New"/>
+          <w:color w:val="000000"/>
+          <w:sz w:val="23"/>
+          <w:szCs w:val="23"/>
+          <w:lang w:eastAsia="en-ID"/>
+        </w:rPr>
+        <w:t>add</w:t>
+      </w:r>
+      <w:r>
+        <w:rPr>
+          <w:rFonts w:ascii="Segoe UI" w:eastAsia="Times New Roman" w:hAnsi="Segoe UI" w:cs="Segoe UI"/>
+          <w:color w:val="000000"/>
+          <w:sz w:val="26"/>
+          <w:szCs w:val="26"/>
+          <w:lang w:eastAsia="en-ID"/>
+        </w:rPr>
+        <w:t>. And </w:t>
+      </w:r>
+      <w:r>
+        <w:rPr>
+          <w:rFonts w:ascii="Courier" w:eastAsia="Times New Roman" w:hAnsi="Courier" w:cs="Courier New"/>
+          <w:color w:val="000000"/>
+          <w:sz w:val="23"/>
+          <w:szCs w:val="23"/>
+          <w:lang w:eastAsia="en-ID"/>
+        </w:rPr>
+        <w:t>add</w:t>
+      </w:r>
+      <w:r>
+        <w:rPr>
+          <w:rFonts w:ascii="Segoe UI" w:eastAsia="Times New Roman" w:hAnsi="Segoe UI" w:cs="Segoe UI"/>
+          <w:color w:val="000000"/>
+          <w:sz w:val="26"/>
+          <w:szCs w:val="26"/>
+          <w:lang w:eastAsia="en-ID"/>
+        </w:rPr>
+        <w:t> can turn holidays into nonholidays:</w:t>
+      </w:r>
+    </w:p>
+    <w:p>
+      <w:pPr>
+        <w:tabs>
+          <w:tab w:val="left" w:pos="916"/>
+          <w:tab w:val="left" w:pos="1832"/>
+          <w:tab w:val="left" w:pos="2748"/>
+          <w:tab w:val="left" w:pos="3664"/>
+          <w:tab w:val="left" w:pos="4580"/>
+          <w:tab w:val="left" w:pos="5496"/>
+          <w:tab w:val="left" w:pos="6412"/>
+          <w:tab w:val="left" w:pos="7328"/>
+          <w:tab w:val="left" w:pos="8244"/>
+          <w:tab w:val="left" w:pos="9160"/>
+          <w:tab w:val="left" w:pos="10076"/>
+          <w:tab w:val="left" w:pos="10992"/>
+          <w:tab w:val="left" w:pos="11908"/>
+          <w:tab w:val="left" w:pos="12824"/>
+          <w:tab w:val="left" w:pos="13740"/>
+          <w:tab w:val="left" w:pos="14656"/>
+        </w:tabs>
+        <w:spacing w:before="20" w:after="20" w:line="360" w:lineRule="atLeast"/>
+        <w:jc w:val="both"/>
+        <w:rPr>
+          <w:rFonts w:ascii="Courier" w:eastAsia="Times New Roman" w:hAnsi="Courier" w:cs="Courier New"/>
+          <w:color w:val="000000"/>
+          <w:sz w:val="26"/>
+          <w:szCs w:val="26"/>
+          <w:lang w:eastAsia="en-ID"/>
+        </w:rPr>
+      </w:pPr>
+      <w:r>
+        <w:rPr>
+          <w:rFonts w:ascii="Courier" w:eastAsia="Times New Roman" w:hAnsi="Courier" w:cs="Courier New"/>
+          <w:color w:val="000000"/>
+          <w:sz w:val="26"/>
+          <w:szCs w:val="26"/>
+          <w:lang w:eastAsia="en-ID"/>
+        </w:rPr>
+        <w:tab/>
+      </w:r>
+      <w:r>
+        <w:rPr>
+          <w:rFonts w:ascii="Courier" w:eastAsia="Times New Roman" w:hAnsi="Courier" w:cs="Courier New"/>
+          <w:color w:val="000000"/>
+          <w:sz w:val="26"/>
+          <w:szCs w:val="26"/>
+          <w:lang w:eastAsia="en-ID"/>
+        </w:rPr>
+        <w:t xml:space="preserve">Holiday </w:t>
+      </w:r>
+      <w:proofErr w:type="spellStart"/>
+      <w:r>
+        <w:rPr>
+          <w:rFonts w:ascii="Courier" w:eastAsia="Times New Roman" w:hAnsi="Courier" w:cs="Courier New"/>
+          <w:color w:val="000000"/>
+          <w:sz w:val="26"/>
+          <w:szCs w:val="26"/>
+          <w:lang w:eastAsia="en-ID"/>
+        </w:rPr>
+        <w:t>christmas</w:t>
+      </w:r>
+      <w:proofErr w:type="spellEnd"/>
+      <w:r>
+        <w:rPr>
+          <w:rFonts w:ascii="Courier" w:eastAsia="Times New Roman" w:hAnsi="Courier" w:cs="Courier New"/>
+          <w:color w:val="000000"/>
+          <w:sz w:val="26"/>
+          <w:szCs w:val="26"/>
+          <w:lang w:eastAsia="en-ID"/>
+        </w:rPr>
+        <w:t>;</w:t>
+      </w:r>
+    </w:p>
+    <w:p>
+      <w:pPr>
+        <w:tabs>
+          <w:tab w:val="left" w:pos="916"/>
+          <w:tab w:val="left" w:pos="1832"/>
+          <w:tab w:val="left" w:pos="2748"/>
+          <w:tab w:val="left" w:pos="3664"/>
+          <w:tab w:val="left" w:pos="4580"/>
+          <w:tab w:val="left" w:pos="5496"/>
+          <w:tab w:val="left" w:pos="6412"/>
+          <w:tab w:val="left" w:pos="7328"/>
+          <w:tab w:val="left" w:pos="8244"/>
+          <w:tab w:val="left" w:pos="9160"/>
+          <w:tab w:val="left" w:pos="10076"/>
+          <w:tab w:val="left" w:pos="10992"/>
+          <w:tab w:val="left" w:pos="11908"/>
+          <w:tab w:val="left" w:pos="12824"/>
+          <w:tab w:val="left" w:pos="13740"/>
+          <w:tab w:val="left" w:pos="14656"/>
+        </w:tabs>
+        <w:spacing w:before="20" w:after="20" w:line="360" w:lineRule="atLeast"/>
+        <w:jc w:val="both"/>
+        <w:rPr>
+          <w:rFonts w:ascii="Courier" w:eastAsia="Times New Roman" w:hAnsi="Courier" w:cs="Courier New"/>
+          <w:color w:val="000000"/>
+          <w:sz w:val="26"/>
+          <w:szCs w:val="26"/>
+          <w:lang w:eastAsia="en-ID"/>
+        </w:rPr>
+      </w:pPr>
+      <w:r>
+        <w:rPr>
+          <w:rFonts w:ascii="Courier" w:eastAsia="Times New Roman" w:hAnsi="Courier" w:cs="Courier New"/>
+          <w:color w:val="000000"/>
+          <w:sz w:val="26"/>
+          <w:szCs w:val="26"/>
+          <w:lang w:eastAsia="en-ID"/>
+        </w:rPr>
+        <w:tab/>
+      </w:r>
+      <w:proofErr w:type="spellStart"/>
+      <w:proofErr w:type="gramStart"/>
+      <w:r>
+        <w:rPr>
+          <w:rFonts w:ascii="Courier" w:eastAsia="Times New Roman" w:hAnsi="Courier" w:cs="Courier New"/>
+          <w:color w:val="000000"/>
+          <w:sz w:val="26"/>
+          <w:szCs w:val="26"/>
+          <w:lang w:eastAsia="en-ID"/>
+        </w:rPr>
+        <w:t>christmas.add</w:t>
+      </w:r>
+      <w:proofErr w:type="spellEnd"/>
+      <w:r>
+        <w:rPr>
+          <w:rFonts w:ascii="Courier" w:eastAsia="Times New Roman" w:hAnsi="Courier" w:cs="Courier New"/>
+          <w:color w:val="000000"/>
+          <w:sz w:val="26"/>
+          <w:szCs w:val="26"/>
+          <w:lang w:eastAsia="en-ID"/>
+        </w:rPr>
+        <w:t>(</w:t>
+      </w:r>
+      <w:proofErr w:type="spellStart"/>
+      <w:proofErr w:type="gramEnd"/>
+      <w:r>
+        <w:rPr>
+          <w:rFonts w:ascii="Courier" w:eastAsia="Times New Roman" w:hAnsi="Courier" w:cs="Courier New"/>
+          <w:color w:val="000000"/>
+          <w:sz w:val="26"/>
+          <w:szCs w:val="26"/>
+          <w:lang w:eastAsia="en-ID"/>
+        </w:rPr>
+        <w:t>Calendar.DAY_OF_MONTH</w:t>
+      </w:r>
+      <w:proofErr w:type="spellEnd"/>
+      <w:r>
+        <w:rPr>
+          <w:rFonts w:ascii="Courier" w:eastAsia="Times New Roman" w:hAnsi="Courier" w:cs="Courier New"/>
+          <w:color w:val="000000"/>
+          <w:sz w:val="26"/>
+          <w:szCs w:val="26"/>
+          <w:lang w:eastAsia="en-ID"/>
+        </w:rPr>
+        <w:t>, 12);</w:t>
+      </w:r>
+    </w:p>
+    <w:p>
+      <w:pPr>
+        <w:spacing w:before="72" w:after="72" w:line="240" w:lineRule="auto"/>
+        <w:jc w:val="both"/>
+        <w:rPr>
+          <w:rFonts w:ascii="Segoe UI" w:eastAsia="Times New Roman" w:hAnsi="Segoe UI" w:cs="Segoe UI"/>
+          <w:color w:val="000000"/>
+          <w:sz w:val="26"/>
+          <w:szCs w:val="26"/>
+          <w:lang w:eastAsia="en-ID"/>
+        </w:rPr>
+      </w:pPr>
+      <w:r>
+        <w:rPr>
+          <w:rFonts w:ascii="Segoe UI" w:eastAsia="Times New Roman" w:hAnsi="Segoe UI" w:cs="Segoe UI"/>
+          <w:color w:val="000000"/>
+          <w:sz w:val="26"/>
+          <w:szCs w:val="26"/>
+          <w:lang w:eastAsia="en-ID"/>
+        </w:rPr>
+        <w:t>Therefore, inheritance is not appropriate in this example.</w:t>
+      </w:r>
+    </w:p>
+    <w:p>
+      <w:pPr>
+        <w:spacing w:before="72" w:after="72" w:line="240" w:lineRule="auto"/>
+        <w:jc w:val="both"/>
+        <w:rPr>
+          <w:rFonts w:ascii="Segoe UI" w:eastAsia="Times New Roman" w:hAnsi="Segoe UI" w:cs="Segoe UI"/>
+          <w:color w:val="000000"/>
+          <w:sz w:val="26"/>
+          <w:szCs w:val="26"/>
+          <w:lang w:eastAsia="en-ID"/>
+        </w:rPr>
+      </w:pPr>
+      <w:r>
+        <w:rPr>
+          <w:rFonts w:ascii="Segoe UI" w:eastAsia="Times New Roman" w:hAnsi="Segoe UI" w:cs="Segoe UI"/>
+          <w:color w:val="000000"/>
+          <w:sz w:val="26"/>
+          <w:szCs w:val="26"/>
+          <w:lang w:eastAsia="en-ID"/>
+        </w:rPr>
+        <w:t>Note that this problem does not arise if you extend an immutable class. Suppose you have an immutable date class, similar to </w:t>
+      </w:r>
+      <w:proofErr w:type="spellStart"/>
+      <w:r>
+        <w:rPr>
+          <w:rFonts w:ascii="Courier" w:eastAsia="Times New Roman" w:hAnsi="Courier" w:cs="Courier New"/>
+          <w:color w:val="000000"/>
+          <w:sz w:val="23"/>
+          <w:szCs w:val="23"/>
+          <w:lang w:eastAsia="en-ID"/>
+        </w:rPr>
+        <w:t>LocalDate</w:t>
+      </w:r>
+      <w:proofErr w:type="spellEnd"/>
+      <w:r>
+        <w:rPr>
+          <w:rFonts w:ascii="Segoe UI" w:eastAsia="Times New Roman" w:hAnsi="Segoe UI" w:cs="Segoe UI"/>
+          <w:color w:val="000000"/>
+          <w:sz w:val="26"/>
+          <w:szCs w:val="26"/>
+          <w:lang w:eastAsia="en-ID"/>
+        </w:rPr>
+        <w:t> but not </w:t>
+      </w:r>
+      <w:r>
+        <w:rPr>
+          <w:rFonts w:ascii="Courier" w:eastAsia="Times New Roman" w:hAnsi="Courier" w:cs="Courier New"/>
+          <w:color w:val="000000"/>
+          <w:sz w:val="23"/>
+          <w:szCs w:val="23"/>
+          <w:lang w:eastAsia="en-ID"/>
+        </w:rPr>
+        <w:t>final</w:t>
+      </w:r>
+      <w:r>
+        <w:rPr>
+          <w:rFonts w:ascii="Segoe UI" w:eastAsia="Times New Roman" w:hAnsi="Segoe UI" w:cs="Segoe UI"/>
+          <w:color w:val="000000"/>
+          <w:sz w:val="26"/>
+          <w:szCs w:val="26"/>
+          <w:lang w:eastAsia="en-ID"/>
+        </w:rPr>
+        <w:t>. If you form a </w:t>
+      </w:r>
+      <w:r>
+        <w:rPr>
+          <w:rFonts w:ascii="Courier" w:eastAsia="Times New Roman" w:hAnsi="Courier" w:cs="Courier New"/>
+          <w:color w:val="000000"/>
+          <w:sz w:val="23"/>
+          <w:szCs w:val="23"/>
+          <w:lang w:eastAsia="en-ID"/>
+        </w:rPr>
+        <w:t>Holiday</w:t>
+      </w:r>
+      <w:r>
+        <w:rPr>
+          <w:rFonts w:ascii="Segoe UI" w:eastAsia="Times New Roman" w:hAnsi="Segoe UI" w:cs="Segoe UI"/>
+          <w:color w:val="000000"/>
+          <w:sz w:val="26"/>
+          <w:szCs w:val="26"/>
+          <w:lang w:eastAsia="en-ID"/>
+        </w:rPr>
+        <w:t> subclass, there is no method that can turn a holiday into a nonholiday.</w:t>
+      </w:r>
+    </w:p>
+    <w:p>
+      <w:pPr>
+        <w:spacing w:before="72" w:after="72" w:line="240" w:lineRule="auto"/>
+        <w:jc w:val="both"/>
+        <w:rPr>
+          <w:rFonts w:ascii="Segoe UI" w:eastAsia="Times New Roman" w:hAnsi="Segoe UI" w:cs="Segoe UI"/>
+          <w:color w:val="000000"/>
+          <w:sz w:val="26"/>
+          <w:szCs w:val="26"/>
+          <w:lang w:eastAsia="en-ID"/>
+        </w:rPr>
+      </w:pPr>
+    </w:p>
+    <w:p>
+      <w:pPr>
+        <w:spacing w:before="72" w:after="72" w:line="240" w:lineRule="auto"/>
+        <w:jc w:val="both"/>
+        <w:rPr>
+          <w:rFonts w:ascii="Segoe UI" w:eastAsia="Times New Roman" w:hAnsi="Segoe UI" w:cs="Segoe UI"/>
+          <w:color w:val="000000"/>
+          <w:sz w:val="26"/>
+          <w:szCs w:val="26"/>
+          <w:lang w:eastAsia="en-ID"/>
+        </w:rPr>
+      </w:pPr>
+      <w:r>
+        <w:rPr>
+          <w:rFonts w:ascii="Segoe UI" w:eastAsia="Times New Roman" w:hAnsi="Segoe UI" w:cs="Segoe UI"/>
+          <w:color w:val="000000"/>
+          <w:sz w:val="26"/>
+          <w:szCs w:val="26"/>
+          <w:lang w:eastAsia="en-ID"/>
+        </w:rPr>
+        <w:t>5. </w:t>
+      </w:r>
+      <w:r>
+        <w:rPr>
+          <w:rFonts w:ascii="Segoe UI" w:eastAsia="Times New Roman" w:hAnsi="Segoe UI" w:cs="Segoe UI"/>
+          <w:i/>
+          <w:iCs/>
+          <w:color w:val="000000"/>
+          <w:sz w:val="26"/>
+          <w:szCs w:val="26"/>
+          <w:lang w:eastAsia="en-ID"/>
+        </w:rPr>
+        <w:t xml:space="preserve">Don’t change the expected </w:t>
+      </w:r>
+      <w:proofErr w:type="spellStart"/>
+      <w:r>
+        <w:rPr>
+          <w:rFonts w:ascii="Segoe UI" w:eastAsia="Times New Roman" w:hAnsi="Segoe UI" w:cs="Segoe UI"/>
+          <w:i/>
+          <w:iCs/>
+          <w:color w:val="000000"/>
+          <w:sz w:val="26"/>
+          <w:szCs w:val="26"/>
+          <w:lang w:eastAsia="en-ID"/>
+        </w:rPr>
+        <w:t>behavior</w:t>
+      </w:r>
+      <w:proofErr w:type="spellEnd"/>
+      <w:r>
+        <w:rPr>
+          <w:rFonts w:ascii="Segoe UI" w:eastAsia="Times New Roman" w:hAnsi="Segoe UI" w:cs="Segoe UI"/>
+          <w:i/>
+          <w:iCs/>
+          <w:color w:val="000000"/>
+          <w:sz w:val="26"/>
+          <w:szCs w:val="26"/>
+          <w:lang w:eastAsia="en-ID"/>
+        </w:rPr>
+        <w:t xml:space="preserve"> when you override a method.</w:t>
+      </w:r>
+    </w:p>
+    <w:p>
+      <w:pPr>
+        <w:spacing w:before="72" w:after="72" w:line="240" w:lineRule="auto"/>
+        <w:ind w:firstLine="360"/>
+        <w:jc w:val="both"/>
+        <w:rPr>
+          <w:rFonts w:ascii="Segoe UI" w:eastAsia="Times New Roman" w:hAnsi="Segoe UI" w:cs="Segoe UI"/>
+          <w:color w:val="000000"/>
+          <w:sz w:val="26"/>
+          <w:szCs w:val="26"/>
+          <w:lang w:eastAsia="en-ID"/>
+        </w:rPr>
+      </w:pPr>
+      <w:r>
+        <w:rPr>
+          <w:rFonts w:ascii="Segoe UI" w:eastAsia="Times New Roman" w:hAnsi="Segoe UI" w:cs="Segoe UI"/>
+          <w:color w:val="000000"/>
+          <w:sz w:val="26"/>
+          <w:szCs w:val="26"/>
+          <w:lang w:eastAsia="en-ID"/>
+        </w:rPr>
+        <w:t xml:space="preserve">The substitution principle applies not just to syntax but, more importantly, to </w:t>
+      </w:r>
+      <w:proofErr w:type="spellStart"/>
+      <w:r>
+        <w:rPr>
+          <w:rFonts w:ascii="Segoe UI" w:eastAsia="Times New Roman" w:hAnsi="Segoe UI" w:cs="Segoe UI"/>
+          <w:color w:val="000000"/>
+          <w:sz w:val="26"/>
+          <w:szCs w:val="26"/>
+          <w:lang w:eastAsia="en-ID"/>
+        </w:rPr>
+        <w:t>behavior</w:t>
+      </w:r>
+      <w:proofErr w:type="spellEnd"/>
+      <w:r>
+        <w:rPr>
+          <w:rFonts w:ascii="Segoe UI" w:eastAsia="Times New Roman" w:hAnsi="Segoe UI" w:cs="Segoe UI"/>
+          <w:color w:val="000000"/>
+          <w:sz w:val="26"/>
+          <w:szCs w:val="26"/>
+          <w:lang w:eastAsia="en-ID"/>
+        </w:rPr>
+        <w:t xml:space="preserve">. When you override a method, you should not unreasonably change its </w:t>
+      </w:r>
+      <w:proofErr w:type="spellStart"/>
+      <w:r>
+        <w:rPr>
+          <w:rFonts w:ascii="Segoe UI" w:eastAsia="Times New Roman" w:hAnsi="Segoe UI" w:cs="Segoe UI"/>
+          <w:color w:val="000000"/>
+          <w:sz w:val="26"/>
+          <w:szCs w:val="26"/>
+          <w:lang w:eastAsia="en-ID"/>
+        </w:rPr>
+        <w:t>behavior</w:t>
+      </w:r>
+      <w:proofErr w:type="spellEnd"/>
+      <w:r>
+        <w:rPr>
+          <w:rFonts w:ascii="Segoe UI" w:eastAsia="Times New Roman" w:hAnsi="Segoe UI" w:cs="Segoe UI"/>
+          <w:color w:val="000000"/>
+          <w:sz w:val="26"/>
+          <w:szCs w:val="26"/>
+          <w:lang w:eastAsia="en-ID"/>
+        </w:rPr>
+        <w:t>. The compiler can’t help you—it cannot check whether your redefinitions make sense. For example, you can “fix” the issue of the </w:t>
+      </w:r>
+      <w:r>
+        <w:rPr>
+          <w:rFonts w:ascii="Courier" w:eastAsia="Times New Roman" w:hAnsi="Courier" w:cs="Courier New"/>
+          <w:color w:val="000000"/>
+          <w:sz w:val="23"/>
+          <w:szCs w:val="23"/>
+          <w:lang w:eastAsia="en-ID"/>
+        </w:rPr>
+        <w:t>add</w:t>
+      </w:r>
+      <w:r>
+        <w:rPr>
+          <w:rFonts w:ascii="Segoe UI" w:eastAsia="Times New Roman" w:hAnsi="Segoe UI" w:cs="Segoe UI"/>
+          <w:color w:val="000000"/>
+          <w:sz w:val="26"/>
+          <w:szCs w:val="26"/>
+          <w:lang w:eastAsia="en-ID"/>
+        </w:rPr>
+        <w:t> method in the </w:t>
+      </w:r>
+      <w:r>
+        <w:rPr>
+          <w:rFonts w:ascii="Courier" w:eastAsia="Times New Roman" w:hAnsi="Courier" w:cs="Courier New"/>
+          <w:color w:val="000000"/>
+          <w:sz w:val="23"/>
+          <w:szCs w:val="23"/>
+          <w:lang w:eastAsia="en-ID"/>
+        </w:rPr>
+        <w:t>Holiday</w:t>
+      </w:r>
+      <w:r>
+        <w:rPr>
+          <w:rFonts w:ascii="Segoe UI" w:eastAsia="Times New Roman" w:hAnsi="Segoe UI" w:cs="Segoe UI"/>
+          <w:color w:val="000000"/>
+          <w:sz w:val="26"/>
+          <w:szCs w:val="26"/>
+          <w:lang w:eastAsia="en-ID"/>
+        </w:rPr>
+        <w:t> class by redefining </w:t>
+      </w:r>
+      <w:r>
+        <w:rPr>
+          <w:rFonts w:ascii="Courier" w:eastAsia="Times New Roman" w:hAnsi="Courier" w:cs="Courier New"/>
+          <w:color w:val="000000"/>
+          <w:sz w:val="23"/>
+          <w:szCs w:val="23"/>
+          <w:lang w:eastAsia="en-ID"/>
+        </w:rPr>
+        <w:t>add</w:t>
+      </w:r>
+      <w:r>
+        <w:rPr>
+          <w:rFonts w:ascii="Segoe UI" w:eastAsia="Times New Roman" w:hAnsi="Segoe UI" w:cs="Segoe UI"/>
+          <w:color w:val="000000"/>
+          <w:sz w:val="26"/>
+          <w:szCs w:val="26"/>
+          <w:lang w:eastAsia="en-ID"/>
+        </w:rPr>
+        <w:t>, perhaps to do nothing, or to throw an exception, or to move on to the next holiday.</w:t>
+      </w:r>
+    </w:p>
+    <w:p>
+      <w:pPr>
+        <w:spacing w:before="72" w:after="72" w:line="240" w:lineRule="auto"/>
+        <w:jc w:val="both"/>
+        <w:rPr>
+          <w:rFonts w:ascii="Segoe UI" w:eastAsia="Times New Roman" w:hAnsi="Segoe UI" w:cs="Segoe UI"/>
+          <w:color w:val="000000"/>
+          <w:sz w:val="26"/>
+          <w:szCs w:val="26"/>
+          <w:lang w:eastAsia="en-ID"/>
+        </w:rPr>
+      </w:pPr>
+    </w:p>
+    <w:p>
+      <w:pPr>
+        <w:spacing w:before="72" w:after="72" w:line="240" w:lineRule="auto"/>
+        <w:jc w:val="both"/>
+        <w:rPr>
+          <w:rFonts w:ascii="Segoe UI" w:eastAsia="Times New Roman" w:hAnsi="Segoe UI" w:cs="Segoe UI"/>
+          <w:color w:val="000000"/>
+          <w:sz w:val="26"/>
+          <w:szCs w:val="26"/>
+          <w:lang w:eastAsia="en-ID"/>
+        </w:rPr>
+      </w:pPr>
+      <w:r>
+        <w:rPr>
+          <w:rFonts w:ascii="Segoe UI" w:eastAsia="Times New Roman" w:hAnsi="Segoe UI" w:cs="Segoe UI"/>
+          <w:color w:val="000000"/>
+          <w:sz w:val="26"/>
+          <w:szCs w:val="26"/>
+          <w:lang w:eastAsia="en-ID"/>
+        </w:rPr>
+        <w:t>However, such a fix violates the substitution principle. The sequence of statements</w:t>
+      </w:r>
+    </w:p>
+    <w:p>
+      <w:pPr>
+        <w:tabs>
+          <w:tab w:val="left" w:pos="916"/>
+          <w:tab w:val="left" w:pos="1832"/>
+          <w:tab w:val="left" w:pos="2748"/>
+          <w:tab w:val="left" w:pos="3664"/>
+          <w:tab w:val="left" w:pos="4580"/>
+          <w:tab w:val="left" w:pos="5496"/>
+          <w:tab w:val="left" w:pos="6412"/>
+          <w:tab w:val="left" w:pos="7328"/>
+          <w:tab w:val="left" w:pos="8244"/>
+          <w:tab w:val="left" w:pos="9160"/>
+          <w:tab w:val="left" w:pos="10076"/>
+          <w:tab w:val="left" w:pos="10992"/>
+          <w:tab w:val="left" w:pos="11908"/>
+          <w:tab w:val="left" w:pos="12824"/>
+          <w:tab w:val="left" w:pos="13740"/>
+          <w:tab w:val="left" w:pos="14656"/>
+        </w:tabs>
+        <w:spacing w:before="20" w:after="20" w:line="360" w:lineRule="atLeast"/>
+        <w:ind w:left="400"/>
+        <w:jc w:val="both"/>
+        <w:rPr>
+          <w:rFonts w:ascii="Courier" w:eastAsia="Times New Roman" w:hAnsi="Courier" w:cs="Courier New"/>
+          <w:color w:val="000000"/>
+          <w:sz w:val="26"/>
+          <w:szCs w:val="26"/>
+          <w:lang w:eastAsia="en-ID"/>
+        </w:rPr>
+      </w:pPr>
+      <w:r>
+        <w:rPr>
+          <w:rFonts w:ascii="Courier" w:eastAsia="Times New Roman" w:hAnsi="Courier" w:cs="Courier New"/>
+          <w:color w:val="000000"/>
+          <w:sz w:val="26"/>
+          <w:szCs w:val="26"/>
+          <w:lang w:eastAsia="en-ID"/>
+        </w:rPr>
+        <w:t xml:space="preserve">int d1 = </w:t>
+      </w:r>
+      <w:proofErr w:type="spellStart"/>
+      <w:proofErr w:type="gramStart"/>
+      <w:r>
+        <w:rPr>
+          <w:rFonts w:ascii="Courier" w:eastAsia="Times New Roman" w:hAnsi="Courier" w:cs="Courier New"/>
+          <w:color w:val="000000"/>
+          <w:sz w:val="26"/>
+          <w:szCs w:val="26"/>
+          <w:lang w:eastAsia="en-ID"/>
+        </w:rPr>
+        <w:t>x.get</w:t>
+      </w:r>
+      <w:proofErr w:type="spellEnd"/>
+      <w:r>
+        <w:rPr>
+          <w:rFonts w:ascii="Courier" w:eastAsia="Times New Roman" w:hAnsi="Courier" w:cs="Courier New"/>
+          <w:color w:val="000000"/>
+          <w:sz w:val="26"/>
+          <w:szCs w:val="26"/>
+          <w:lang w:eastAsia="en-ID"/>
+        </w:rPr>
+        <w:t>(</w:t>
+      </w:r>
+      <w:proofErr w:type="spellStart"/>
+      <w:proofErr w:type="gramEnd"/>
+      <w:r>
+        <w:rPr>
+          <w:rFonts w:ascii="Courier" w:eastAsia="Times New Roman" w:hAnsi="Courier" w:cs="Courier New"/>
+          <w:color w:val="000000"/>
+          <w:sz w:val="26"/>
+          <w:szCs w:val="26"/>
+          <w:lang w:eastAsia="en-ID"/>
+        </w:rPr>
+        <w:t>Calendar.DAY_OF_MONTH</w:t>
+      </w:r>
+      <w:proofErr w:type="spellEnd"/>
+      <w:r>
+        <w:rPr>
+          <w:rFonts w:ascii="Courier" w:eastAsia="Times New Roman" w:hAnsi="Courier" w:cs="Courier New"/>
+          <w:color w:val="000000"/>
+          <w:sz w:val="26"/>
+          <w:szCs w:val="26"/>
+          <w:lang w:eastAsia="en-ID"/>
+        </w:rPr>
+        <w:t>);</w:t>
+      </w:r>
+    </w:p>
+    <w:p>
+      <w:pPr>
+        <w:tabs>
+          <w:tab w:val="left" w:pos="916"/>
+          <w:tab w:val="left" w:pos="1832"/>
+          <w:tab w:val="left" w:pos="2748"/>
+          <w:tab w:val="left" w:pos="3664"/>
+          <w:tab w:val="left" w:pos="4580"/>
+          <w:tab w:val="left" w:pos="5496"/>
+          <w:tab w:val="left" w:pos="6412"/>
+          <w:tab w:val="left" w:pos="7328"/>
+          <w:tab w:val="left" w:pos="8244"/>
+          <w:tab w:val="left" w:pos="9160"/>
+          <w:tab w:val="left" w:pos="10076"/>
+          <w:tab w:val="left" w:pos="10992"/>
+          <w:tab w:val="left" w:pos="11908"/>
+          <w:tab w:val="left" w:pos="12824"/>
+          <w:tab w:val="left" w:pos="13740"/>
+          <w:tab w:val="left" w:pos="14656"/>
+        </w:tabs>
+        <w:spacing w:before="20" w:after="20" w:line="360" w:lineRule="atLeast"/>
+        <w:ind w:left="400"/>
+        <w:jc w:val="both"/>
+        <w:rPr>
+          <w:rFonts w:ascii="Courier" w:eastAsia="Times New Roman" w:hAnsi="Courier" w:cs="Courier New"/>
+          <w:color w:val="000000"/>
+          <w:sz w:val="26"/>
+          <w:szCs w:val="26"/>
+          <w:lang w:eastAsia="en-ID"/>
+        </w:rPr>
+      </w:pPr>
+      <w:proofErr w:type="spellStart"/>
+      <w:proofErr w:type="gramStart"/>
+      <w:r>
+        <w:rPr>
+          <w:rFonts w:ascii="Courier" w:eastAsia="Times New Roman" w:hAnsi="Courier" w:cs="Courier New"/>
+          <w:color w:val="000000"/>
+          <w:sz w:val="26"/>
+          <w:szCs w:val="26"/>
+          <w:lang w:eastAsia="en-ID"/>
+        </w:rPr>
+        <w:t>x.add</w:t>
+      </w:r>
+      <w:proofErr w:type="spellEnd"/>
+      <w:r>
+        <w:rPr>
+          <w:rFonts w:ascii="Courier" w:eastAsia="Times New Roman" w:hAnsi="Courier" w:cs="Courier New"/>
+          <w:color w:val="000000"/>
+          <w:sz w:val="26"/>
+          <w:szCs w:val="26"/>
+          <w:lang w:eastAsia="en-ID"/>
+        </w:rPr>
+        <w:t>(</w:t>
+      </w:r>
+      <w:proofErr w:type="spellStart"/>
+      <w:proofErr w:type="gramEnd"/>
+      <w:r>
+        <w:rPr>
+          <w:rFonts w:ascii="Courier" w:eastAsia="Times New Roman" w:hAnsi="Courier" w:cs="Courier New"/>
+          <w:color w:val="000000"/>
+          <w:sz w:val="26"/>
+          <w:szCs w:val="26"/>
+          <w:lang w:eastAsia="en-ID"/>
+        </w:rPr>
+        <w:t>Calendar.DAY_OF_MONTH</w:t>
+      </w:r>
+      <w:proofErr w:type="spellEnd"/>
+      <w:r>
+        <w:rPr>
+          <w:rFonts w:ascii="Courier" w:eastAsia="Times New Roman" w:hAnsi="Courier" w:cs="Courier New"/>
+          <w:color w:val="000000"/>
+          <w:sz w:val="26"/>
+          <w:szCs w:val="26"/>
+          <w:lang w:eastAsia="en-ID"/>
+        </w:rPr>
+        <w:t>, 1);</w:t>
+      </w:r>
+    </w:p>
+    <w:p>
+      <w:pPr>
+        <w:tabs>
+          <w:tab w:val="left" w:pos="916"/>
+          <w:tab w:val="left" w:pos="1832"/>
+          <w:tab w:val="left" w:pos="2748"/>
+          <w:tab w:val="left" w:pos="3664"/>
+          <w:tab w:val="left" w:pos="4580"/>
+          <w:tab w:val="left" w:pos="5496"/>
+          <w:tab w:val="left" w:pos="6412"/>
+          <w:tab w:val="left" w:pos="7328"/>
+          <w:tab w:val="left" w:pos="8244"/>
+          <w:tab w:val="left" w:pos="9160"/>
+          <w:tab w:val="left" w:pos="10076"/>
+          <w:tab w:val="left" w:pos="10992"/>
+          <w:tab w:val="left" w:pos="11908"/>
+          <w:tab w:val="left" w:pos="12824"/>
+          <w:tab w:val="left" w:pos="13740"/>
+          <w:tab w:val="left" w:pos="14656"/>
+        </w:tabs>
+        <w:spacing w:before="20" w:after="20" w:line="360" w:lineRule="atLeast"/>
+        <w:ind w:left="400"/>
+        <w:jc w:val="both"/>
+        <w:rPr>
+          <w:rFonts w:ascii="Courier" w:eastAsia="Times New Roman" w:hAnsi="Courier" w:cs="Courier New"/>
+          <w:color w:val="000000"/>
+          <w:sz w:val="26"/>
+          <w:szCs w:val="26"/>
+          <w:lang w:eastAsia="en-ID"/>
+        </w:rPr>
+      </w:pPr>
+      <w:r>
+        <w:rPr>
+          <w:rFonts w:ascii="Courier" w:eastAsia="Times New Roman" w:hAnsi="Courier" w:cs="Courier New"/>
+          <w:color w:val="000000"/>
+          <w:sz w:val="26"/>
+          <w:szCs w:val="26"/>
+          <w:lang w:eastAsia="en-ID"/>
+        </w:rPr>
+        <w:t xml:space="preserve">int d2 = </w:t>
+      </w:r>
+      <w:proofErr w:type="spellStart"/>
+      <w:proofErr w:type="gramStart"/>
+      <w:r>
+        <w:rPr>
+          <w:rFonts w:ascii="Courier" w:eastAsia="Times New Roman" w:hAnsi="Courier" w:cs="Courier New"/>
+          <w:color w:val="000000"/>
+          <w:sz w:val="26"/>
+          <w:szCs w:val="26"/>
+          <w:lang w:eastAsia="en-ID"/>
+        </w:rPr>
+        <w:t>x.get</w:t>
+      </w:r>
+      <w:proofErr w:type="spellEnd"/>
+      <w:r>
+        <w:rPr>
+          <w:rFonts w:ascii="Courier" w:eastAsia="Times New Roman" w:hAnsi="Courier" w:cs="Courier New"/>
+          <w:color w:val="000000"/>
+          <w:sz w:val="26"/>
+          <w:szCs w:val="26"/>
+          <w:lang w:eastAsia="en-ID"/>
+        </w:rPr>
+        <w:t>(</w:t>
+      </w:r>
+      <w:proofErr w:type="spellStart"/>
+      <w:proofErr w:type="gramEnd"/>
+      <w:r>
+        <w:rPr>
+          <w:rFonts w:ascii="Courier" w:eastAsia="Times New Roman" w:hAnsi="Courier" w:cs="Courier New"/>
+          <w:color w:val="000000"/>
+          <w:sz w:val="26"/>
+          <w:szCs w:val="26"/>
+          <w:lang w:eastAsia="en-ID"/>
+        </w:rPr>
+        <w:t>Calendar.DAY_OF_MONTH</w:t>
+      </w:r>
+      <w:proofErr w:type="spellEnd"/>
+      <w:r>
+        <w:rPr>
+          <w:rFonts w:ascii="Courier" w:eastAsia="Times New Roman" w:hAnsi="Courier" w:cs="Courier New"/>
+          <w:color w:val="000000"/>
+          <w:sz w:val="26"/>
+          <w:szCs w:val="26"/>
+          <w:lang w:eastAsia="en-ID"/>
+        </w:rPr>
+        <w:t>);</w:t>
+      </w:r>
+    </w:p>
+    <w:p>
+      <w:pPr>
+        <w:tabs>
+          <w:tab w:val="left" w:pos="916"/>
+          <w:tab w:val="left" w:pos="1832"/>
+          <w:tab w:val="left" w:pos="2748"/>
+          <w:tab w:val="left" w:pos="3664"/>
+          <w:tab w:val="left" w:pos="4580"/>
+          <w:tab w:val="left" w:pos="5496"/>
+          <w:tab w:val="left" w:pos="6412"/>
+          <w:tab w:val="left" w:pos="7328"/>
+          <w:tab w:val="left" w:pos="8244"/>
+          <w:tab w:val="left" w:pos="9160"/>
+          <w:tab w:val="left" w:pos="10076"/>
+          <w:tab w:val="left" w:pos="10992"/>
+          <w:tab w:val="left" w:pos="11908"/>
+          <w:tab w:val="left" w:pos="12824"/>
+          <w:tab w:val="left" w:pos="13740"/>
+          <w:tab w:val="left" w:pos="14656"/>
+        </w:tabs>
+        <w:spacing w:before="20" w:after="20" w:line="360" w:lineRule="atLeast"/>
+        <w:ind w:left="400"/>
+        <w:jc w:val="both"/>
+        <w:rPr>
+          <w:rFonts w:ascii="Courier" w:eastAsia="Times New Roman" w:hAnsi="Courier" w:cs="Courier New"/>
+          <w:color w:val="000000"/>
+          <w:sz w:val="26"/>
+          <w:szCs w:val="26"/>
+          <w:lang w:eastAsia="en-ID"/>
+        </w:rPr>
+      </w:pPr>
+      <w:proofErr w:type="spellStart"/>
+      <w:r>
+        <w:rPr>
+          <w:rFonts w:ascii="Courier" w:eastAsia="Times New Roman" w:hAnsi="Courier" w:cs="Courier New"/>
+          <w:color w:val="000000"/>
+          <w:sz w:val="26"/>
+          <w:szCs w:val="26"/>
+          <w:lang w:eastAsia="en-ID"/>
+        </w:rPr>
+        <w:t>System.out.println</w:t>
+      </w:r>
+      <w:proofErr w:type="spellEnd"/>
+      <w:r>
+        <w:rPr>
+          <w:rFonts w:ascii="Courier" w:eastAsia="Times New Roman" w:hAnsi="Courier" w:cs="Courier New"/>
+          <w:color w:val="000000"/>
+          <w:sz w:val="26"/>
+          <w:szCs w:val="26"/>
+          <w:lang w:eastAsia="en-ID"/>
+        </w:rPr>
+        <w:t>(d2 - d1);</w:t>
+      </w:r>
+    </w:p>
+    <w:p>
+      <w:pPr>
+        <w:spacing w:before="72" w:after="72" w:line="240" w:lineRule="auto"/>
+        <w:jc w:val="both"/>
+        <w:rPr>
+          <w:rFonts w:ascii="Segoe UI" w:eastAsia="Times New Roman" w:hAnsi="Segoe UI" w:cs="Segoe UI"/>
+          <w:color w:val="000000"/>
+          <w:sz w:val="26"/>
+          <w:szCs w:val="26"/>
+          <w:lang w:eastAsia="en-ID"/>
+        </w:rPr>
+      </w:pPr>
+      <w:r>
+        <w:rPr>
+          <w:rFonts w:ascii="Segoe UI" w:eastAsia="Times New Roman" w:hAnsi="Segoe UI" w:cs="Segoe UI"/>
+          <w:color w:val="000000"/>
+          <w:sz w:val="26"/>
+          <w:szCs w:val="26"/>
+          <w:lang w:eastAsia="en-ID"/>
+        </w:rPr>
+        <w:t>should have the </w:t>
+      </w:r>
+      <w:r>
+        <w:rPr>
+          <w:rFonts w:ascii="Segoe UI" w:eastAsia="Times New Roman" w:hAnsi="Segoe UI" w:cs="Segoe UI"/>
+          <w:i/>
+          <w:iCs/>
+          <w:color w:val="000000"/>
+          <w:sz w:val="26"/>
+          <w:szCs w:val="26"/>
+          <w:lang w:eastAsia="en-ID"/>
+        </w:rPr>
+        <w:t xml:space="preserve">expected </w:t>
+      </w:r>
+      <w:proofErr w:type="spellStart"/>
+      <w:r>
+        <w:rPr>
+          <w:rFonts w:ascii="Segoe UI" w:eastAsia="Times New Roman" w:hAnsi="Segoe UI" w:cs="Segoe UI"/>
+          <w:i/>
+          <w:iCs/>
+          <w:color w:val="000000"/>
+          <w:sz w:val="26"/>
+          <w:szCs w:val="26"/>
+          <w:lang w:eastAsia="en-ID"/>
+        </w:rPr>
+        <w:t>behavior</w:t>
+      </w:r>
+      <w:proofErr w:type="spellEnd"/>
+      <w:r>
+        <w:rPr>
+          <w:rFonts w:ascii="Segoe UI" w:eastAsia="Times New Roman" w:hAnsi="Segoe UI" w:cs="Segoe UI"/>
+          <w:color w:val="000000"/>
+          <w:sz w:val="26"/>
+          <w:szCs w:val="26"/>
+          <w:lang w:eastAsia="en-ID"/>
+        </w:rPr>
+        <w:t>, no matter whether </w:t>
+      </w:r>
+      <w:r>
+        <w:rPr>
+          <w:rFonts w:ascii="Courier" w:eastAsia="Times New Roman" w:hAnsi="Courier" w:cs="Courier New"/>
+          <w:color w:val="000000"/>
+          <w:sz w:val="23"/>
+          <w:szCs w:val="23"/>
+          <w:lang w:eastAsia="en-ID"/>
+        </w:rPr>
+        <w:t>x</w:t>
+      </w:r>
+      <w:r>
+        <w:rPr>
+          <w:rFonts w:ascii="Segoe UI" w:eastAsia="Times New Roman" w:hAnsi="Segoe UI" w:cs="Segoe UI"/>
+          <w:color w:val="000000"/>
+          <w:sz w:val="26"/>
+          <w:szCs w:val="26"/>
+          <w:lang w:eastAsia="en-ID"/>
+        </w:rPr>
+        <w:t> is of type </w:t>
+      </w:r>
+      <w:proofErr w:type="spellStart"/>
+      <w:r>
+        <w:rPr>
+          <w:rFonts w:ascii="Courier" w:eastAsia="Times New Roman" w:hAnsi="Courier" w:cs="Courier New"/>
+          <w:color w:val="000000"/>
+          <w:sz w:val="23"/>
+          <w:szCs w:val="23"/>
+          <w:lang w:eastAsia="en-ID"/>
+        </w:rPr>
+        <w:t>GregorianCalendar</w:t>
+      </w:r>
+      <w:proofErr w:type="spellEnd"/>
+      <w:r>
+        <w:rPr>
+          <w:rFonts w:ascii="Segoe UI" w:eastAsia="Times New Roman" w:hAnsi="Segoe UI" w:cs="Segoe UI"/>
+          <w:color w:val="000000"/>
+          <w:sz w:val="26"/>
+          <w:szCs w:val="26"/>
+          <w:lang w:eastAsia="en-ID"/>
+        </w:rPr>
+        <w:t> or </w:t>
+      </w:r>
+      <w:r>
+        <w:rPr>
+          <w:rFonts w:ascii="Courier" w:eastAsia="Times New Roman" w:hAnsi="Courier" w:cs="Courier New"/>
+          <w:color w:val="000000"/>
+          <w:sz w:val="23"/>
+          <w:szCs w:val="23"/>
+          <w:lang w:eastAsia="en-ID"/>
+        </w:rPr>
+        <w:t>Holiday</w:t>
+      </w:r>
+      <w:r>
+        <w:rPr>
+          <w:rFonts w:ascii="Segoe UI" w:eastAsia="Times New Roman" w:hAnsi="Segoe UI" w:cs="Segoe UI"/>
+          <w:color w:val="000000"/>
+          <w:sz w:val="26"/>
+          <w:szCs w:val="26"/>
+          <w:lang w:eastAsia="en-ID"/>
+        </w:rPr>
+        <w:t>.</w:t>
+      </w:r>
+    </w:p>
+    <w:p>
+      <w:pPr>
+        <w:spacing w:before="72" w:after="72" w:line="240" w:lineRule="auto"/>
+        <w:jc w:val="both"/>
+        <w:rPr>
+          <w:rFonts w:ascii="Segoe UI" w:eastAsia="Times New Roman" w:hAnsi="Segoe UI" w:cs="Segoe UI"/>
+          <w:color w:val="000000"/>
+          <w:sz w:val="26"/>
+          <w:szCs w:val="26"/>
+          <w:lang w:eastAsia="en-ID"/>
+        </w:rPr>
+      </w:pPr>
+      <w:r>
+        <w:rPr>
+          <w:rFonts w:ascii="Segoe UI" w:eastAsia="Times New Roman" w:hAnsi="Segoe UI" w:cs="Segoe UI"/>
+          <w:color w:val="000000"/>
+          <w:sz w:val="26"/>
+          <w:szCs w:val="26"/>
+          <w:lang w:eastAsia="en-ID"/>
+        </w:rPr>
+        <w:t xml:space="preserve">Of course, therein lies the rub. Reasonable and unreasonable people can argue at length about what the expected </w:t>
+      </w:r>
+      <w:proofErr w:type="spellStart"/>
+      <w:r>
+        <w:rPr>
+          <w:rFonts w:ascii="Segoe UI" w:eastAsia="Times New Roman" w:hAnsi="Segoe UI" w:cs="Segoe UI"/>
+          <w:color w:val="000000"/>
+          <w:sz w:val="26"/>
+          <w:szCs w:val="26"/>
+          <w:lang w:eastAsia="en-ID"/>
+        </w:rPr>
+        <w:t>behavior</w:t>
+      </w:r>
+      <w:proofErr w:type="spellEnd"/>
+      <w:r>
+        <w:rPr>
+          <w:rFonts w:ascii="Segoe UI" w:eastAsia="Times New Roman" w:hAnsi="Segoe UI" w:cs="Segoe UI"/>
+          <w:color w:val="000000"/>
+          <w:sz w:val="26"/>
+          <w:szCs w:val="26"/>
+          <w:lang w:eastAsia="en-ID"/>
+        </w:rPr>
+        <w:t xml:space="preserve"> is. For example, some authors argue that the substitution principle requires </w:t>
+      </w:r>
+      <w:proofErr w:type="spellStart"/>
+      <w:r>
+        <w:rPr>
+          <w:rFonts w:ascii="Courier" w:eastAsia="Times New Roman" w:hAnsi="Courier" w:cs="Courier New"/>
+          <w:color w:val="000000"/>
+          <w:sz w:val="23"/>
+          <w:szCs w:val="23"/>
+          <w:lang w:eastAsia="en-ID"/>
+        </w:rPr>
+        <w:t>Manager.equals</w:t>
+      </w:r>
+      <w:proofErr w:type="spellEnd"/>
+      <w:r>
+        <w:rPr>
+          <w:rFonts w:ascii="Segoe UI" w:eastAsia="Times New Roman" w:hAnsi="Segoe UI" w:cs="Segoe UI"/>
+          <w:color w:val="000000"/>
+          <w:sz w:val="26"/>
+          <w:szCs w:val="26"/>
+          <w:lang w:eastAsia="en-ID"/>
+        </w:rPr>
+        <w:t> to ignore the </w:t>
+      </w:r>
+      <w:r>
+        <w:rPr>
+          <w:rFonts w:ascii="Courier" w:eastAsia="Times New Roman" w:hAnsi="Courier" w:cs="Courier New"/>
+          <w:color w:val="000000"/>
+          <w:sz w:val="23"/>
+          <w:szCs w:val="23"/>
+          <w:lang w:eastAsia="en-ID"/>
+        </w:rPr>
+        <w:t>bonus</w:t>
+      </w:r>
+      <w:r>
+        <w:rPr>
+          <w:rFonts w:ascii="Segoe UI" w:eastAsia="Times New Roman" w:hAnsi="Segoe UI" w:cs="Segoe UI"/>
+          <w:color w:val="000000"/>
+          <w:sz w:val="26"/>
+          <w:szCs w:val="26"/>
+          <w:lang w:eastAsia="en-ID"/>
+        </w:rPr>
+        <w:t> field because </w:t>
+      </w:r>
+      <w:proofErr w:type="spellStart"/>
+      <w:r>
+        <w:rPr>
+          <w:rFonts w:ascii="Courier" w:eastAsia="Times New Roman" w:hAnsi="Courier" w:cs="Courier New"/>
+          <w:color w:val="000000"/>
+          <w:sz w:val="23"/>
+          <w:szCs w:val="23"/>
+          <w:lang w:eastAsia="en-ID"/>
+        </w:rPr>
+        <w:t>Employee.equals</w:t>
+      </w:r>
+      <w:proofErr w:type="spellEnd"/>
+      <w:r>
+        <w:rPr>
+          <w:rFonts w:ascii="Segoe UI" w:eastAsia="Times New Roman" w:hAnsi="Segoe UI" w:cs="Segoe UI"/>
+          <w:color w:val="000000"/>
+          <w:sz w:val="26"/>
+          <w:szCs w:val="26"/>
+          <w:lang w:eastAsia="en-ID"/>
+        </w:rPr>
+        <w:t> ignores it. These discussions are pointless if they occur in a vacuum. Ultimately, what matters is that you do not circumvent the intent of the original design when you override methods in subclasses.</w:t>
+      </w:r>
+    </w:p>
+    <w:p>
+      <w:pPr>
+        <w:spacing w:before="72" w:after="72" w:line="240" w:lineRule="auto"/>
+        <w:jc w:val="both"/>
+        <w:rPr>
+          <w:rFonts w:ascii="Segoe UI" w:eastAsia="Times New Roman" w:hAnsi="Segoe UI" w:cs="Segoe UI"/>
+          <w:color w:val="000000"/>
+          <w:sz w:val="26"/>
+          <w:szCs w:val="26"/>
+          <w:lang w:eastAsia="en-ID"/>
+        </w:rPr>
+      </w:pPr>
+    </w:p>
+    <w:p>
+      <w:pPr>
+        <w:spacing w:before="72" w:after="72" w:line="240" w:lineRule="auto"/>
+        <w:jc w:val="both"/>
+        <w:rPr>
+          <w:rFonts w:ascii="Segoe UI" w:eastAsia="Times New Roman" w:hAnsi="Segoe UI" w:cs="Segoe UI"/>
+          <w:color w:val="000000"/>
+          <w:sz w:val="26"/>
+          <w:szCs w:val="26"/>
+          <w:lang w:eastAsia="en-ID"/>
+        </w:rPr>
+      </w:pPr>
+      <w:r>
+        <w:rPr>
+          <w:rFonts w:ascii="Segoe UI" w:eastAsia="Times New Roman" w:hAnsi="Segoe UI" w:cs="Segoe UI"/>
+          <w:color w:val="000000"/>
+          <w:sz w:val="26"/>
+          <w:szCs w:val="26"/>
+          <w:lang w:eastAsia="en-ID"/>
+        </w:rPr>
+        <w:lastRenderedPageBreak/>
+        <w:t>6. </w:t>
+      </w:r>
+      <w:r>
+        <w:rPr>
+          <w:rFonts w:ascii="Segoe UI" w:eastAsia="Times New Roman" w:hAnsi="Segoe UI" w:cs="Segoe UI"/>
+          <w:i/>
+          <w:iCs/>
+          <w:color w:val="000000"/>
+          <w:sz w:val="26"/>
+          <w:szCs w:val="26"/>
+          <w:lang w:eastAsia="en-ID"/>
+        </w:rPr>
+        <w:t>Use polymorphism, not type information.</w:t>
+      </w:r>
+    </w:p>
+    <w:p>
+      <w:pPr>
+        <w:spacing w:before="72" w:after="72" w:line="240" w:lineRule="auto"/>
+        <w:ind w:left="360"/>
+        <w:jc w:val="both"/>
+        <w:rPr>
+          <w:rFonts w:ascii="Segoe UI" w:eastAsia="Times New Roman" w:hAnsi="Segoe UI" w:cs="Segoe UI"/>
+          <w:color w:val="000000"/>
+          <w:sz w:val="26"/>
+          <w:szCs w:val="26"/>
+          <w:lang w:eastAsia="en-ID"/>
+        </w:rPr>
+      </w:pPr>
+      <w:r>
+        <w:rPr>
+          <w:rFonts w:ascii="Segoe UI" w:eastAsia="Times New Roman" w:hAnsi="Segoe UI" w:cs="Segoe UI"/>
+          <w:color w:val="000000"/>
+          <w:sz w:val="26"/>
+          <w:szCs w:val="26"/>
+          <w:lang w:eastAsia="en-ID"/>
+        </w:rPr>
+        <w:t>Whenever you find code of the form</w:t>
+      </w:r>
+    </w:p>
+    <w:p>
+      <w:pPr>
+        <w:tabs>
+          <w:tab w:val="left" w:pos="916"/>
+          <w:tab w:val="left" w:pos="1832"/>
+          <w:tab w:val="left" w:pos="2748"/>
+          <w:tab w:val="left" w:pos="3664"/>
+          <w:tab w:val="left" w:pos="4580"/>
+          <w:tab w:val="left" w:pos="5496"/>
+          <w:tab w:val="left" w:pos="6412"/>
+          <w:tab w:val="left" w:pos="7328"/>
+          <w:tab w:val="left" w:pos="8244"/>
+          <w:tab w:val="left" w:pos="9160"/>
+          <w:tab w:val="left" w:pos="10076"/>
+          <w:tab w:val="left" w:pos="10992"/>
+          <w:tab w:val="left" w:pos="11908"/>
+          <w:tab w:val="left" w:pos="12824"/>
+          <w:tab w:val="left" w:pos="13740"/>
+          <w:tab w:val="left" w:pos="14656"/>
+        </w:tabs>
+        <w:spacing w:before="20" w:after="20" w:line="360" w:lineRule="atLeast"/>
+        <w:ind w:left="400"/>
+        <w:jc w:val="both"/>
+        <w:rPr>
+          <w:rFonts w:ascii="Courier" w:eastAsia="Times New Roman" w:hAnsi="Courier" w:cs="Courier New"/>
+          <w:color w:val="000000"/>
+          <w:sz w:val="26"/>
+          <w:szCs w:val="26"/>
+          <w:lang w:eastAsia="en-ID"/>
+        </w:rPr>
+      </w:pPr>
+      <w:r>
+        <w:rPr>
+          <w:rFonts w:ascii="Courier" w:eastAsia="Times New Roman" w:hAnsi="Courier" w:cs="Courier New"/>
+          <w:color w:val="000000"/>
+          <w:sz w:val="26"/>
+          <w:szCs w:val="26"/>
+          <w:lang w:eastAsia="en-ID"/>
+        </w:rPr>
+        <w:t xml:space="preserve">if (x </w:t>
+      </w:r>
+      <w:r>
+        <w:rPr>
+          <w:rFonts w:ascii="Times New Roman" w:eastAsia="Times New Roman" w:hAnsi="Times New Roman" w:cs="Times New Roman"/>
+          <w:i/>
+          <w:iCs/>
+          <w:color w:val="000000"/>
+          <w:sz w:val="26"/>
+          <w:szCs w:val="26"/>
+          <w:lang w:eastAsia="en-ID"/>
+        </w:rPr>
+        <w:t>is of type 1</w:t>
+      </w:r>
+      <w:r>
+        <w:rPr>
+          <w:rFonts w:ascii="Courier" w:eastAsia="Times New Roman" w:hAnsi="Courier" w:cs="Courier New"/>
+          <w:color w:val="000000"/>
+          <w:sz w:val="26"/>
+          <w:szCs w:val="26"/>
+          <w:lang w:eastAsia="en-ID"/>
+        </w:rPr>
+        <w:t>)</w:t>
+      </w:r>
+    </w:p>
+    <w:p>
+      <w:pPr>
+        <w:tabs>
+          <w:tab w:val="left" w:pos="916"/>
+          <w:tab w:val="left" w:pos="1832"/>
+          <w:tab w:val="left" w:pos="2748"/>
+          <w:tab w:val="left" w:pos="3664"/>
+          <w:tab w:val="left" w:pos="4580"/>
+          <w:tab w:val="left" w:pos="5496"/>
+          <w:tab w:val="left" w:pos="6412"/>
+          <w:tab w:val="left" w:pos="7328"/>
+          <w:tab w:val="left" w:pos="8244"/>
+          <w:tab w:val="left" w:pos="9160"/>
+          <w:tab w:val="left" w:pos="10076"/>
+          <w:tab w:val="left" w:pos="10992"/>
+          <w:tab w:val="left" w:pos="11908"/>
+          <w:tab w:val="left" w:pos="12824"/>
+          <w:tab w:val="left" w:pos="13740"/>
+          <w:tab w:val="left" w:pos="14656"/>
+        </w:tabs>
+        <w:spacing w:before="20" w:after="20" w:line="360" w:lineRule="atLeast"/>
+        <w:ind w:left="400"/>
+        <w:jc w:val="both"/>
+        <w:rPr>
+          <w:rFonts w:ascii="Courier" w:eastAsia="Times New Roman" w:hAnsi="Courier" w:cs="Courier New"/>
+          <w:color w:val="000000"/>
+          <w:sz w:val="26"/>
+          <w:szCs w:val="26"/>
+          <w:lang w:eastAsia="en-ID"/>
+        </w:rPr>
+      </w:pPr>
+      <w:r>
+        <w:rPr>
+          <w:rFonts w:ascii="Courier" w:eastAsia="Times New Roman" w:hAnsi="Courier" w:cs="Courier New"/>
+          <w:color w:val="000000"/>
+          <w:sz w:val="26"/>
+          <w:szCs w:val="26"/>
+          <w:lang w:eastAsia="en-ID"/>
+        </w:rPr>
+        <w:t>    $$$</w:t>
+      </w:r>
+      <w:r>
+        <w:rPr>
+          <w:rFonts w:ascii="Times New Roman" w:eastAsia="Times New Roman" w:hAnsi="Times New Roman" w:cs="Times New Roman"/>
+          <w:i/>
+          <w:iCs/>
+          <w:color w:val="000000"/>
+          <w:sz w:val="26"/>
+          <w:szCs w:val="26"/>
+          <w:lang w:eastAsia="en-ID"/>
+        </w:rPr>
+        <w:t>action</w:t>
+      </w:r>
+      <w:r>
+        <w:rPr>
+          <w:rFonts w:ascii="Courier" w:eastAsia="Times New Roman" w:hAnsi="Courier" w:cs="Courier New"/>
+          <w:color w:val="000000"/>
+          <w:sz w:val="26"/>
+          <w:szCs w:val="26"/>
+          <w:vertAlign w:val="subscript"/>
+          <w:lang w:eastAsia="en-ID"/>
+        </w:rPr>
+        <w:t>1</w:t>
+      </w:r>
+      <w:r>
+        <w:rPr>
+          <w:rFonts w:ascii="Courier" w:eastAsia="Times New Roman" w:hAnsi="Courier" w:cs="Courier New"/>
+          <w:color w:val="000000"/>
+          <w:sz w:val="26"/>
+          <w:szCs w:val="26"/>
+          <w:lang w:eastAsia="en-ID"/>
+        </w:rPr>
+        <w:t>(x);</w:t>
+      </w:r>
+    </w:p>
+    <w:p>
+      <w:pPr>
+        <w:tabs>
+          <w:tab w:val="left" w:pos="916"/>
+          <w:tab w:val="left" w:pos="1832"/>
+          <w:tab w:val="left" w:pos="2748"/>
+          <w:tab w:val="left" w:pos="3664"/>
+          <w:tab w:val="left" w:pos="4580"/>
+          <w:tab w:val="left" w:pos="5496"/>
+          <w:tab w:val="left" w:pos="6412"/>
+          <w:tab w:val="left" w:pos="7328"/>
+          <w:tab w:val="left" w:pos="8244"/>
+          <w:tab w:val="left" w:pos="9160"/>
+          <w:tab w:val="left" w:pos="10076"/>
+          <w:tab w:val="left" w:pos="10992"/>
+          <w:tab w:val="left" w:pos="11908"/>
+          <w:tab w:val="left" w:pos="12824"/>
+          <w:tab w:val="left" w:pos="13740"/>
+          <w:tab w:val="left" w:pos="14656"/>
+        </w:tabs>
+        <w:spacing w:before="20" w:after="20" w:line="360" w:lineRule="atLeast"/>
+        <w:ind w:left="400"/>
+        <w:jc w:val="both"/>
+        <w:rPr>
+          <w:rFonts w:ascii="Courier" w:eastAsia="Times New Roman" w:hAnsi="Courier" w:cs="Courier New"/>
+          <w:color w:val="000000"/>
+          <w:sz w:val="26"/>
+          <w:szCs w:val="26"/>
+          <w:lang w:eastAsia="en-ID"/>
+        </w:rPr>
+      </w:pPr>
+      <w:r>
+        <w:rPr>
+          <w:rFonts w:ascii="Courier" w:eastAsia="Times New Roman" w:hAnsi="Courier" w:cs="Courier New"/>
+          <w:color w:val="000000"/>
+          <w:sz w:val="26"/>
+          <w:szCs w:val="26"/>
+          <w:lang w:eastAsia="en-ID"/>
+        </w:rPr>
+        <w:t xml:space="preserve">else if (x </w:t>
+      </w:r>
+      <w:r>
+        <w:rPr>
+          <w:rFonts w:ascii="Times New Roman" w:eastAsia="Times New Roman" w:hAnsi="Times New Roman" w:cs="Times New Roman"/>
+          <w:i/>
+          <w:iCs/>
+          <w:color w:val="000000"/>
+          <w:sz w:val="26"/>
+          <w:szCs w:val="26"/>
+          <w:lang w:eastAsia="en-ID"/>
+        </w:rPr>
+        <w:t>is of type 2</w:t>
+      </w:r>
+      <w:r>
+        <w:rPr>
+          <w:rFonts w:ascii="Courier" w:eastAsia="Times New Roman" w:hAnsi="Courier" w:cs="Courier New"/>
+          <w:color w:val="000000"/>
+          <w:sz w:val="26"/>
+          <w:szCs w:val="26"/>
+          <w:lang w:eastAsia="en-ID"/>
+        </w:rPr>
+        <w:t>)</w:t>
+      </w:r>
+    </w:p>
+    <w:p>
+      <w:pPr>
+        <w:tabs>
+          <w:tab w:val="left" w:pos="916"/>
+          <w:tab w:val="left" w:pos="1832"/>
+          <w:tab w:val="left" w:pos="2748"/>
+          <w:tab w:val="center" w:pos="4713"/>
+        </w:tabs>
+        <w:spacing w:before="20" w:after="20" w:line="360" w:lineRule="atLeast"/>
+        <w:ind w:left="400"/>
+        <w:jc w:val="both"/>
+        <w:rPr>
+          <w:rFonts w:ascii="Courier" w:eastAsia="Times New Roman" w:hAnsi="Courier" w:cs="Courier New"/>
+          <w:color w:val="000000"/>
+          <w:sz w:val="26"/>
+          <w:szCs w:val="26"/>
+          <w:lang w:eastAsia="en-ID"/>
+        </w:rPr>
+      </w:pPr>
+      <w:r>
+        <w:rPr>
+          <w:rFonts w:ascii="Courier" w:eastAsia="Times New Roman" w:hAnsi="Courier" w:cs="Courier New"/>
+          <w:color w:val="000000"/>
+          <w:sz w:val="26"/>
+          <w:szCs w:val="26"/>
+          <w:lang w:eastAsia="en-ID"/>
+        </w:rPr>
+        <w:t>    $$$</w:t>
+      </w:r>
+      <w:r>
+        <w:rPr>
+          <w:rFonts w:ascii="Times New Roman" w:eastAsia="Times New Roman" w:hAnsi="Times New Roman" w:cs="Times New Roman"/>
+          <w:i/>
+          <w:iCs/>
+          <w:color w:val="000000"/>
+          <w:sz w:val="26"/>
+          <w:szCs w:val="26"/>
+          <w:lang w:eastAsia="en-ID"/>
+        </w:rPr>
+        <w:t>action</w:t>
+      </w:r>
+      <w:r>
+        <w:rPr>
+          <w:rFonts w:ascii="Courier" w:eastAsia="Times New Roman" w:hAnsi="Courier" w:cs="Courier New"/>
+          <w:color w:val="000000"/>
+          <w:sz w:val="26"/>
+          <w:szCs w:val="26"/>
+          <w:vertAlign w:val="subscript"/>
+          <w:lang w:eastAsia="en-ID"/>
+        </w:rPr>
+        <w:t>2</w:t>
+      </w:r>
+      <w:r>
+        <w:rPr>
+          <w:rFonts w:ascii="Courier" w:eastAsia="Times New Roman" w:hAnsi="Courier" w:cs="Courier New"/>
+          <w:color w:val="000000"/>
+          <w:sz w:val="26"/>
+          <w:szCs w:val="26"/>
+          <w:lang w:eastAsia="en-ID"/>
+        </w:rPr>
+        <w:t>(x);</w:t>
+      </w:r>
+      <w:r>
+        <w:rPr>
+          <w:rFonts w:ascii="Courier" w:eastAsia="Times New Roman" w:hAnsi="Courier" w:cs="Courier New"/>
+          <w:color w:val="000000"/>
+          <w:sz w:val="26"/>
+          <w:szCs w:val="26"/>
+          <w:lang w:eastAsia="en-ID"/>
+        </w:rPr>
+        <w:tab/>
+      </w:r>
+    </w:p>
+    <w:p>
+      <w:pPr>
+        <w:spacing w:before="72" w:after="72" w:line="240" w:lineRule="auto"/>
+        <w:ind w:left="360"/>
+        <w:jc w:val="both"/>
+        <w:rPr>
+          <w:rFonts w:ascii="Segoe UI" w:eastAsia="Times New Roman" w:hAnsi="Segoe UI" w:cs="Segoe UI"/>
+          <w:color w:val="000000"/>
+          <w:sz w:val="26"/>
+          <w:szCs w:val="26"/>
+          <w:lang w:eastAsia="en-ID"/>
+        </w:rPr>
+      </w:pPr>
+      <w:r>
+        <w:rPr>
+          <w:rFonts w:ascii="Segoe UI" w:eastAsia="Times New Roman" w:hAnsi="Segoe UI" w:cs="Segoe UI"/>
+          <w:color w:val="000000"/>
+          <w:sz w:val="26"/>
+          <w:szCs w:val="26"/>
+          <w:lang w:eastAsia="en-ID"/>
+        </w:rPr>
+        <w:t>think polymorphism.</w:t>
+      </w:r>
+    </w:p>
+    <w:p>
+      <w:pPr>
+        <w:spacing w:before="72" w:after="72" w:line="240" w:lineRule="auto"/>
+        <w:jc w:val="both"/>
+        <w:rPr>
+          <w:rFonts w:ascii="Segoe UI" w:eastAsia="Times New Roman" w:hAnsi="Segoe UI" w:cs="Segoe UI"/>
+          <w:color w:val="000000"/>
+          <w:sz w:val="26"/>
+          <w:szCs w:val="26"/>
+          <w:lang w:eastAsia="en-ID"/>
+        </w:rPr>
+      </w:pPr>
+      <w:r>
+        <w:rPr>
+          <w:rFonts w:ascii="Segoe UI" w:eastAsia="Times New Roman" w:hAnsi="Segoe UI" w:cs="Segoe UI"/>
+          <w:color w:val="000000"/>
+          <w:sz w:val="26"/>
+          <w:szCs w:val="26"/>
+          <w:lang w:eastAsia="en-ID"/>
+        </w:rPr>
+        <w:t>Do </w:t>
+      </w:r>
+      <w:r>
+        <w:rPr>
+          <w:rFonts w:ascii="Segoe UI" w:eastAsia="Times New Roman" w:hAnsi="Segoe UI" w:cs="Segoe UI"/>
+          <w:i/>
+          <w:iCs/>
+          <w:color w:val="000000"/>
+          <w:sz w:val="26"/>
+          <w:szCs w:val="26"/>
+          <w:lang w:eastAsia="en-ID"/>
+        </w:rPr>
+        <w:t>action</w:t>
+      </w:r>
+      <w:r>
+        <w:rPr>
+          <w:rFonts w:ascii="Segoe UI" w:eastAsia="Times New Roman" w:hAnsi="Segoe UI" w:cs="Segoe UI"/>
+          <w:color w:val="000000"/>
+          <w:sz w:val="26"/>
+          <w:szCs w:val="26"/>
+          <w:vertAlign w:val="subscript"/>
+          <w:lang w:eastAsia="en-ID"/>
+        </w:rPr>
+        <w:t>1</w:t>
+      </w:r>
+      <w:r>
+        <w:rPr>
+          <w:rFonts w:ascii="Segoe UI" w:eastAsia="Times New Roman" w:hAnsi="Segoe UI" w:cs="Segoe UI"/>
+          <w:color w:val="000000"/>
+          <w:sz w:val="26"/>
+          <w:szCs w:val="26"/>
+          <w:lang w:eastAsia="en-ID"/>
+        </w:rPr>
+        <w:t> and </w:t>
+      </w:r>
+      <w:r>
+        <w:rPr>
+          <w:rFonts w:ascii="Segoe UI" w:eastAsia="Times New Roman" w:hAnsi="Segoe UI" w:cs="Segoe UI"/>
+          <w:i/>
+          <w:iCs/>
+          <w:color w:val="000000"/>
+          <w:sz w:val="26"/>
+          <w:szCs w:val="26"/>
+          <w:lang w:eastAsia="en-ID"/>
+        </w:rPr>
+        <w:t>action</w:t>
+      </w:r>
+      <w:r>
+        <w:rPr>
+          <w:rFonts w:ascii="Segoe UI" w:eastAsia="Times New Roman" w:hAnsi="Segoe UI" w:cs="Segoe UI"/>
+          <w:color w:val="000000"/>
+          <w:sz w:val="26"/>
+          <w:szCs w:val="26"/>
+          <w:vertAlign w:val="subscript"/>
+          <w:lang w:eastAsia="en-ID"/>
+        </w:rPr>
+        <w:t>2</w:t>
+      </w:r>
+      <w:r>
+        <w:rPr>
+          <w:rFonts w:ascii="Segoe UI" w:eastAsia="Times New Roman" w:hAnsi="Segoe UI" w:cs="Segoe UI"/>
+          <w:color w:val="000000"/>
+          <w:sz w:val="26"/>
+          <w:szCs w:val="26"/>
+          <w:lang w:eastAsia="en-ID"/>
+        </w:rPr>
+        <w:t> represent a common concept? If so, make the concept a method of a common superclass or interface of both types. Then, you can simply call</w:t>
+      </w:r>
+    </w:p>
+    <w:p>
+      <w:pPr>
+        <w:tabs>
+          <w:tab w:val="left" w:pos="916"/>
+          <w:tab w:val="left" w:pos="1832"/>
+          <w:tab w:val="left" w:pos="2748"/>
+          <w:tab w:val="left" w:pos="3664"/>
+          <w:tab w:val="left" w:pos="4580"/>
+          <w:tab w:val="left" w:pos="5496"/>
+          <w:tab w:val="left" w:pos="6412"/>
+          <w:tab w:val="left" w:pos="7328"/>
+          <w:tab w:val="left" w:pos="8244"/>
+          <w:tab w:val="left" w:pos="9160"/>
+          <w:tab w:val="left" w:pos="10076"/>
+          <w:tab w:val="left" w:pos="10992"/>
+          <w:tab w:val="left" w:pos="11908"/>
+          <w:tab w:val="left" w:pos="12824"/>
+          <w:tab w:val="left" w:pos="13740"/>
+          <w:tab w:val="left" w:pos="14656"/>
+        </w:tabs>
+        <w:spacing w:before="20" w:after="20" w:line="360" w:lineRule="atLeast"/>
+        <w:ind w:left="400"/>
+        <w:jc w:val="both"/>
+        <w:rPr>
+          <w:rFonts w:ascii="Courier" w:eastAsia="Times New Roman" w:hAnsi="Courier" w:cs="Courier New"/>
+          <w:color w:val="000000"/>
+          <w:sz w:val="26"/>
+          <w:szCs w:val="26"/>
+          <w:lang w:eastAsia="en-ID"/>
+        </w:rPr>
+      </w:pPr>
+      <w:proofErr w:type="spellStart"/>
+      <w:r>
+        <w:rPr>
+          <w:rFonts w:ascii="Courier" w:eastAsia="Times New Roman" w:hAnsi="Courier" w:cs="Courier New"/>
+          <w:color w:val="000000"/>
+          <w:sz w:val="26"/>
+          <w:szCs w:val="26"/>
+          <w:lang w:eastAsia="en-ID"/>
+        </w:rPr>
+        <w:t>x.</w:t>
+      </w:r>
+      <w:proofErr w:type="gramStart"/>
+      <w:r>
+        <w:rPr>
+          <w:rFonts w:ascii="Times New Roman" w:eastAsia="Times New Roman" w:hAnsi="Times New Roman" w:cs="Times New Roman"/>
+          <w:i/>
+          <w:iCs/>
+          <w:color w:val="000000"/>
+          <w:sz w:val="26"/>
+          <w:szCs w:val="26"/>
+          <w:lang w:eastAsia="en-ID"/>
+        </w:rPr>
+        <w:t>action</w:t>
+      </w:r>
+      <w:proofErr w:type="spellEnd"/>
+      <w:r>
+        <w:rPr>
+          <w:rFonts w:ascii="Courier" w:eastAsia="Times New Roman" w:hAnsi="Courier" w:cs="Courier New"/>
+          <w:color w:val="000000"/>
+          <w:sz w:val="26"/>
+          <w:szCs w:val="26"/>
+          <w:lang w:eastAsia="en-ID"/>
+        </w:rPr>
+        <w:t>(</w:t>
+      </w:r>
+      <w:proofErr w:type="gramEnd"/>
+      <w:r>
+        <w:rPr>
+          <w:rFonts w:ascii="Courier" w:eastAsia="Times New Roman" w:hAnsi="Courier" w:cs="Courier New"/>
+          <w:color w:val="000000"/>
+          <w:sz w:val="26"/>
+          <w:szCs w:val="26"/>
+          <w:lang w:eastAsia="en-ID"/>
+        </w:rPr>
+        <w:t>);</w:t>
+      </w:r>
+    </w:p>
+    <w:p>
+      <w:pPr>
+        <w:spacing w:before="72" w:after="72" w:line="240" w:lineRule="auto"/>
+        <w:jc w:val="both"/>
+        <w:rPr>
+          <w:rFonts w:ascii="Segoe UI" w:eastAsia="Times New Roman" w:hAnsi="Segoe UI" w:cs="Segoe UI"/>
+          <w:color w:val="000000"/>
+          <w:sz w:val="26"/>
+          <w:szCs w:val="26"/>
+          <w:lang w:eastAsia="en-ID"/>
+        </w:rPr>
+      </w:pPr>
+      <w:r>
+        <w:rPr>
+          <w:rFonts w:ascii="Segoe UI" w:eastAsia="Times New Roman" w:hAnsi="Segoe UI" w:cs="Segoe UI"/>
+          <w:color w:val="000000"/>
+          <w:sz w:val="26"/>
+          <w:szCs w:val="26"/>
+          <w:lang w:eastAsia="en-ID"/>
+        </w:rPr>
+        <w:t>and have the dynamic dispatch mechanism inherent in polymorphism launch the correct action.</w:t>
+      </w:r>
+    </w:p>
+    <w:p>
+      <w:pPr>
+        <w:spacing w:before="72" w:after="72" w:line="240" w:lineRule="auto"/>
+        <w:jc w:val="both"/>
+        <w:rPr>
+          <w:rFonts w:ascii="Segoe UI" w:eastAsia="Times New Roman" w:hAnsi="Segoe UI" w:cs="Segoe UI"/>
+          <w:color w:val="000000"/>
+          <w:sz w:val="26"/>
+          <w:szCs w:val="26"/>
+          <w:lang w:eastAsia="en-ID"/>
+        </w:rPr>
+      </w:pPr>
+      <w:r>
+        <w:rPr>
+          <w:rFonts w:ascii="Segoe UI" w:eastAsia="Times New Roman" w:hAnsi="Segoe UI" w:cs="Segoe UI"/>
+          <w:color w:val="000000"/>
+          <w:sz w:val="26"/>
+          <w:szCs w:val="26"/>
+          <w:lang w:eastAsia="en-ID"/>
+        </w:rPr>
+        <w:t>Code that uses polymorphic methods or interface implementations is much easier to maintain and extend than code using multiple type tests.</w:t>
+      </w:r>
+    </w:p>
+    <w:p>
+      <w:pPr>
+        <w:spacing w:before="72" w:after="72" w:line="240" w:lineRule="auto"/>
+        <w:jc w:val="both"/>
+        <w:rPr>
+          <w:rFonts w:ascii="Segoe UI" w:eastAsia="Times New Roman" w:hAnsi="Segoe UI" w:cs="Segoe UI"/>
+          <w:color w:val="000000"/>
+          <w:sz w:val="26"/>
+          <w:szCs w:val="26"/>
+          <w:lang w:eastAsia="en-ID"/>
+        </w:rPr>
+      </w:pPr>
+    </w:p>
+    <w:p>
+      <w:pPr>
+        <w:spacing w:before="72" w:after="72" w:line="240" w:lineRule="auto"/>
+        <w:jc w:val="both"/>
+        <w:rPr>
+          <w:rFonts w:ascii="Segoe UI" w:eastAsia="Times New Roman" w:hAnsi="Segoe UI" w:cs="Segoe UI"/>
+          <w:color w:val="000000"/>
+          <w:sz w:val="26"/>
+          <w:szCs w:val="26"/>
+          <w:lang w:eastAsia="en-ID"/>
+        </w:rPr>
+      </w:pPr>
+      <w:r>
+        <w:rPr>
+          <w:rFonts w:ascii="Segoe UI" w:eastAsia="Times New Roman" w:hAnsi="Segoe UI" w:cs="Segoe UI"/>
+          <w:color w:val="000000"/>
+          <w:sz w:val="26"/>
+          <w:szCs w:val="26"/>
+          <w:lang w:eastAsia="en-ID"/>
+        </w:rPr>
+        <w:t>7. </w:t>
+      </w:r>
+      <w:r>
+        <w:rPr>
+          <w:rFonts w:ascii="Segoe UI" w:eastAsia="Times New Roman" w:hAnsi="Segoe UI" w:cs="Segoe UI"/>
+          <w:i/>
+          <w:iCs/>
+          <w:color w:val="000000"/>
+          <w:sz w:val="26"/>
+          <w:szCs w:val="26"/>
+          <w:lang w:eastAsia="en-ID"/>
+        </w:rPr>
+        <w:t>Don’t overuse reflection.</w:t>
+      </w:r>
+    </w:p>
+    <w:p>
+      <w:pPr>
+        <w:spacing w:before="72" w:after="72" w:line="240" w:lineRule="auto"/>
+        <w:ind w:firstLine="720"/>
+        <w:jc w:val="both"/>
+        <w:rPr>
+          <w:rFonts w:ascii="Segoe UI" w:eastAsia="Times New Roman" w:hAnsi="Segoe UI" w:cs="Segoe UI"/>
+          <w:color w:val="000000"/>
+          <w:sz w:val="26"/>
+          <w:szCs w:val="26"/>
+          <w:lang w:eastAsia="en-ID"/>
+        </w:rPr>
+      </w:pPr>
+      <w:r>
+        <w:rPr>
+          <w:rFonts w:ascii="Segoe UI" w:eastAsia="Times New Roman" w:hAnsi="Segoe UI" w:cs="Segoe UI"/>
+          <w:color w:val="000000"/>
+          <w:sz w:val="26"/>
+          <w:szCs w:val="26"/>
+          <w:lang w:eastAsia="en-ID"/>
+        </w:rPr>
+        <w:t>The reflection mechanism lets you write programs with amazing generality, by detecting fields and methods at runtime. This capability can be extremely useful for systems programming, but it is usually not appropriate in applications. Reflection is fragile—with it, the compiler cannot help you find programming errors. Any errors are found at runtime and result in exceptions.</w:t>
+      </w:r>
+    </w:p>
+    <w:p>
+      <w:pPr>
         <w:rPr>
           <w:rFonts w:ascii="Segoe UI" w:hAnsi="Segoe UI" w:cs="Segoe UI"/>
           <w:sz w:val="24"/>
@@ -4576,6 +8368,34 @@
       <w:lang w:eastAsia="en-ID"/>
     </w:rPr>
   </w:style>
+  <w:style w:type="paragraph" w:customStyle="1" w:styleId="number">
+    <w:name w:val="number"/>
+    <w:basedOn w:val="Normal"/>
+    <w:rsid w:val="00F85BD0"/>
+    <w:pPr>
+      <w:spacing w:before="100" w:beforeAutospacing="1" w:after="100" w:afterAutospacing="1" w:line="240" w:lineRule="auto"/>
+    </w:pPr>
+    <w:rPr>
+      <w:rFonts w:ascii="Times New Roman" w:eastAsia="Times New Roman" w:hAnsi="Times New Roman" w:cs="Times New Roman"/>
+      <w:sz w:val="24"/>
+      <w:szCs w:val="24"/>
+      <w:lang w:eastAsia="en-ID"/>
+    </w:rPr>
+  </w:style>
+  <w:style w:type="paragraph" w:customStyle="1" w:styleId="numbern">
+    <w:name w:val="numbern"/>
+    <w:basedOn w:val="Normal"/>
+    <w:rsid w:val="00F85BD0"/>
+    <w:pPr>
+      <w:spacing w:before="100" w:beforeAutospacing="1" w:after="100" w:afterAutospacing="1" w:line="240" w:lineRule="auto"/>
+    </w:pPr>
+    <w:rPr>
+      <w:rFonts w:ascii="Times New Roman" w:eastAsia="Times New Roman" w:hAnsi="Times New Roman" w:cs="Times New Roman"/>
+      <w:sz w:val="24"/>
+      <w:szCs w:val="24"/>
+      <w:lang w:eastAsia="en-ID"/>
+    </w:rPr>
+  </w:style>
 </w:styles>
 </file>
 
